--- a/files/个人简历.docx
+++ b/files/个人简历.docx
@@ -25,13 +25,13 @@
           <w:szCs w:val="16"/>
         </w:rPr>
         <w:drawing>
-          <wp:anchor distT="0" distB="0" distL="114300" distR="114300" simplePos="0" relativeHeight="251670528" behindDoc="1" locked="0" layoutInCell="1" allowOverlap="1" wp14:anchorId="2378CAF8" wp14:editId="0DA207DD">
+          <wp:anchor distT="0" distB="0" distL="114300" distR="114300" simplePos="0" relativeHeight="251670528" behindDoc="1" locked="0" layoutInCell="1" allowOverlap="1" wp14:anchorId="2378CAF8" wp14:editId="43426E76">
             <wp:simplePos x="0" y="0"/>
             <wp:positionH relativeFrom="column">
-              <wp:posOffset>6323588</wp:posOffset>
+              <wp:posOffset>6195483</wp:posOffset>
             </wp:positionH>
             <wp:positionV relativeFrom="paragraph">
-              <wp:posOffset>-170815</wp:posOffset>
+              <wp:posOffset>-170186</wp:posOffset>
             </wp:positionV>
             <wp:extent cx="852799" cy="1138766"/>
             <wp:effectExtent l="0" t="0" r="5080" b="4445"/>

--- a/files/个人简历.docx
+++ b/files/个人简历.docx
@@ -4,6 +4,9 @@
   <w:body>
     <w:p>
       <w:pPr>
+        <w:tabs>
+          <w:tab w:val="left" w:pos="2552"/>
+        </w:tabs>
         <w:jc w:val="center"/>
         <w:rPr>
           <w:rFonts w:ascii="Times New Roman" w:eastAsia="KaiTi" w:hAnsi="Times New Roman" w:cs="Times New Roman"/>
@@ -25,16 +28,16 @@
           <w:szCs w:val="16"/>
         </w:rPr>
         <w:drawing>
-          <wp:anchor distT="0" distB="0" distL="114300" distR="114300" simplePos="0" relativeHeight="251670528" behindDoc="1" locked="0" layoutInCell="1" allowOverlap="1" wp14:anchorId="2378CAF8" wp14:editId="43426E76">
+          <wp:anchor distT="0" distB="0" distL="114300" distR="114300" simplePos="0" relativeHeight="251670528" behindDoc="1" locked="0" layoutInCell="1" allowOverlap="1" wp14:anchorId="2378CAF8" wp14:editId="2A326C21">
             <wp:simplePos x="0" y="0"/>
             <wp:positionH relativeFrom="column">
-              <wp:posOffset>6195483</wp:posOffset>
+              <wp:posOffset>6207973</wp:posOffset>
             </wp:positionH>
             <wp:positionV relativeFrom="paragraph">
-              <wp:posOffset>-170186</wp:posOffset>
+              <wp:posOffset>-128359</wp:posOffset>
             </wp:positionV>
-            <wp:extent cx="852799" cy="1138766"/>
-            <wp:effectExtent l="0" t="0" r="5080" b="4445"/>
+            <wp:extent cx="844148" cy="1127214"/>
+            <wp:effectExtent l="0" t="0" r="0" b="0"/>
             <wp:wrapNone/>
             <wp:docPr id="1577912759" name="图片 9"/>
             <wp:cNvGraphicFramePr>
@@ -62,7 +65,7 @@
                   <pic:spPr>
                     <a:xfrm>
                       <a:off x="0" y="0"/>
-                      <a:ext cx="852799" cy="1138766"/>
+                      <a:ext cx="845599" cy="1129152"/>
                     </a:xfrm>
                     <a:prstGeom prst="rect">
                       <a:avLst/>
@@ -237,7 +240,29 @@
           <w:sz w:val="18"/>
           <w:szCs w:val="16"/>
         </w:rPr>
-        <w:t>邮箱：</w:t>
+        <w:t>E-ma</w:t>
+      </w:r>
+      <w:r>
+        <w:rPr>
+          <w:rFonts w:ascii="Times New Roman" w:eastAsia="KaiTi" w:hAnsi="Times New Roman" w:cs="Times New Roman" w:hint="eastAsia"/>
+          <w:b/>
+          <w:bCs/>
+          <w:spacing w:val="-4"/>
+          <w:sz w:val="18"/>
+          <w:szCs w:val="16"/>
+        </w:rPr>
+        <w:t>i</w:t>
+      </w:r>
+      <w:r>
+        <w:rPr>
+          <w:rFonts w:ascii="Times New Roman" w:eastAsia="KaiTi" w:hAnsi="Times New Roman" w:cs="Times New Roman" w:hint="eastAsia"/>
+          <w:b/>
+          <w:bCs/>
+          <w:spacing w:val="-4"/>
+          <w:sz w:val="18"/>
+          <w:szCs w:val="16"/>
+        </w:rPr>
+        <w:t xml:space="preserve">l: </w:t>
       </w:r>
       <w:hyperlink r:id="rId10" w:history="1">
         <w:r>
@@ -291,22 +316,22 @@
           <w:rFonts w:ascii="Times New Roman" w:eastAsia="KaiTi" w:hAnsi="Times New Roman" w:cs="Times New Roman"/>
           <w:b/>
           <w:bCs/>
+          <w:spacing w:val="-4"/>
+          <w:sz w:val="18"/>
+          <w:szCs w:val="16"/>
+        </w:rPr>
+        <w:t>Homepage</w:t>
+      </w:r>
+      <w:r>
+        <w:rPr>
+          <w:rFonts w:ascii="Times New Roman" w:eastAsia="KaiTi" w:hAnsi="Times New Roman" w:cs="Times New Roman" w:hint="eastAsia"/>
+          <w:b/>
+          <w:bCs/>
           <w:spacing w:val="-12"/>
           <w:sz w:val="18"/>
           <w:szCs w:val="16"/>
         </w:rPr>
-        <w:t>Profile</w:t>
-      </w:r>
-      <w:r>
-        <w:rPr>
-          <w:rFonts w:ascii="Times New Roman" w:eastAsia="KaiTi" w:hAnsi="Times New Roman" w:cs="Times New Roman" w:hint="eastAsia"/>
-          <w:b/>
-          <w:bCs/>
-          <w:spacing w:val="-12"/>
-          <w:sz w:val="18"/>
-          <w:szCs w:val="16"/>
-        </w:rPr>
-        <w:t>：</w:t>
+        <w:t xml:space="preserve">: </w:t>
       </w:r>
       <w:hyperlink r:id="rId11" w:history="1">
         <w:r>
@@ -1527,25 +1552,7 @@
           <w:sz w:val="20"/>
           <w:szCs w:val="20"/>
         </w:rPr>
-        <w:t>队长、负责编程</w:t>
-      </w:r>
-      <w:r>
-        <w:rPr>
-          <w:rFonts w:ascii="Times New Roman" w:eastAsia="KaiTi" w:hAnsi="Times New Roman" w:cs="Times New Roman" w:hint="eastAsia"/>
-          <w:spacing w:val="-4"/>
-          <w:sz w:val="20"/>
-          <w:szCs w:val="20"/>
-        </w:rPr>
-        <w:t>求解</w:t>
-      </w:r>
-      <w:r>
-        <w:rPr>
-          <w:rFonts w:ascii="Times New Roman" w:eastAsia="KaiTi" w:hAnsi="Times New Roman" w:cs="Times New Roman" w:hint="eastAsia"/>
-          <w:spacing w:val="-4"/>
-          <w:sz w:val="20"/>
-          <w:szCs w:val="20"/>
-        </w:rPr>
-        <w:t>与部分论文写作</w:t>
+        <w:t>队长</w:t>
       </w:r>
       <w:r>
         <w:rPr>
@@ -4006,47 +4013,14 @@
       </w:r>
       <w:r>
         <w:rPr>
-          <w:rFonts w:ascii="Times New Roman" w:eastAsia="KaiTi" w:hAnsi="Times New Roman" w:cs="Times New Roman" w:hint="eastAsia"/>
-          <w:b/>
-          <w:bCs/>
-          <w:spacing w:val="-4"/>
-          <w:sz w:val="20"/>
-          <w:szCs w:val="20"/>
-        </w:rPr>
-        <w:t>U</w:t>
-      </w:r>
-      <w:r>
-        <w:rPr>
-          <w:rFonts w:ascii="Times New Roman" w:eastAsia="KaiTi" w:hAnsi="Times New Roman" w:cs="Times New Roman"/>
-          <w:b/>
-          <w:bCs/>
-          <w:spacing w:val="-4"/>
-          <w:sz w:val="20"/>
-          <w:szCs w:val="20"/>
-        </w:rPr>
-        <w:t xml:space="preserve">nder </w:t>
-      </w:r>
-      <w:r>
-        <w:rPr>
-          <w:rFonts w:ascii="Times New Roman" w:eastAsia="KaiTi" w:hAnsi="Times New Roman" w:cs="Times New Roman" w:hint="eastAsia"/>
-          <w:b/>
-          <w:bCs/>
-          <w:spacing w:val="-4"/>
-          <w:sz w:val="20"/>
-          <w:szCs w:val="20"/>
-        </w:rPr>
-        <w:t>R</w:t>
-      </w:r>
-      <w:r>
-        <w:rPr>
-          <w:rFonts w:ascii="Times New Roman" w:eastAsia="KaiTi" w:hAnsi="Times New Roman" w:cs="Times New Roman"/>
-          <w:b/>
-          <w:bCs/>
-          <w:spacing w:val="-4"/>
-          <w:sz w:val="20"/>
-          <w:szCs w:val="20"/>
-        </w:rPr>
-        <w:t>eview</w:t>
+          <w:rFonts w:ascii="Times New Roman" w:eastAsia="KaiTi" w:hAnsi="Times New Roman" w:cs="Times New Roman"/>
+          <w:b/>
+          <w:bCs/>
+          <w:spacing w:val="-4"/>
+          <w:sz w:val="20"/>
+          <w:szCs w:val="20"/>
+        </w:rPr>
+        <w:t>Major Revision</w:t>
       </w:r>
     </w:p>
     <w:p>
@@ -4435,7 +4409,7 @@
     <w:p>
       <w:pPr>
         <w:spacing w:line="280" w:lineRule="exact"/>
-        <w:ind w:left="5460" w:firstLine="420"/>
+        <w:ind w:left="5880" w:firstLine="420"/>
         <w:rPr>
           <w:rFonts w:ascii="Times New Roman" w:eastAsia="KaiTi" w:hAnsi="Times New Roman" w:cs="Times New Roman"/>
           <w:b/>
@@ -5362,6 +5336,8 @@
         <w:r>
           <w:rPr>
             <w:rStyle w:val="ab"/>
+            <w:b/>
+            <w:bCs/>
           </w:rPr>
           <w:t>https://aizero.xieeix.live/</w:t>
         </w:r>

--- a/files/个人简历.docx
+++ b/files/个人简历.docx
@@ -19,27 +19,26 @@
       </w:pPr>
       <w:r>
         <w:rPr>
-          <w:rFonts w:ascii="Times New Roman" w:eastAsia="KaiTi" w:hAnsi="Times New Roman" w:cs="Times New Roman"/>
+          <w:rFonts w:ascii="Times New Roman" w:eastAsia="KaiTi" w:hAnsi="Times New Roman" w:cs="Times New Roman" w:hint="eastAsia"/>
           <w:b/>
           <w:bCs/>
           <w:noProof/>
-          <w:spacing w:val="-4"/>
-          <w:sz w:val="18"/>
-          <w:szCs w:val="16"/>
+          <w:sz w:val="36"/>
+          <w:szCs w:val="40"/>
         </w:rPr>
         <w:drawing>
-          <wp:anchor distT="0" distB="0" distL="114300" distR="114300" simplePos="0" relativeHeight="251670528" behindDoc="1" locked="0" layoutInCell="1" allowOverlap="1" wp14:anchorId="2378CAF8" wp14:editId="2A326C21">
+          <wp:anchor distT="0" distB="0" distL="114300" distR="114300" simplePos="0" relativeHeight="251667456" behindDoc="0" locked="0" layoutInCell="1" allowOverlap="1" wp14:anchorId="49203E42" wp14:editId="7C827FC1">
             <wp:simplePos x="0" y="0"/>
             <wp:positionH relativeFrom="column">
-              <wp:posOffset>6207973</wp:posOffset>
+              <wp:posOffset>6166485</wp:posOffset>
             </wp:positionH>
             <wp:positionV relativeFrom="paragraph">
-              <wp:posOffset>-128359</wp:posOffset>
+              <wp:posOffset>-190954</wp:posOffset>
             </wp:positionV>
-            <wp:extent cx="844148" cy="1127214"/>
+            <wp:extent cx="877078" cy="1171118"/>
             <wp:effectExtent l="0" t="0" r="0" b="0"/>
             <wp:wrapNone/>
-            <wp:docPr id="1577912759" name="图片 9"/>
+            <wp:docPr id="131586946" name="图片 8"/>
             <wp:cNvGraphicFramePr>
               <a:graphicFrameLocks xmlns:a="http://schemas.openxmlformats.org/drawingml/2006/main" noChangeAspect="1"/>
             </wp:cNvGraphicFramePr>
@@ -47,25 +46,19 @@
               <a:graphicData uri="http://schemas.openxmlformats.org/drawingml/2006/picture">
                 <pic:pic xmlns:pic="http://schemas.openxmlformats.org/drawingml/2006/picture">
                   <pic:nvPicPr>
-                    <pic:cNvPr id="1577912759" name="图片 1577912759"/>
+                    <pic:cNvPr id="131586946" name="图片 131586946"/>
                     <pic:cNvPicPr/>
                   </pic:nvPicPr>
                   <pic:blipFill>
-                    <a:blip r:embed="rId9" cstate="print">
-                      <a:extLst>
-                        <a:ext uri="{28A0092B-C50C-407E-A947-70E740481C1C}">
-                          <a14:useLocalDpi xmlns:a14="http://schemas.microsoft.com/office/drawing/2010/main" val="0"/>
-                        </a:ext>
-                      </a:extLst>
-                    </a:blip>
+                    <a:blip r:embed="rId9"/>
                     <a:stretch>
                       <a:fillRect/>
                     </a:stretch>
                   </pic:blipFill>
                   <pic:spPr>
-                    <a:xfrm>
+                    <a:xfrm flipH="1">
                       <a:off x="0" y="0"/>
-                      <a:ext cx="845599" cy="1129152"/>
+                      <a:ext cx="877078" cy="1171118"/>
                     </a:xfrm>
                     <a:prstGeom prst="rect">
                       <a:avLst/>
@@ -1021,7 +1014,13 @@
         <w:rPr>
           <w:rFonts w:hint="eastAsia"/>
         </w:rPr>
-        <w:t>，虚拟现实</w:t>
+        <w:t>、</w:t>
+      </w:r>
+      <w:r>
+        <w:rPr>
+          <w:rFonts w:hint="eastAsia"/>
+        </w:rPr>
+        <w:t>虚拟现实</w:t>
       </w:r>
       <w:r>
         <w:rPr>
@@ -1033,7 +1032,7 @@
         <w:rPr>
           <w:rFonts w:hint="eastAsia"/>
         </w:rPr>
-        <w:t>.</w:t>
+        <w:t>。</w:t>
       </w:r>
     </w:p>
     <w:p>
@@ -1175,7 +1174,7 @@
         <mc:AlternateContent>
           <mc:Choice Requires="wps">
             <w:drawing>
-              <wp:anchor distT="0" distB="0" distL="114300" distR="114300" simplePos="0" relativeHeight="251664384" behindDoc="0" locked="0" layoutInCell="1" allowOverlap="1" wp14:anchorId="7647200A" wp14:editId="3BFE6A9D">
+              <wp:anchor distT="0" distB="0" distL="114300" distR="114300" simplePos="0" relativeHeight="251664384" behindDoc="0" locked="0" layoutInCell="1" allowOverlap="1" wp14:anchorId="7647200A" wp14:editId="2B4944F7">
                 <wp:simplePos x="0" y="0"/>
                 <wp:positionH relativeFrom="margin">
                   <wp:posOffset>-106045</wp:posOffset>
@@ -1238,7 +1237,7 @@
           </mc:Choice>
           <mc:Fallback>
             <w:pict>
-              <v:line w14:anchorId="37D79DC6" id="直接连接符 3" o:spid="_x0000_s1026" style="position:absolute;z-index:251664384;visibility:visible;mso-wrap-style:square;mso-wrap-distance-left:9pt;mso-wrap-distance-top:0;mso-wrap-distance-right:9pt;mso-wrap-distance-bottom:0;mso-position-horizontal:absolute;mso-position-horizontal-relative:margin;mso-position-vertical:absolute;mso-position-vertical-relative:text" from="-8.35pt,.1pt" to="554.7pt,.1pt" o:gfxdata="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" strokecolor="#8a5248" strokeweight="2pt">
+              <v:line w14:anchorId="00873A18" id="直接连接符 3" o:spid="_x0000_s1026" style="position:absolute;z-index:251664384;visibility:visible;mso-wrap-style:square;mso-wrap-distance-left:9pt;mso-wrap-distance-top:0;mso-wrap-distance-right:9pt;mso-wrap-distance-bottom:0;mso-position-horizontal:absolute;mso-position-horizontal-relative:margin;mso-position-vertical:absolute;mso-position-vertical-relative:text" from="-8.35pt,.1pt" to="554.7pt,.1pt" o:gfxdata="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" strokecolor="#8a5248" strokeweight="2pt">
                 <v:stroke joinstyle="miter"/>
                 <v:shadow on="t" color="black" opacity="15073f" origin=",.5" offset="0,.55556mm"/>
                 <w10:wrap anchorx="margin"/>
@@ -8737,10 +8736,6 @@
 </file>
 
 <file path=customXml/item1.xml><?xml version="1.0" encoding="utf-8"?>
-<b:Sources xmlns:b="http://schemas.openxmlformats.org/officeDocument/2006/bibliography" xmlns="http://schemas.openxmlformats.org/officeDocument/2006/bibliography" SelectedStyle="\APASixthEditionOfficeOnline.xsl" StyleName="APA" Version="6"/>
-</file>
-
-<file path=customXml/item2.xml><?xml version="1.0" encoding="utf-8"?>
 <s:customData xmlns="http://www.wps.cn/officeDocument/2013/wpsCustomData" xmlns:s="http://www.wps.cn/officeDocument/2013/wpsCustomData">
   <customSectProps/>
   <customShpExts>
@@ -8749,18 +8744,22 @@
 </s:customData>
 </file>
 
+<file path=customXml/item2.xml><?xml version="1.0" encoding="utf-8"?>
+<b:Sources xmlns:b="http://schemas.openxmlformats.org/officeDocument/2006/bibliography" xmlns="http://schemas.openxmlformats.org/officeDocument/2006/bibliography" SelectedStyle="\APASixthEditionOfficeOnline.xsl" StyleName="APA" Version="6"/>
+</file>
+
 <file path=customXml/itemProps1.xml><?xml version="1.0" encoding="utf-8"?>
+<ds:datastoreItem xmlns:ds="http://schemas.openxmlformats.org/officeDocument/2006/customXml" ds:itemID="{B1977F7D-205B-4081-913C-38D41E755F92}">
+  <ds:schemaRefs>
+    <ds:schemaRef ds:uri="http://www.wps.cn/officeDocument/2013/wpsCustomData"/>
+  </ds:schemaRefs>
+</ds:datastoreItem>
+</file>
+
+<file path=customXml/itemProps2.xml><?xml version="1.0" encoding="utf-8"?>
 <ds:datastoreItem xmlns:ds="http://schemas.openxmlformats.org/officeDocument/2006/customXml" ds:itemID="{FE1687BF-DFA8-43A9-8425-D6A1F110B51C}">
   <ds:schemaRefs>
     <ds:schemaRef ds:uri="http://schemas.openxmlformats.org/officeDocument/2006/bibliography"/>
   </ds:schemaRefs>
 </ds:datastoreItem>
-</file>
-
-<file path=customXml/itemProps2.xml><?xml version="1.0" encoding="utf-8"?>
-<ds:datastoreItem xmlns:ds="http://schemas.openxmlformats.org/officeDocument/2006/customXml" ds:itemID="{B1977F7D-205B-4081-913C-38D41E755F92}">
-  <ds:schemaRefs>
-    <ds:schemaRef ds:uri="http://www.wps.cn/officeDocument/2013/wpsCustomData"/>
-  </ds:schemaRefs>
-</ds:datastoreItem>
 </file>
--- a/files/个人简历.docx
+++ b/files/个人简历.docx
@@ -3881,7 +3881,7 @@
     <w:p>
       <w:pPr>
         <w:spacing w:line="300" w:lineRule="exact"/>
-        <w:ind w:left="7560" w:firstLineChars="300" w:firstLine="578"/>
+        <w:ind w:left="7560"/>
         <w:rPr>
           <w:rFonts w:ascii="Times New Roman" w:eastAsia="KaiTi" w:hAnsi="Times New Roman" w:cs="Times New Roman"/>
           <w:spacing w:val="-4"/>
@@ -4019,7 +4019,7 @@
           <w:sz w:val="20"/>
           <w:szCs w:val="20"/>
         </w:rPr>
-        <w:t>Major Revision</w:t>
+        <w:t>Revised version review</w:t>
       </w:r>
     </w:p>
     <w:p>

--- a/files/个人简历.docx
+++ b/files/个人简历.docx
@@ -1,6 +1,6 @@
 
 <file path=word/document.xml><?xml version="1.0" encoding="utf-8"?>
-<w:document xmlns:wpc="http://schemas.microsoft.com/office/word/2010/wordprocessingCanvas" xmlns:cx="http://schemas.microsoft.com/office/drawing/2014/chartex" xmlns:cx1="http://schemas.microsoft.com/office/drawing/2015/9/8/chartex" xmlns:cx2="http://schemas.microsoft.com/office/drawing/2015/10/21/chartex" xmlns:cx3="http://schemas.microsoft.com/office/drawing/2016/5/9/chartex" xmlns:cx4="http://schemas.microsoft.com/office/drawing/2016/5/10/chartex" xmlns:cx5="http://schemas.microsoft.com/office/drawing/2016/5/11/chartex" xmlns:cx6="http://schemas.microsoft.com/office/drawing/2016/5/12/chartex" xmlns:cx7="http://schemas.microsoft.com/office/drawing/2016/5/13/chartex" xmlns:cx8="http://schemas.microsoft.com/office/drawing/2016/5/14/chartex" xmlns:mc="http://schemas.openxmlformats.org/markup-compatibility/2006" xmlns:aink="http://schemas.microsoft.com/office/drawing/2016/ink" xmlns:am3d="http://schemas.microsoft.com/office/drawing/2017/model3d" xmlns:o="urn:schemas-microsoft-com:office:office" xmlns:oel="http://schemas.microsoft.com/office/2019/extlst" xmlns:r="http://schemas.openxmlformats.org/officeDocument/2006/relationships" xmlns:m="http://schemas.openxmlformats.org/officeDocument/2006/math" xmlns:v="urn:schemas-microsoft-com:vml" xmlns:wp14="http://schemas.microsoft.com/office/word/2010/wordprocessingDrawing" xmlns:wp="http://schemas.openxmlformats.org/drawingml/2006/wordprocessingDrawing" xmlns:w10="urn:schemas-microsoft-com:office:word" xmlns:w="http://schemas.openxmlformats.org/wordprocessingml/2006/main" xmlns:w14="http://schemas.microsoft.com/office/word/2010/wordml" xmlns:w15="http://schemas.microsoft.com/office/word/2012/wordml" xmlns:w16cex="http://schemas.microsoft.com/office/word/2018/wordml/cex" xmlns:w16cid="http://schemas.microsoft.com/office/word/2016/wordml/cid" xmlns:w16="http://schemas.microsoft.com/office/word/2018/wordml" xmlns:w16du="http://schemas.microsoft.com/office/word/2023/wordml/word16du" xmlns:w16sdtdh="http://schemas.microsoft.com/office/word/2020/wordml/sdtdatahash" xmlns:w16sdtfl="http://schemas.microsoft.com/office/word/2024/wordml/sdtformatlock" xmlns:w16se="http://schemas.microsoft.com/office/word/2015/wordml/symex" xmlns:wpg="http://schemas.microsoft.com/office/word/2010/wordprocessingGroup" xmlns:wpi="http://schemas.microsoft.com/office/word/2010/wordprocessingInk" xmlns:wne="http://schemas.microsoft.com/office/word/2006/wordml" xmlns:wps="http://schemas.microsoft.com/office/word/2010/wordprocessingShape" mc:Ignorable="w14 w15 w16se w16cid w16 w16cex w16sdtdh w16sdtfl w16du wp14">
+<w:document xmlns:wpc="http://schemas.microsoft.com/office/word/2010/wordprocessingCanvas" xmlns:cx="http://schemas.microsoft.com/office/drawing/2014/chartex" xmlns:cx1="http://schemas.microsoft.com/office/drawing/2015/9/8/chartex" xmlns:cx2="http://schemas.microsoft.com/office/drawing/2015/10/21/chartex" xmlns:cx3="http://schemas.microsoft.com/office/drawing/2016/5/9/chartex" xmlns:cx4="http://schemas.microsoft.com/office/drawing/2016/5/10/chartex" xmlns:cx5="http://schemas.microsoft.com/office/drawing/2016/5/11/chartex" xmlns:cx6="http://schemas.microsoft.com/office/drawing/2016/5/12/chartex" xmlns:cx7="http://schemas.microsoft.com/office/drawing/2016/5/13/chartex" xmlns:cx8="http://schemas.microsoft.com/office/drawing/2016/5/14/chartex" xmlns:mc="http://schemas.openxmlformats.org/markup-compatibility/2006" xmlns:aink="http://schemas.microsoft.com/office/drawing/2016/ink" xmlns:am3d="http://schemas.microsoft.com/office/drawing/2017/model3d" xmlns:o="urn:schemas-microsoft-com:office:office" xmlns:oel="http://schemas.microsoft.com/office/2019/extlst" xmlns:r="http://schemas.openxmlformats.org/officeDocument/2006/relationships" xmlns:m="http://schemas.openxmlformats.org/officeDocument/2006/math" xmlns:v="urn:schemas-microsoft-com:vml" xmlns:wp14="http://schemas.microsoft.com/office/word/2010/wordprocessingDrawing" xmlns:wp="http://schemas.openxmlformats.org/drawingml/2006/wordprocessingDrawing" xmlns:w10="urn:schemas-microsoft-com:office:word" xmlns:w="http://schemas.openxmlformats.org/wordprocessingml/2006/main" xmlns:w14="http://schemas.microsoft.com/office/word/2010/wordml" xmlns:w15="http://schemas.microsoft.com/office/word/2012/wordml" xmlns:w16cei="http://schemas.microsoft.com/office/word/2026/wordml/cei" xmlns:w16cex="http://schemas.microsoft.com/office/word/2018/wordml/cex" xmlns:w16cid="http://schemas.microsoft.com/office/word/2016/wordml/cid" xmlns:w16="http://schemas.microsoft.com/office/word/2018/wordml" xmlns:w16du="http://schemas.microsoft.com/office/word/2023/wordml/word16du" xmlns:w16sdtdh="http://schemas.microsoft.com/office/word/2020/wordml/sdtdatahash" xmlns:w16sdtfl="http://schemas.microsoft.com/office/word/2024/wordml/sdtformatlock" xmlns:w16se="http://schemas.microsoft.com/office/word/2015/wordml/symex" xmlns:wpg="http://schemas.microsoft.com/office/word/2010/wordprocessingGroup" xmlns:wpi="http://schemas.microsoft.com/office/word/2010/wordprocessingInk" xmlns:wne="http://schemas.microsoft.com/office/word/2006/wordml" xmlns:wps="http://schemas.microsoft.com/office/word/2010/wordprocessingShape" mc:Ignorable="w14 w15 w16se w16cid w16 w16cex w16sdtdh w16sdtfl w16du wp14">
   <w:body>
     <w:p>
       <w:pPr>
@@ -3881,24 +3881,24 @@
     <w:p>
       <w:pPr>
         <w:spacing w:line="300" w:lineRule="exact"/>
-        <w:ind w:left="7560"/>
-        <w:rPr>
-          <w:rFonts w:ascii="Times New Roman" w:eastAsia="KaiTi" w:hAnsi="Times New Roman" w:cs="Times New Roman"/>
-          <w:spacing w:val="-4"/>
-          <w:sz w:val="20"/>
-          <w:szCs w:val="20"/>
-        </w:rPr>
-      </w:pPr>
-      <w:r>
-        <w:rPr>
-          <w:rFonts w:ascii="Times New Roman" w:eastAsia="KaiTi" w:hAnsi="Times New Roman" w:cs="Times New Roman"/>
-          <w:b/>
-          <w:bCs/>
-          <w:spacing w:val="-4"/>
-          <w:sz w:val="20"/>
-          <w:szCs w:val="20"/>
-        </w:rPr>
-        <w:t>——</w:t>
+        <w:ind w:left="8400" w:firstLine="420"/>
+        <w:rPr>
+          <w:rFonts w:ascii="Times New Roman" w:eastAsia="KaiTi" w:hAnsi="Times New Roman" w:cs="Times New Roman"/>
+          <w:spacing w:val="-4"/>
+          <w:sz w:val="20"/>
+          <w:szCs w:val="20"/>
+        </w:rPr>
+      </w:pPr>
+      <w:r>
+        <w:rPr>
+          <w:rFonts w:ascii="Times New Roman" w:eastAsia="KaiTi" w:hAnsi="Times New Roman" w:cs="Times New Roman"/>
+          <w:b/>
+          <w:bCs/>
+          <w:spacing w:val="-4"/>
+          <w:sz w:val="20"/>
+          <w:szCs w:val="20"/>
+        </w:rPr>
+        <w:t>—</w:t>
       </w:r>
       <w:r>
         <w:rPr>
@@ -4008,18 +4008,18 @@
           <w:sz w:val="20"/>
           <w:szCs w:val="20"/>
         </w:rPr>
-        <w:t xml:space="preserve"> </w:t>
-      </w:r>
-      <w:r>
-        <w:rPr>
-          <w:rFonts w:ascii="Times New Roman" w:eastAsia="KaiTi" w:hAnsi="Times New Roman" w:cs="Times New Roman"/>
-          <w:b/>
-          <w:bCs/>
-          <w:spacing w:val="-4"/>
-          <w:sz w:val="20"/>
-          <w:szCs w:val="20"/>
-        </w:rPr>
-        <w:t>Revised version review</w:t>
+        <w:t xml:space="preserve"> A</w:t>
+      </w:r>
+      <w:r>
+        <w:rPr>
+          <w:rFonts w:ascii="Times New Roman" w:eastAsia="KaiTi" w:hAnsi="Times New Roman" w:cs="Times New Roman"/>
+          <w:b/>
+          <w:bCs/>
+          <w:spacing w:val="-4"/>
+          <w:sz w:val="20"/>
+          <w:szCs w:val="20"/>
+        </w:rPr>
+        <w:t>ccepted</w:t>
       </w:r>
     </w:p>
     <w:p>
@@ -6223,7 +6223,7 @@
 </file>
 
 <file path=word/endnotes.xml><?xml version="1.0" encoding="utf-8"?>
-<w:endnotes xmlns:wpc="http://schemas.microsoft.com/office/word/2010/wordprocessingCanvas" xmlns:cx="http://schemas.microsoft.com/office/drawing/2014/chartex" xmlns:cx1="http://schemas.microsoft.com/office/drawing/2015/9/8/chartex" xmlns:cx2="http://schemas.microsoft.com/office/drawing/2015/10/21/chartex" xmlns:cx3="http://schemas.microsoft.com/office/drawing/2016/5/9/chartex" xmlns:cx4="http://schemas.microsoft.com/office/drawing/2016/5/10/chartex" xmlns:cx5="http://schemas.microsoft.com/office/drawing/2016/5/11/chartex" xmlns:cx6="http://schemas.microsoft.com/office/drawing/2016/5/12/chartex" xmlns:cx7="http://schemas.microsoft.com/office/drawing/2016/5/13/chartex" xmlns:cx8="http://schemas.microsoft.com/office/drawing/2016/5/14/chartex" xmlns:mc="http://schemas.openxmlformats.org/markup-compatibility/2006" xmlns:aink="http://schemas.microsoft.com/office/drawing/2016/ink" xmlns:am3d="http://schemas.microsoft.com/office/drawing/2017/model3d" xmlns:o="urn:schemas-microsoft-com:office:office" xmlns:oel="http://schemas.microsoft.com/office/2019/extlst" xmlns:r="http://schemas.openxmlformats.org/officeDocument/2006/relationships" xmlns:m="http://schemas.openxmlformats.org/officeDocument/2006/math" xmlns:v="urn:schemas-microsoft-com:vml" xmlns:wp14="http://schemas.microsoft.com/office/word/2010/wordprocessingDrawing" xmlns:wp="http://schemas.openxmlformats.org/drawingml/2006/wordprocessingDrawing" xmlns:w10="urn:schemas-microsoft-com:office:word" xmlns:w="http://schemas.openxmlformats.org/wordprocessingml/2006/main" xmlns:w14="http://schemas.microsoft.com/office/word/2010/wordml" xmlns:w15="http://schemas.microsoft.com/office/word/2012/wordml" xmlns:w16cex="http://schemas.microsoft.com/office/word/2018/wordml/cex" xmlns:w16cid="http://schemas.microsoft.com/office/word/2016/wordml/cid" xmlns:w16="http://schemas.microsoft.com/office/word/2018/wordml" xmlns:w16du="http://schemas.microsoft.com/office/word/2023/wordml/word16du" xmlns:w16sdtdh="http://schemas.microsoft.com/office/word/2020/wordml/sdtdatahash" xmlns:w16sdtfl="http://schemas.microsoft.com/office/word/2024/wordml/sdtformatlock" xmlns:w16se="http://schemas.microsoft.com/office/word/2015/wordml/symex" xmlns:wpg="http://schemas.microsoft.com/office/word/2010/wordprocessingGroup" xmlns:wpi="http://schemas.microsoft.com/office/word/2010/wordprocessingInk" xmlns:wne="http://schemas.microsoft.com/office/word/2006/wordml" xmlns:wps="http://schemas.microsoft.com/office/word/2010/wordprocessingShape" mc:Ignorable="w14 w15 w16se w16cid w16 w16cex w16sdtdh w16sdtfl w16du wp14">
+<w:endnotes xmlns:wpc="http://schemas.microsoft.com/office/word/2010/wordprocessingCanvas" xmlns:cx="http://schemas.microsoft.com/office/drawing/2014/chartex" xmlns:cx1="http://schemas.microsoft.com/office/drawing/2015/9/8/chartex" xmlns:cx2="http://schemas.microsoft.com/office/drawing/2015/10/21/chartex" xmlns:cx3="http://schemas.microsoft.com/office/drawing/2016/5/9/chartex" xmlns:cx4="http://schemas.microsoft.com/office/drawing/2016/5/10/chartex" xmlns:cx5="http://schemas.microsoft.com/office/drawing/2016/5/11/chartex" xmlns:cx6="http://schemas.microsoft.com/office/drawing/2016/5/12/chartex" xmlns:cx7="http://schemas.microsoft.com/office/drawing/2016/5/13/chartex" xmlns:cx8="http://schemas.microsoft.com/office/drawing/2016/5/14/chartex" xmlns:mc="http://schemas.openxmlformats.org/markup-compatibility/2006" xmlns:aink="http://schemas.microsoft.com/office/drawing/2016/ink" xmlns:am3d="http://schemas.microsoft.com/office/drawing/2017/model3d" xmlns:o="urn:schemas-microsoft-com:office:office" xmlns:oel="http://schemas.microsoft.com/office/2019/extlst" xmlns:r="http://schemas.openxmlformats.org/officeDocument/2006/relationships" xmlns:m="http://schemas.openxmlformats.org/officeDocument/2006/math" xmlns:v="urn:schemas-microsoft-com:vml" xmlns:wp14="http://schemas.microsoft.com/office/word/2010/wordprocessingDrawing" xmlns:wp="http://schemas.openxmlformats.org/drawingml/2006/wordprocessingDrawing" xmlns:w10="urn:schemas-microsoft-com:office:word" xmlns:w="http://schemas.openxmlformats.org/wordprocessingml/2006/main" xmlns:w14="http://schemas.microsoft.com/office/word/2010/wordml" xmlns:w15="http://schemas.microsoft.com/office/word/2012/wordml" xmlns:w16cei="http://schemas.microsoft.com/office/word/2026/wordml/cei" xmlns:w16cex="http://schemas.microsoft.com/office/word/2018/wordml/cex" xmlns:w16cid="http://schemas.microsoft.com/office/word/2016/wordml/cid" xmlns:w16="http://schemas.microsoft.com/office/word/2018/wordml" xmlns:w16du="http://schemas.microsoft.com/office/word/2023/wordml/word16du" xmlns:w16sdtdh="http://schemas.microsoft.com/office/word/2020/wordml/sdtdatahash" xmlns:w16sdtfl="http://schemas.microsoft.com/office/word/2024/wordml/sdtformatlock" xmlns:w16se="http://schemas.microsoft.com/office/word/2015/wordml/symex" xmlns:wpg="http://schemas.microsoft.com/office/word/2010/wordprocessingGroup" xmlns:wpi="http://schemas.microsoft.com/office/word/2010/wordprocessingInk" xmlns:wne="http://schemas.microsoft.com/office/word/2006/wordml" xmlns:wps="http://schemas.microsoft.com/office/word/2010/wordprocessingShape" mc:Ignorable="w14 w15 w16se w16cid w16 w16cex w16sdtdh w16sdtfl w16du wp14">
   <w:endnote w:type="separator" w:id="-1">
     <w:p>
       <w:pPr>
@@ -6252,7 +6252,7 @@
 </file>
 
 <file path=word/footnotes.xml><?xml version="1.0" encoding="utf-8"?>
-<w:footnotes xmlns:wpc="http://schemas.microsoft.com/office/word/2010/wordprocessingCanvas" xmlns:cx="http://schemas.microsoft.com/office/drawing/2014/chartex" xmlns:cx1="http://schemas.microsoft.com/office/drawing/2015/9/8/chartex" xmlns:cx2="http://schemas.microsoft.com/office/drawing/2015/10/21/chartex" xmlns:cx3="http://schemas.microsoft.com/office/drawing/2016/5/9/chartex" xmlns:cx4="http://schemas.microsoft.com/office/drawing/2016/5/10/chartex" xmlns:cx5="http://schemas.microsoft.com/office/drawing/2016/5/11/chartex" xmlns:cx6="http://schemas.microsoft.com/office/drawing/2016/5/12/chartex" xmlns:cx7="http://schemas.microsoft.com/office/drawing/2016/5/13/chartex" xmlns:cx8="http://schemas.microsoft.com/office/drawing/2016/5/14/chartex" xmlns:mc="http://schemas.openxmlformats.org/markup-compatibility/2006" xmlns:aink="http://schemas.microsoft.com/office/drawing/2016/ink" xmlns:am3d="http://schemas.microsoft.com/office/drawing/2017/model3d" xmlns:o="urn:schemas-microsoft-com:office:office" xmlns:oel="http://schemas.microsoft.com/office/2019/extlst" xmlns:r="http://schemas.openxmlformats.org/officeDocument/2006/relationships" xmlns:m="http://schemas.openxmlformats.org/officeDocument/2006/math" xmlns:v="urn:schemas-microsoft-com:vml" xmlns:wp14="http://schemas.microsoft.com/office/word/2010/wordprocessingDrawing" xmlns:wp="http://schemas.openxmlformats.org/drawingml/2006/wordprocessingDrawing" xmlns:w10="urn:schemas-microsoft-com:office:word" xmlns:w="http://schemas.openxmlformats.org/wordprocessingml/2006/main" xmlns:w14="http://schemas.microsoft.com/office/word/2010/wordml" xmlns:w15="http://schemas.microsoft.com/office/word/2012/wordml" xmlns:w16cex="http://schemas.microsoft.com/office/word/2018/wordml/cex" xmlns:w16cid="http://schemas.microsoft.com/office/word/2016/wordml/cid" xmlns:w16="http://schemas.microsoft.com/office/word/2018/wordml" xmlns:w16du="http://schemas.microsoft.com/office/word/2023/wordml/word16du" xmlns:w16sdtdh="http://schemas.microsoft.com/office/word/2020/wordml/sdtdatahash" xmlns:w16sdtfl="http://schemas.microsoft.com/office/word/2024/wordml/sdtformatlock" xmlns:w16se="http://schemas.microsoft.com/office/word/2015/wordml/symex" xmlns:wpg="http://schemas.microsoft.com/office/word/2010/wordprocessingGroup" xmlns:wpi="http://schemas.microsoft.com/office/word/2010/wordprocessingInk" xmlns:wne="http://schemas.microsoft.com/office/word/2006/wordml" xmlns:wps="http://schemas.microsoft.com/office/word/2010/wordprocessingShape" mc:Ignorable="w14 w15 w16se w16cid w16 w16cex w16sdtdh w16sdtfl w16du wp14">
+<w:footnotes xmlns:wpc="http://schemas.microsoft.com/office/word/2010/wordprocessingCanvas" xmlns:cx="http://schemas.microsoft.com/office/drawing/2014/chartex" xmlns:cx1="http://schemas.microsoft.com/office/drawing/2015/9/8/chartex" xmlns:cx2="http://schemas.microsoft.com/office/drawing/2015/10/21/chartex" xmlns:cx3="http://schemas.microsoft.com/office/drawing/2016/5/9/chartex" xmlns:cx4="http://schemas.microsoft.com/office/drawing/2016/5/10/chartex" xmlns:cx5="http://schemas.microsoft.com/office/drawing/2016/5/11/chartex" xmlns:cx6="http://schemas.microsoft.com/office/drawing/2016/5/12/chartex" xmlns:cx7="http://schemas.microsoft.com/office/drawing/2016/5/13/chartex" xmlns:cx8="http://schemas.microsoft.com/office/drawing/2016/5/14/chartex" xmlns:mc="http://schemas.openxmlformats.org/markup-compatibility/2006" xmlns:aink="http://schemas.microsoft.com/office/drawing/2016/ink" xmlns:am3d="http://schemas.microsoft.com/office/drawing/2017/model3d" xmlns:o="urn:schemas-microsoft-com:office:office" xmlns:oel="http://schemas.microsoft.com/office/2019/extlst" xmlns:r="http://schemas.openxmlformats.org/officeDocument/2006/relationships" xmlns:m="http://schemas.openxmlformats.org/officeDocument/2006/math" xmlns:v="urn:schemas-microsoft-com:vml" xmlns:wp14="http://schemas.microsoft.com/office/word/2010/wordprocessingDrawing" xmlns:wp="http://schemas.openxmlformats.org/drawingml/2006/wordprocessingDrawing" xmlns:w10="urn:schemas-microsoft-com:office:word" xmlns:w="http://schemas.openxmlformats.org/wordprocessingml/2006/main" xmlns:w14="http://schemas.microsoft.com/office/word/2010/wordml" xmlns:w15="http://schemas.microsoft.com/office/word/2012/wordml" xmlns:w16cei="http://schemas.microsoft.com/office/word/2026/wordml/cei" xmlns:w16cex="http://schemas.microsoft.com/office/word/2018/wordml/cex" xmlns:w16cid="http://schemas.microsoft.com/office/word/2016/wordml/cid" xmlns:w16="http://schemas.microsoft.com/office/word/2018/wordml" xmlns:w16du="http://schemas.microsoft.com/office/word/2023/wordml/word16du" xmlns:w16sdtdh="http://schemas.microsoft.com/office/word/2020/wordml/sdtdatahash" xmlns:w16sdtfl="http://schemas.microsoft.com/office/word/2024/wordml/sdtformatlock" xmlns:w16se="http://schemas.microsoft.com/office/word/2015/wordml/symex" xmlns:wpg="http://schemas.microsoft.com/office/word/2010/wordprocessingGroup" xmlns:wpi="http://schemas.microsoft.com/office/word/2010/wordprocessingInk" xmlns:wne="http://schemas.microsoft.com/office/word/2006/wordml" xmlns:wps="http://schemas.microsoft.com/office/word/2010/wordprocessingShape" mc:Ignorable="w14 w15 w16se w16cid w16 w16cex w16sdtdh w16sdtfl w16du wp14">
   <w:footnote w:type="separator" w:id="-1">
     <w:p>
       <w:pPr>
@@ -6281,7 +6281,7 @@
 </file>
 
 <file path=word/numbering.xml><?xml version="1.0" encoding="utf-8"?>
-<w:numbering xmlns:wpc="http://schemas.microsoft.com/office/word/2010/wordprocessingCanvas" xmlns:cx="http://schemas.microsoft.com/office/drawing/2014/chartex" xmlns:cx1="http://schemas.microsoft.com/office/drawing/2015/9/8/chartex" xmlns:cx2="http://schemas.microsoft.com/office/drawing/2015/10/21/chartex" xmlns:cx3="http://schemas.microsoft.com/office/drawing/2016/5/9/chartex" xmlns:cx4="http://schemas.microsoft.com/office/drawing/2016/5/10/chartex" xmlns:cx5="http://schemas.microsoft.com/office/drawing/2016/5/11/chartex" xmlns:cx6="http://schemas.microsoft.com/office/drawing/2016/5/12/chartex" xmlns:cx7="http://schemas.microsoft.com/office/drawing/2016/5/13/chartex" xmlns:cx8="http://schemas.microsoft.com/office/drawing/2016/5/14/chartex" xmlns:mc="http://schemas.openxmlformats.org/markup-compatibility/2006" xmlns:aink="http://schemas.microsoft.com/office/drawing/2016/ink" xmlns:am3d="http://schemas.microsoft.com/office/drawing/2017/model3d" xmlns:o="urn:schemas-microsoft-com:office:office" xmlns:oel="http://schemas.microsoft.com/office/2019/extlst" xmlns:r="http://schemas.openxmlformats.org/officeDocument/2006/relationships" xmlns:m="http://schemas.openxmlformats.org/officeDocument/2006/math" xmlns:v="urn:schemas-microsoft-com:vml" xmlns:wp14="http://schemas.microsoft.com/office/word/2010/wordprocessingDrawing" xmlns:wp="http://schemas.openxmlformats.org/drawingml/2006/wordprocessingDrawing" xmlns:w10="urn:schemas-microsoft-com:office:word" xmlns:w="http://schemas.openxmlformats.org/wordprocessingml/2006/main" xmlns:w14="http://schemas.microsoft.com/office/word/2010/wordml" xmlns:w15="http://schemas.microsoft.com/office/word/2012/wordml" xmlns:w16cex="http://schemas.microsoft.com/office/word/2018/wordml/cex" xmlns:w16cid="http://schemas.microsoft.com/office/word/2016/wordml/cid" xmlns:w16="http://schemas.microsoft.com/office/word/2018/wordml" xmlns:w16du="http://schemas.microsoft.com/office/word/2023/wordml/word16du" xmlns:w16sdtdh="http://schemas.microsoft.com/office/word/2020/wordml/sdtdatahash" xmlns:w16sdtfl="http://schemas.microsoft.com/office/word/2024/wordml/sdtformatlock" xmlns:w16se="http://schemas.microsoft.com/office/word/2015/wordml/symex" xmlns:wpg="http://schemas.microsoft.com/office/word/2010/wordprocessingGroup" xmlns:wpi="http://schemas.microsoft.com/office/word/2010/wordprocessingInk" xmlns:wne="http://schemas.microsoft.com/office/word/2006/wordml" xmlns:wps="http://schemas.microsoft.com/office/word/2010/wordprocessingShape" mc:Ignorable="w14 w15 w16se w16cid w16 w16cex w16sdtdh w16sdtfl w16du wp14">
+<w:numbering xmlns:wpc="http://schemas.microsoft.com/office/word/2010/wordprocessingCanvas" xmlns:cx="http://schemas.microsoft.com/office/drawing/2014/chartex" xmlns:cx1="http://schemas.microsoft.com/office/drawing/2015/9/8/chartex" xmlns:cx2="http://schemas.microsoft.com/office/drawing/2015/10/21/chartex" xmlns:cx3="http://schemas.microsoft.com/office/drawing/2016/5/9/chartex" xmlns:cx4="http://schemas.microsoft.com/office/drawing/2016/5/10/chartex" xmlns:cx5="http://schemas.microsoft.com/office/drawing/2016/5/11/chartex" xmlns:cx6="http://schemas.microsoft.com/office/drawing/2016/5/12/chartex" xmlns:cx7="http://schemas.microsoft.com/office/drawing/2016/5/13/chartex" xmlns:cx8="http://schemas.microsoft.com/office/drawing/2016/5/14/chartex" xmlns:mc="http://schemas.openxmlformats.org/markup-compatibility/2006" xmlns:aink="http://schemas.microsoft.com/office/drawing/2016/ink" xmlns:am3d="http://schemas.microsoft.com/office/drawing/2017/model3d" xmlns:o="urn:schemas-microsoft-com:office:office" xmlns:oel="http://schemas.microsoft.com/office/2019/extlst" xmlns:r="http://schemas.openxmlformats.org/officeDocument/2006/relationships" xmlns:m="http://schemas.openxmlformats.org/officeDocument/2006/math" xmlns:v="urn:schemas-microsoft-com:vml" xmlns:wp14="http://schemas.microsoft.com/office/word/2010/wordprocessingDrawing" xmlns:wp="http://schemas.openxmlformats.org/drawingml/2006/wordprocessingDrawing" xmlns:w10="urn:schemas-microsoft-com:office:word" xmlns:w="http://schemas.openxmlformats.org/wordprocessingml/2006/main" xmlns:w14="http://schemas.microsoft.com/office/word/2010/wordml" xmlns:w15="http://schemas.microsoft.com/office/word/2012/wordml" xmlns:w16cei="http://schemas.microsoft.com/office/word/2026/wordml/cei" xmlns:w16cex="http://schemas.microsoft.com/office/word/2018/wordml/cex" xmlns:w16cid="http://schemas.microsoft.com/office/word/2016/wordml/cid" xmlns:w16="http://schemas.microsoft.com/office/word/2018/wordml" xmlns:w16du="http://schemas.microsoft.com/office/word/2023/wordml/word16du" xmlns:w16sdtdh="http://schemas.microsoft.com/office/word/2020/wordml/sdtdatahash" xmlns:w16sdtfl="http://schemas.microsoft.com/office/word/2024/wordml/sdtformatlock" xmlns:w16se="http://schemas.microsoft.com/office/word/2015/wordml/symex" xmlns:wpg="http://schemas.microsoft.com/office/word/2010/wordprocessingGroup" xmlns:wpi="http://schemas.microsoft.com/office/word/2010/wordprocessingInk" xmlns:wne="http://schemas.microsoft.com/office/word/2006/wordml" xmlns:wps="http://schemas.microsoft.com/office/word/2010/wordprocessingShape" mc:Ignorable="w14 w15 w16se w16cid w16 w16cex w16sdtdh w16sdtfl w16du wp14">
   <w:abstractNum w:abstractNumId="0" w15:restartNumberingAfterBreak="0">
     <w:nsid w:val="B5F06D32"/>
     <w:multiLevelType w:val="singleLevel"/>

--- a/files/个人简历.docx
+++ b/files/个人简历.docx
@@ -19,26 +19,27 @@
       </w:pPr>
       <w:r>
         <w:rPr>
-          <w:rFonts w:ascii="Times New Roman" w:eastAsia="KaiTi" w:hAnsi="Times New Roman" w:cs="Times New Roman" w:hint="eastAsia"/>
+          <w:rFonts w:ascii="Times New Roman" w:eastAsia="KaiTi" w:hAnsi="Times New Roman" w:cs="Times New Roman"/>
           <w:b/>
           <w:bCs/>
           <w:noProof/>
-          <w:sz w:val="36"/>
-          <w:szCs w:val="40"/>
+          <w:spacing w:val="-4"/>
+          <w:sz w:val="18"/>
+          <w:szCs w:val="16"/>
         </w:rPr>
         <w:drawing>
-          <wp:anchor distT="0" distB="0" distL="114300" distR="114300" simplePos="0" relativeHeight="251667456" behindDoc="0" locked="0" layoutInCell="1" allowOverlap="1" wp14:anchorId="49203E42" wp14:editId="7C827FC1">
+          <wp:anchor distT="0" distB="0" distL="114300" distR="114300" simplePos="0" relativeHeight="251667456" behindDoc="0" locked="0" layoutInCell="1" allowOverlap="1" wp14:anchorId="769B3C76" wp14:editId="372C5747">
             <wp:simplePos x="0" y="0"/>
             <wp:positionH relativeFrom="column">
-              <wp:posOffset>6166485</wp:posOffset>
+              <wp:posOffset>6202240</wp:posOffset>
             </wp:positionH>
             <wp:positionV relativeFrom="paragraph">
-              <wp:posOffset>-190954</wp:posOffset>
+              <wp:posOffset>-147955</wp:posOffset>
             </wp:positionV>
-            <wp:extent cx="877078" cy="1171118"/>
-            <wp:effectExtent l="0" t="0" r="0" b="0"/>
+            <wp:extent cx="841545" cy="1123803"/>
+            <wp:effectExtent l="0" t="0" r="0" b="635"/>
             <wp:wrapNone/>
-            <wp:docPr id="131586946" name="图片 8"/>
+            <wp:docPr id="2018926308" name="图片 8"/>
             <wp:cNvGraphicFramePr>
               <a:graphicFrameLocks xmlns:a="http://schemas.openxmlformats.org/drawingml/2006/main" noChangeAspect="1"/>
             </wp:cNvGraphicFramePr>
@@ -46,7 +47,7 @@
               <a:graphicData uri="http://schemas.openxmlformats.org/drawingml/2006/picture">
                 <pic:pic xmlns:pic="http://schemas.openxmlformats.org/drawingml/2006/picture">
                   <pic:nvPicPr>
-                    <pic:cNvPr id="131586946" name="图片 131586946"/>
+                    <pic:cNvPr id="2018926308" name="图片 2018926308"/>
                     <pic:cNvPicPr/>
                   </pic:nvPicPr>
                   <pic:blipFill>
@@ -56,9 +57,9 @@
                     </a:stretch>
                   </pic:blipFill>
                   <pic:spPr>
-                    <a:xfrm flipH="1">
+                    <a:xfrm>
                       <a:off x="0" y="0"/>
-                      <a:ext cx="877078" cy="1171118"/>
+                      <a:ext cx="841545" cy="1123803"/>
                     </a:xfrm>
                     <a:prstGeom prst="rect">
                       <a:avLst/>
@@ -224,6 +225,28 @@
           <w:szCs w:val="16"/>
         </w:rPr>
       </w:pPr>
+      <w:r>
+        <w:rPr>
+          <w:rFonts w:ascii="Times New Roman" w:eastAsia="KaiTi" w:hAnsi="Times New Roman" w:cs="Times New Roman"/>
+          <w:b/>
+          <w:bCs/>
+          <w:spacing w:val="-4"/>
+          <w:sz w:val="18"/>
+          <w:szCs w:val="16"/>
+        </w:rPr>
+        <w:t>|</w:t>
+      </w:r>
+      <w:r>
+        <w:rPr>
+          <w:rFonts w:ascii="Times New Roman" w:eastAsia="KaiTi" w:hAnsi="Times New Roman" w:cs="Times New Roman" w:hint="eastAsia"/>
+          <w:b/>
+          <w:bCs/>
+          <w:spacing w:val="-4"/>
+          <w:sz w:val="18"/>
+          <w:szCs w:val="16"/>
+        </w:rPr>
+        <w:t xml:space="preserve"> </w:t>
+      </w:r>
       <w:r>
         <w:rPr>
           <w:rFonts w:ascii="Times New Roman" w:eastAsia="KaiTi" w:hAnsi="Times New Roman" w:cs="Times New Roman" w:hint="eastAsia"/>
@@ -713,13 +736,13 @@
         <w:rPr>
           <w:rFonts w:hint="eastAsia"/>
         </w:rPr>
-        <w:t>2026-07-0</w:t>
-      </w:r>
-      <w:r>
-        <w:rPr>
-          <w:rFonts w:hint="eastAsia"/>
-        </w:rPr>
-        <w:t>9</w:t>
+        <w:t>2026-07-</w:t>
+      </w:r>
+      <w:r>
+        <w:rPr>
+          <w:rFonts w:hint="eastAsia"/>
+        </w:rPr>
+        <w:t>30</w:t>
       </w:r>
       <w:r>
         <w:rPr>
@@ -758,7 +781,13 @@
         <w:rPr>
           <w:rFonts w:hint="eastAsia"/>
         </w:rPr>
-        <w:t xml:space="preserve">3 </w:t>
+        <w:t>2</w:t>
+      </w:r>
+      <w:r>
+        <w:rPr>
+          <w:rFonts w:hint="eastAsia"/>
+        </w:rPr>
+        <w:t xml:space="preserve"> </w:t>
       </w:r>
       <w:r>
         <w:t>/</w:t>
@@ -1032,7 +1061,7 @@
         <w:rPr>
           <w:rFonts w:hint="eastAsia"/>
         </w:rPr>
-        <w:t>。</w:t>
+        <w:t>.</w:t>
       </w:r>
     </w:p>
     <w:p>
@@ -1174,7 +1203,7 @@
         <mc:AlternateContent>
           <mc:Choice Requires="wps">
             <w:drawing>
-              <wp:anchor distT="0" distB="0" distL="114300" distR="114300" simplePos="0" relativeHeight="251664384" behindDoc="0" locked="0" layoutInCell="1" allowOverlap="1" wp14:anchorId="7647200A" wp14:editId="2B4944F7">
+              <wp:anchor distT="0" distB="0" distL="114300" distR="114300" simplePos="0" relativeHeight="251664384" behindDoc="0" locked="0" layoutInCell="1" allowOverlap="1" wp14:anchorId="7647200A" wp14:editId="3BFE6A9D">
                 <wp:simplePos x="0" y="0"/>
                 <wp:positionH relativeFrom="margin">
                   <wp:posOffset>-106045</wp:posOffset>
@@ -1237,7 +1266,7 @@
           </mc:Choice>
           <mc:Fallback>
             <w:pict>
-              <v:line w14:anchorId="00873A18" id="直接连接符 3" o:spid="_x0000_s1026" style="position:absolute;z-index:251664384;visibility:visible;mso-wrap-style:square;mso-wrap-distance-left:9pt;mso-wrap-distance-top:0;mso-wrap-distance-right:9pt;mso-wrap-distance-bottom:0;mso-position-horizontal:absolute;mso-position-horizontal-relative:margin;mso-position-vertical:absolute;mso-position-vertical-relative:text" from="-8.35pt,.1pt" to="554.7pt,.1pt" o:gfxdata="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" strokecolor="#8a5248" strokeweight="2pt">
+              <v:line w14:anchorId="37D79DC6" id="直接连接符 3" o:spid="_x0000_s1026" style="position:absolute;z-index:251664384;visibility:visible;mso-wrap-style:square;mso-wrap-distance-left:9pt;mso-wrap-distance-top:0;mso-wrap-distance-right:9pt;mso-wrap-distance-bottom:0;mso-position-horizontal:absolute;mso-position-horizontal-relative:margin;mso-position-vertical:absolute;mso-position-vertical-relative:text" from="-8.35pt,.1pt" to="554.7pt,.1pt" o:gfxdata="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" strokecolor="#8a5248" strokeweight="2pt">
                 <v:stroke joinstyle="miter"/>
                 <v:shadow on="t" color="black" opacity="15073f" origin=",.5" offset="0,.55556mm"/>
                 <w10:wrap anchorx="margin"/>
@@ -2749,14 +2778,14 @@
       </w:r>
       <w:r>
         <w:rPr>
-          <w:rFonts w:ascii="Times New Roman" w:eastAsia="KaiTi" w:hAnsi="Times New Roman" w:cs="Times New Roman"/>
-          <w:b/>
-          <w:bCs/>
-          <w:spacing w:val="-4"/>
-          <w:sz w:val="20"/>
-          <w:szCs w:val="20"/>
-        </w:rPr>
-        <w:tab/>
+          <w:rFonts w:ascii="Times New Roman" w:eastAsia="KaiTi" w:hAnsi="Times New Roman" w:cs="Times New Roman" w:hint="eastAsia"/>
+          <w:b/>
+          <w:bCs/>
+          <w:spacing w:val="-4"/>
+          <w:sz w:val="20"/>
+          <w:szCs w:val="20"/>
+        </w:rPr>
+        <w:t xml:space="preserve">   </w:t>
       </w:r>
       <w:r>
         <w:rPr>
@@ -2859,25 +2888,47 @@
       </w:r>
       <w:r>
         <w:rPr>
-          <w:rFonts w:ascii="Times New Roman" w:eastAsia="KaiTi" w:hAnsi="Times New Roman" w:cs="Times New Roman" w:hint="eastAsia"/>
-          <w:b/>
-          <w:bCs/>
-          <w:spacing w:val="-4"/>
-          <w:sz w:val="20"/>
-          <w:szCs w:val="20"/>
-        </w:rPr>
-        <w:t>已</w:t>
-      </w:r>
-      <w:r>
-        <w:rPr>
-          <w:rFonts w:ascii="Times New Roman" w:eastAsia="KaiTi" w:hAnsi="Times New Roman" w:cs="Times New Roman" w:hint="eastAsia"/>
-          <w:b/>
-          <w:bCs/>
-          <w:spacing w:val="-4"/>
-          <w:sz w:val="20"/>
-          <w:szCs w:val="20"/>
-        </w:rPr>
-        <w:t>见刊</w:t>
+          <w:rFonts w:ascii="Times New Roman" w:eastAsia="KaiTi" w:hAnsi="Times New Roman" w:cs="Times New Roman"/>
+          <w:b/>
+          <w:bCs/>
+          <w:spacing w:val="-4"/>
+          <w:sz w:val="20"/>
+          <w:szCs w:val="20"/>
+        </w:rPr>
+        <w:t xml:space="preserve">JCR </w:t>
+      </w:r>
+      <w:r>
+        <w:rPr>
+          <w:rFonts w:ascii="Times New Roman" w:eastAsia="KaiTi" w:hAnsi="Times New Roman" w:cs="Times New Roman"/>
+          <w:b/>
+          <w:bCs/>
+          <w:spacing w:val="-4"/>
+          <w:sz w:val="20"/>
+          <w:szCs w:val="20"/>
+        </w:rPr>
+        <w:t>–</w:t>
+      </w:r>
+      <w:r>
+        <w:rPr>
+          <w:rFonts w:ascii="Times New Roman" w:eastAsia="KaiTi" w:hAnsi="Times New Roman" w:cs="Times New Roman"/>
+          <w:b/>
+          <w:bCs/>
+          <w:spacing w:val="-4"/>
+          <w:sz w:val="20"/>
+          <w:szCs w:val="20"/>
+        </w:rPr>
+        <w:t xml:space="preserve"> Q</w:t>
+      </w:r>
+      <w:r>
+        <w:rPr>
+          <w:rFonts w:ascii="Times New Roman" w:eastAsia="KaiTi" w:hAnsi="Times New Roman" w:cs="Times New Roman" w:hint="eastAsia"/>
+          <w:b/>
+          <w:bCs/>
+          <w:spacing w:val="-4"/>
+          <w:sz w:val="20"/>
+          <w:szCs w:val="20"/>
+        </w:rPr>
+        <w:t>2</w:t>
       </w:r>
     </w:p>
     <w:p>
@@ -3402,14 +3453,47 @@
       </w:r>
       <w:r>
         <w:rPr>
-          <w:rFonts w:ascii="Times New Roman" w:eastAsia="KaiTi" w:hAnsi="Times New Roman" w:cs="Times New Roman" w:hint="eastAsia"/>
-          <w:b/>
-          <w:bCs/>
-          <w:spacing w:val="-4"/>
-          <w:sz w:val="20"/>
-          <w:szCs w:val="20"/>
-        </w:rPr>
-        <w:t>已见刊</w:t>
+          <w:rFonts w:ascii="Times New Roman" w:eastAsia="KaiTi" w:hAnsi="Times New Roman" w:cs="Times New Roman"/>
+          <w:b/>
+          <w:bCs/>
+          <w:spacing w:val="-4"/>
+          <w:sz w:val="20"/>
+          <w:szCs w:val="20"/>
+        </w:rPr>
+        <w:t xml:space="preserve">JCR </w:t>
+      </w:r>
+      <w:r>
+        <w:rPr>
+          <w:rFonts w:ascii="Times New Roman" w:eastAsia="KaiTi" w:hAnsi="Times New Roman" w:cs="Times New Roman"/>
+          <w:b/>
+          <w:bCs/>
+          <w:spacing w:val="-4"/>
+          <w:sz w:val="20"/>
+          <w:szCs w:val="20"/>
+        </w:rPr>
+        <w:t>–</w:t>
+      </w:r>
+      <w:r>
+        <w:rPr>
+          <w:rFonts w:ascii="Times New Roman" w:eastAsia="KaiTi" w:hAnsi="Times New Roman" w:cs="Times New Roman"/>
+          <w:b/>
+          <w:bCs/>
+          <w:spacing w:val="-4"/>
+          <w:sz w:val="20"/>
+          <w:szCs w:val="20"/>
+        </w:rPr>
+        <w:t xml:space="preserve"> Q</w:t>
+      </w:r>
+      <w:r>
+        <w:rPr>
+          <w:rFonts w:ascii="Times New Roman" w:eastAsia="KaiTi" w:hAnsi="Times New Roman" w:cs="Times New Roman" w:hint="eastAsia"/>
+          <w:b/>
+          <w:bCs/>
+          <w:spacing w:val="-4"/>
+          <w:sz w:val="20"/>
+          <w:szCs w:val="20"/>
+        </w:rPr>
+        <w:t>2</w:t>
       </w:r>
     </w:p>
     <w:p>
@@ -3846,49 +3930,170 @@
       </w:r>
       <w:r>
         <w:rPr>
-          <w:rFonts w:ascii="Times New Roman" w:eastAsia="KaiTi" w:hAnsi="Times New Roman" w:cs="Times New Roman"/>
-          <w:b/>
-          <w:bCs/>
-          <w:spacing w:val="-4"/>
-          <w:sz w:val="20"/>
-          <w:szCs w:val="20"/>
-        </w:rPr>
-        <w:t>《</w:t>
-      </w:r>
-      <w:r>
-        <w:rPr>
-          <w:rFonts w:ascii="Times New Roman" w:eastAsia="KaiTi" w:hAnsi="Times New Roman" w:cs="Times New Roman"/>
-          <w:b/>
-          <w:bCs/>
-          <w:spacing w:val="-4"/>
-          <w:sz w:val="20"/>
-          <w:szCs w:val="20"/>
-        </w:rPr>
-        <w:t>Fractional-Order Memory and Elite-Center Guided Sine Cosine Optimization for Feature Selection</w:t>
-      </w:r>
-      <w:r>
-        <w:rPr>
-          <w:rFonts w:ascii="Times New Roman" w:eastAsia="KaiTi" w:hAnsi="Times New Roman" w:cs="Times New Roman" w:hint="eastAsia"/>
-          <w:b/>
-          <w:bCs/>
-          <w:spacing w:val="-4"/>
-          <w:sz w:val="20"/>
-          <w:szCs w:val="20"/>
-        </w:rPr>
-        <w:t>》</w:t>
-      </w:r>
-    </w:p>
-    <w:p>
-      <w:pPr>
-        <w:spacing w:line="300" w:lineRule="exact"/>
-        <w:ind w:left="8400" w:firstLine="420"/>
-        <w:rPr>
-          <w:rFonts w:ascii="Times New Roman" w:eastAsia="KaiTi" w:hAnsi="Times New Roman" w:cs="Times New Roman"/>
-          <w:spacing w:val="-4"/>
-          <w:sz w:val="20"/>
-          <w:szCs w:val="20"/>
-        </w:rPr>
-      </w:pPr>
+          <w:rFonts w:ascii="Times New Roman" w:eastAsia="KaiTi" w:hAnsi="Times New Roman" w:cs="Times New Roman" w:hint="eastAsia"/>
+          <w:b/>
+          <w:bCs/>
+          <w:spacing w:val="-4"/>
+          <w:sz w:val="20"/>
+          <w:szCs w:val="20"/>
+        </w:rPr>
+        <w:t xml:space="preserve"> </w:t>
+      </w:r>
+      <w:r>
+        <w:rPr>
+          <w:rFonts w:ascii="Times New Roman" w:eastAsia="KaiTi" w:hAnsi="Times New Roman" w:cs="Times New Roman"/>
+          <w:b/>
+          <w:bCs/>
+          <w:spacing w:val="-4"/>
+          <w:sz w:val="20"/>
+          <w:szCs w:val="20"/>
+        </w:rPr>
+        <w:t>Xie, Y.</w:t>
+      </w:r>
+      <w:r>
+        <w:rPr>
+          <w:rFonts w:ascii="Times New Roman" w:eastAsia="KaiTi" w:hAnsi="Times New Roman" w:cs="Times New Roman"/>
+          <w:spacing w:val="-4"/>
+          <w:sz w:val="20"/>
+          <w:szCs w:val="20"/>
+        </w:rPr>
+        <w:t xml:space="preserve">; Li, W.; Qin, B.; Xu, K.; Gao, S. Fractional-Order Memory and Elite-Center-Guided Sine–Cosine Optimization for Feature Selection. Fractal Fract. 2026, 10, 526. </w:t>
+      </w:r>
+      <w:hyperlink r:id="rId14" w:history="1">
+        <w:r>
+          <w:rPr>
+            <w:rStyle w:val="ab"/>
+            <w:rFonts w:ascii="Times New Roman" w:eastAsia="KaiTi" w:hAnsi="Times New Roman" w:cs="Times New Roman"/>
+            <w:b/>
+            <w:bCs/>
+            <w:spacing w:val="-4"/>
+            <w:sz w:val="20"/>
+            <w:szCs w:val="20"/>
+          </w:rPr>
+          <w:t>https://doi.org/10.3390/fractalfract10080526</w:t>
+        </w:r>
+      </w:hyperlink>
+      <w:r>
+        <w:rPr>
+          <w:rFonts w:ascii="Times New Roman" w:eastAsia="KaiTi" w:hAnsi="Times New Roman" w:cs="Times New Roman" w:hint="eastAsia"/>
+          <w:b/>
+          <w:bCs/>
+          <w:spacing w:val="-4"/>
+          <w:sz w:val="20"/>
+          <w:szCs w:val="20"/>
+        </w:rPr>
+        <w:t xml:space="preserve"> </w:t>
+      </w:r>
+      <w:r>
+        <w:rPr>
+          <w:rFonts w:ascii="Times New Roman" w:eastAsia="KaiTi" w:hAnsi="Times New Roman" w:cs="Times New Roman"/>
+          <w:b/>
+          <w:bCs/>
+          <w:spacing w:val="-4"/>
+          <w:sz w:val="20"/>
+          <w:szCs w:val="20"/>
+        </w:rPr>
+        <w:tab/>
+      </w:r>
+      <w:r>
+        <w:rPr>
+          <w:rFonts w:ascii="Times New Roman" w:eastAsia="KaiTi" w:hAnsi="Times New Roman" w:cs="Times New Roman"/>
+          <w:b/>
+          <w:bCs/>
+          <w:spacing w:val="-4"/>
+          <w:sz w:val="20"/>
+          <w:szCs w:val="20"/>
+        </w:rPr>
+        <w:tab/>
+      </w:r>
+      <w:r>
+        <w:rPr>
+          <w:rFonts w:ascii="Times New Roman" w:eastAsia="KaiTi" w:hAnsi="Times New Roman" w:cs="Times New Roman"/>
+          <w:b/>
+          <w:bCs/>
+          <w:spacing w:val="-4"/>
+          <w:sz w:val="20"/>
+          <w:szCs w:val="20"/>
+        </w:rPr>
+        <w:tab/>
+      </w:r>
+      <w:r>
+        <w:rPr>
+          <w:rFonts w:ascii="Times New Roman" w:eastAsia="KaiTi" w:hAnsi="Times New Roman" w:cs="Times New Roman"/>
+          <w:b/>
+          <w:bCs/>
+          <w:spacing w:val="-4"/>
+          <w:sz w:val="20"/>
+          <w:szCs w:val="20"/>
+        </w:rPr>
+        <w:tab/>
+      </w:r>
+      <w:r>
+        <w:rPr>
+          <w:rFonts w:ascii="Times New Roman" w:eastAsia="KaiTi" w:hAnsi="Times New Roman" w:cs="Times New Roman"/>
+          <w:b/>
+          <w:bCs/>
+          <w:spacing w:val="-4"/>
+          <w:sz w:val="20"/>
+          <w:szCs w:val="20"/>
+        </w:rPr>
+        <w:tab/>
+      </w:r>
+      <w:r>
+        <w:rPr>
+          <w:rFonts w:ascii="Times New Roman" w:eastAsia="KaiTi" w:hAnsi="Times New Roman" w:cs="Times New Roman"/>
+          <w:b/>
+          <w:bCs/>
+          <w:spacing w:val="-4"/>
+          <w:sz w:val="20"/>
+          <w:szCs w:val="20"/>
+        </w:rPr>
+        <w:tab/>
+      </w:r>
+      <w:r>
+        <w:rPr>
+          <w:rFonts w:ascii="Times New Roman" w:eastAsia="KaiTi" w:hAnsi="Times New Roman" w:cs="Times New Roman"/>
+          <w:b/>
+          <w:bCs/>
+          <w:spacing w:val="-4"/>
+          <w:sz w:val="20"/>
+          <w:szCs w:val="20"/>
+        </w:rPr>
+        <w:tab/>
+      </w:r>
+      <w:r>
+        <w:rPr>
+          <w:rFonts w:ascii="Times New Roman" w:eastAsia="KaiTi" w:hAnsi="Times New Roman" w:cs="Times New Roman" w:hint="eastAsia"/>
+          <w:b/>
+          <w:bCs/>
+          <w:spacing w:val="-4"/>
+          <w:sz w:val="20"/>
+          <w:szCs w:val="20"/>
+        </w:rPr>
+        <w:t xml:space="preserve"> </w:t>
+      </w:r>
+      <w:r>
+        <w:rPr>
+          <w:rFonts w:ascii="Times New Roman" w:eastAsia="KaiTi" w:hAnsi="Times New Roman" w:cs="Times New Roman" w:hint="eastAsia"/>
+          <w:b/>
+          <w:bCs/>
+          <w:spacing w:val="-4"/>
+          <w:sz w:val="20"/>
+          <w:szCs w:val="20"/>
+        </w:rPr>
+        <w:t xml:space="preserve">  </w:t>
+      </w:r>
+      <w:r>
+        <w:rPr>
+          <w:rFonts w:ascii="Times New Roman" w:eastAsia="KaiTi" w:hAnsi="Times New Roman" w:cs="Times New Roman" w:hint="eastAsia"/>
+          <w:b/>
+          <w:bCs/>
+          <w:spacing w:val="-4"/>
+          <w:sz w:val="20"/>
+          <w:szCs w:val="20"/>
+        </w:rPr>
+        <w:t xml:space="preserve"> </w:t>
+      </w:r>
       <w:r>
         <w:rPr>
           <w:rFonts w:ascii="Times New Roman" w:eastAsia="KaiTi" w:hAnsi="Times New Roman" w:cs="Times New Roman"/>
@@ -4008,18 +4213,51 @@
           <w:sz w:val="20"/>
           <w:szCs w:val="20"/>
         </w:rPr>
-        <w:t xml:space="preserve"> A</w:t>
-      </w:r>
-      <w:r>
-        <w:rPr>
-          <w:rFonts w:ascii="Times New Roman" w:eastAsia="KaiTi" w:hAnsi="Times New Roman" w:cs="Times New Roman"/>
-          <w:b/>
-          <w:bCs/>
-          <w:spacing w:val="-4"/>
-          <w:sz w:val="20"/>
-          <w:szCs w:val="20"/>
-        </w:rPr>
-        <w:t>ccepted</w:t>
+        <w:t xml:space="preserve"> </w:t>
+      </w:r>
+      <w:r>
+        <w:rPr>
+          <w:rFonts w:ascii="Times New Roman" w:eastAsia="KaiTi" w:hAnsi="Times New Roman" w:cs="Times New Roman"/>
+          <w:b/>
+          <w:bCs/>
+          <w:spacing w:val="-4"/>
+          <w:sz w:val="20"/>
+          <w:szCs w:val="20"/>
+        </w:rPr>
+        <w:t xml:space="preserve">JCR </w:t>
+      </w:r>
+      <w:r>
+        <w:rPr>
+          <w:rFonts w:ascii="Times New Roman" w:eastAsia="KaiTi" w:hAnsi="Times New Roman" w:cs="Times New Roman"/>
+          <w:b/>
+          <w:bCs/>
+          <w:spacing w:val="-4"/>
+          <w:sz w:val="20"/>
+          <w:szCs w:val="20"/>
+        </w:rPr>
+        <w:t>–</w:t>
+      </w:r>
+      <w:r>
+        <w:rPr>
+          <w:rFonts w:ascii="Times New Roman" w:eastAsia="KaiTi" w:hAnsi="Times New Roman" w:cs="Times New Roman"/>
+          <w:b/>
+          <w:bCs/>
+          <w:spacing w:val="-4"/>
+          <w:sz w:val="20"/>
+          <w:szCs w:val="20"/>
+        </w:rPr>
+        <w:t xml:space="preserve"> Q</w:t>
+      </w:r>
+      <w:r>
+        <w:rPr>
+          <w:rFonts w:ascii="Times New Roman" w:eastAsia="KaiTi" w:hAnsi="Times New Roman" w:cs="Times New Roman" w:hint="eastAsia"/>
+          <w:b/>
+          <w:bCs/>
+          <w:spacing w:val="-4"/>
+          <w:sz w:val="20"/>
+          <w:szCs w:val="20"/>
+        </w:rPr>
+        <w:t>1</w:t>
       </w:r>
     </w:p>
     <w:p>
@@ -5331,12 +5569,10 @@
       <w:r>
         <w:t>链接：</w:t>
       </w:r>
-      <w:hyperlink r:id="rId14" w:history="1">
+      <w:hyperlink r:id="rId15" w:history="1">
         <w:r>
           <w:rPr>
             <w:rStyle w:val="ab"/>
-            <w:b/>
-            <w:bCs/>
           </w:rPr>
           <w:t>https://aizero.xieeix.live/</w:t>
         </w:r>
@@ -8736,6 +8972,10 @@
 </file>
 
 <file path=customXml/item1.xml><?xml version="1.0" encoding="utf-8"?>
+<b:Sources xmlns:b="http://schemas.openxmlformats.org/officeDocument/2006/bibliography" xmlns="http://schemas.openxmlformats.org/officeDocument/2006/bibliography" SelectedStyle="\APASixthEditionOfficeOnline.xsl" StyleName="APA" Version="6"/>
+</file>
+
+<file path=customXml/item2.xml><?xml version="1.0" encoding="utf-8"?>
 <s:customData xmlns="http://www.wps.cn/officeDocument/2013/wpsCustomData" xmlns:s="http://www.wps.cn/officeDocument/2013/wpsCustomData">
   <customSectProps/>
   <customShpExts>
@@ -8744,22 +8984,18 @@
 </s:customData>
 </file>
 
-<file path=customXml/item2.xml><?xml version="1.0" encoding="utf-8"?>
-<b:Sources xmlns:b="http://schemas.openxmlformats.org/officeDocument/2006/bibliography" xmlns="http://schemas.openxmlformats.org/officeDocument/2006/bibliography" SelectedStyle="\APASixthEditionOfficeOnline.xsl" StyleName="APA" Version="6"/>
+<file path=customXml/itemProps1.xml><?xml version="1.0" encoding="utf-8"?>
+<ds:datastoreItem xmlns:ds="http://schemas.openxmlformats.org/officeDocument/2006/customXml" ds:itemID="{FE1687BF-DFA8-43A9-8425-D6A1F110B51C}">
+  <ds:schemaRefs>
+    <ds:schemaRef ds:uri="http://schemas.openxmlformats.org/officeDocument/2006/bibliography"/>
+  </ds:schemaRefs>
+</ds:datastoreItem>
 </file>
 
-<file path=customXml/itemProps1.xml><?xml version="1.0" encoding="utf-8"?>
+<file path=customXml/itemProps2.xml><?xml version="1.0" encoding="utf-8"?>
 <ds:datastoreItem xmlns:ds="http://schemas.openxmlformats.org/officeDocument/2006/customXml" ds:itemID="{B1977F7D-205B-4081-913C-38D41E755F92}">
   <ds:schemaRefs>
     <ds:schemaRef ds:uri="http://www.wps.cn/officeDocument/2013/wpsCustomData"/>
   </ds:schemaRefs>
 </ds:datastoreItem>
-</file>
-
-<file path=customXml/itemProps2.xml><?xml version="1.0" encoding="utf-8"?>
-<ds:datastoreItem xmlns:ds="http://schemas.openxmlformats.org/officeDocument/2006/customXml" ds:itemID="{FE1687BF-DFA8-43A9-8425-D6A1F110B51C}">
-  <ds:schemaRefs>
-    <ds:schemaRef ds:uri="http://schemas.openxmlformats.org/officeDocument/2006/bibliography"/>
-  </ds:schemaRefs>
-</ds:datastoreItem>
 </file>
--- a/files/个人简历.docx
+++ b/files/个人简历.docx
@@ -225,28 +225,6 @@
           <w:szCs w:val="16"/>
         </w:rPr>
       </w:pPr>
-      <w:r>
-        <w:rPr>
-          <w:rFonts w:ascii="Times New Roman" w:eastAsia="KaiTi" w:hAnsi="Times New Roman" w:cs="Times New Roman"/>
-          <w:b/>
-          <w:bCs/>
-          <w:spacing w:val="-4"/>
-          <w:sz w:val="18"/>
-          <w:szCs w:val="16"/>
-        </w:rPr>
-        <w:t>|</w:t>
-      </w:r>
-      <w:r>
-        <w:rPr>
-          <w:rFonts w:ascii="Times New Roman" w:eastAsia="KaiTi" w:hAnsi="Times New Roman" w:cs="Times New Roman" w:hint="eastAsia"/>
-          <w:b/>
-          <w:bCs/>
-          <w:spacing w:val="-4"/>
-          <w:sz w:val="18"/>
-          <w:szCs w:val="16"/>
-        </w:rPr>
-        <w:t xml:space="preserve"> </w:t>
-      </w:r>
       <w:r>
         <w:rPr>
           <w:rFonts w:ascii="Times New Roman" w:eastAsia="KaiTi" w:hAnsi="Times New Roman" w:cs="Times New Roman" w:hint="eastAsia"/>
@@ -2544,395 +2522,372 @@
         </w:rPr>
         <w:t>研究成果：</w:t>
       </w:r>
-      <w:r>
-        <w:rPr>
-          <w:rFonts w:ascii="Times New Roman" w:eastAsia="KaiTi" w:hAnsi="Times New Roman" w:cs="Times New Roman"/>
-          <w:b/>
-          <w:bCs/>
-          <w:spacing w:val="-4"/>
-          <w:sz w:val="20"/>
-          <w:szCs w:val="20"/>
-        </w:rPr>
-        <w:br/>
-      </w:r>
-      <w:r>
-        <w:rPr>
-          <w:rFonts w:ascii="Times New Roman" w:eastAsia="KaiTi" w:hAnsi="Times New Roman" w:cs="Times New Roman"/>
-          <w:b/>
-          <w:bCs/>
-          <w:spacing w:val="-4"/>
-          <w:sz w:val="20"/>
-          <w:szCs w:val="20"/>
-        </w:rPr>
-        <w:fldChar w:fldCharType="begin"/>
-      </w:r>
-      <w:r>
-        <w:rPr>
-          <w:rFonts w:ascii="Times New Roman" w:eastAsia="KaiTi" w:hAnsi="Times New Roman" w:cs="Times New Roman"/>
-          <w:b/>
-          <w:bCs/>
-          <w:spacing w:val="-4"/>
-          <w:sz w:val="20"/>
-          <w:szCs w:val="20"/>
-        </w:rPr>
-        <w:instrText xml:space="preserve"> </w:instrText>
-      </w:r>
-      <w:r>
-        <w:rPr>
-          <w:rFonts w:ascii="Times New Roman" w:eastAsia="KaiTi" w:hAnsi="Times New Roman" w:cs="Times New Roman" w:hint="eastAsia"/>
-          <w:b/>
-          <w:bCs/>
-          <w:spacing w:val="-4"/>
-          <w:sz w:val="20"/>
-          <w:szCs w:val="20"/>
-        </w:rPr>
-        <w:instrText>eq \o\ac(</w:instrText>
-      </w:r>
-      <w:r>
-        <w:rPr>
-          <w:rFonts w:ascii="Times New Roman" w:eastAsia="KaiTi" w:hAnsi="Times New Roman" w:cs="Times New Roman" w:hint="eastAsia"/>
-          <w:b/>
-          <w:bCs/>
-          <w:spacing w:val="-4"/>
-          <w:sz w:val="20"/>
-          <w:szCs w:val="20"/>
-        </w:rPr>
-        <w:instrText>○</w:instrText>
-      </w:r>
-      <w:r>
-        <w:rPr>
-          <w:rFonts w:ascii="Times New Roman" w:eastAsia="KaiTi" w:hAnsi="Times New Roman" w:cs="Times New Roman" w:hint="eastAsia"/>
-          <w:b/>
-          <w:bCs/>
-          <w:spacing w:val="-4"/>
-          <w:sz w:val="20"/>
-          <w:szCs w:val="20"/>
-        </w:rPr>
-        <w:instrText>,1)</w:instrText>
-      </w:r>
-      <w:r>
-        <w:rPr>
-          <w:rFonts w:ascii="Times New Roman" w:eastAsia="KaiTi" w:hAnsi="Times New Roman" w:cs="Times New Roman"/>
-          <w:b/>
-          <w:bCs/>
-          <w:spacing w:val="-4"/>
-          <w:sz w:val="20"/>
-          <w:szCs w:val="20"/>
-        </w:rPr>
-        <w:fldChar w:fldCharType="end"/>
-      </w:r>
-      <w:r>
-        <w:rPr>
-          <w:rFonts w:hint="eastAsia"/>
-        </w:rPr>
-        <w:t xml:space="preserve"> </w:t>
-      </w:r>
-      <w:r>
-        <w:rPr>
-          <w:rFonts w:ascii="Times New Roman" w:eastAsia="KaiTi" w:hAnsi="Times New Roman" w:cs="Times New Roman"/>
-          <w:b/>
-          <w:bCs/>
-          <w:spacing w:val="-4"/>
-          <w:sz w:val="20"/>
-          <w:szCs w:val="20"/>
-        </w:rPr>
-        <w:t xml:space="preserve">Xie, Y., </w:t>
-      </w:r>
-      <w:r>
-        <w:rPr>
-          <w:rFonts w:ascii="Times New Roman" w:eastAsia="KaiTi" w:hAnsi="Times New Roman" w:cs="Times New Roman"/>
-          <w:spacing w:val="-4"/>
-          <w:sz w:val="20"/>
-          <w:szCs w:val="20"/>
-        </w:rPr>
-        <w:t>Li, W., Qin, B., &amp; Gao, S</w:t>
-      </w:r>
-      <w:r>
-        <w:rPr>
-          <w:rFonts w:ascii="Times New Roman" w:eastAsia="KaiTi" w:hAnsi="Times New Roman" w:cs="Times New Roman" w:hint="eastAsia"/>
-          <w:spacing w:val="-4"/>
-          <w:sz w:val="20"/>
-          <w:szCs w:val="20"/>
-        </w:rPr>
-        <w:t>*</w:t>
-      </w:r>
-      <w:r>
-        <w:rPr>
-          <w:rFonts w:ascii="Times New Roman" w:eastAsia="KaiTi" w:hAnsi="Times New Roman" w:cs="Times New Roman"/>
-          <w:spacing w:val="-4"/>
-          <w:sz w:val="20"/>
-          <w:szCs w:val="20"/>
-        </w:rPr>
-        <w:t>. (2026). An Enhanced Plant Growth Algorithm with Adam Learning, Lévy Flight, and Dynamic Stage Control. Symmetry, 18(1), 64.</w:t>
-      </w:r>
-      <w:r>
-        <w:rPr>
-          <w:rFonts w:ascii="Times New Roman" w:eastAsia="KaiTi" w:hAnsi="Times New Roman" w:cs="Times New Roman"/>
-          <w:b/>
-          <w:bCs/>
-          <w:spacing w:val="-4"/>
-          <w:sz w:val="20"/>
-          <w:szCs w:val="20"/>
-        </w:rPr>
-        <w:t xml:space="preserve"> </w:t>
-      </w:r>
-      <w:hyperlink r:id="rId12" w:history="1">
-        <w:r>
-          <w:rPr>
-            <w:rStyle w:val="ab"/>
-            <w:rFonts w:ascii="Times New Roman" w:eastAsia="KaiTi" w:hAnsi="Times New Roman" w:cs="Times New Roman"/>
-            <w:b/>
-            <w:bCs/>
-            <w:spacing w:val="-4"/>
-            <w:sz w:val="20"/>
-            <w:szCs w:val="20"/>
-          </w:rPr>
-          <w:t>https://doi.org/10.3390/sym18010064</w:t>
-        </w:r>
-      </w:hyperlink>
-      <w:r>
-        <w:rPr>
-          <w:rFonts w:ascii="Times New Roman" w:eastAsia="KaiTi" w:hAnsi="Times New Roman" w:cs="Times New Roman" w:hint="eastAsia"/>
-          <w:b/>
-          <w:bCs/>
-          <w:spacing w:val="-4"/>
-          <w:sz w:val="20"/>
-          <w:szCs w:val="20"/>
-        </w:rPr>
-        <w:t xml:space="preserve">　</w:t>
-      </w:r>
-      <w:r>
-        <w:rPr>
-          <w:rFonts w:ascii="Times New Roman" w:eastAsia="KaiTi" w:hAnsi="Times New Roman" w:cs="Times New Roman"/>
-          <w:spacing w:val="-4"/>
-          <w:sz w:val="20"/>
-          <w:szCs w:val="20"/>
-        </w:rPr>
-        <w:tab/>
-      </w:r>
-      <w:r>
-        <w:rPr>
-          <w:rFonts w:ascii="Times New Roman" w:eastAsia="KaiTi" w:hAnsi="Times New Roman" w:cs="Times New Roman"/>
-          <w:b/>
-          <w:bCs/>
-          <w:spacing w:val="-4"/>
-          <w:sz w:val="20"/>
-          <w:szCs w:val="20"/>
-        </w:rPr>
-        <w:tab/>
-      </w:r>
-      <w:r>
-        <w:rPr>
-          <w:rFonts w:ascii="Times New Roman" w:eastAsia="KaiTi" w:hAnsi="Times New Roman" w:cs="Times New Roman"/>
-          <w:b/>
-          <w:bCs/>
-          <w:spacing w:val="-4"/>
-          <w:sz w:val="20"/>
-          <w:szCs w:val="20"/>
-        </w:rPr>
-        <w:tab/>
-      </w:r>
-      <w:r>
-        <w:rPr>
-          <w:rFonts w:ascii="Times New Roman" w:eastAsia="KaiTi" w:hAnsi="Times New Roman" w:cs="Times New Roman"/>
-          <w:b/>
-          <w:bCs/>
-          <w:spacing w:val="-4"/>
-          <w:sz w:val="20"/>
-          <w:szCs w:val="20"/>
-        </w:rPr>
-        <w:tab/>
-      </w:r>
-      <w:r>
-        <w:rPr>
-          <w:rFonts w:ascii="Times New Roman" w:eastAsia="KaiTi" w:hAnsi="Times New Roman" w:cs="Times New Roman"/>
-          <w:b/>
-          <w:bCs/>
-          <w:spacing w:val="-4"/>
-          <w:sz w:val="20"/>
-          <w:szCs w:val="20"/>
-        </w:rPr>
-        <w:tab/>
-      </w:r>
-      <w:r>
-        <w:rPr>
-          <w:rFonts w:ascii="Times New Roman" w:eastAsia="KaiTi" w:hAnsi="Times New Roman" w:cs="Times New Roman"/>
-          <w:b/>
-          <w:bCs/>
-          <w:spacing w:val="-4"/>
-          <w:sz w:val="20"/>
-          <w:szCs w:val="20"/>
-        </w:rPr>
-        <w:tab/>
-      </w:r>
-      <w:r>
-        <w:rPr>
-          <w:rFonts w:ascii="Times New Roman" w:eastAsia="KaiTi" w:hAnsi="Times New Roman" w:cs="Times New Roman"/>
-          <w:b/>
-          <w:bCs/>
-          <w:spacing w:val="-4"/>
-          <w:sz w:val="20"/>
-          <w:szCs w:val="20"/>
-        </w:rPr>
-        <w:tab/>
-      </w:r>
-      <w:r>
-        <w:rPr>
-          <w:rFonts w:ascii="Times New Roman" w:eastAsia="KaiTi" w:hAnsi="Times New Roman" w:cs="Times New Roman" w:hint="eastAsia"/>
-          <w:b/>
-          <w:bCs/>
-          <w:spacing w:val="-4"/>
-          <w:sz w:val="20"/>
-          <w:szCs w:val="20"/>
-        </w:rPr>
-        <w:t xml:space="preserve">   </w:t>
-      </w:r>
-      <w:r>
-        <w:rPr>
-          <w:rFonts w:ascii="Times New Roman" w:eastAsia="KaiTi" w:hAnsi="Times New Roman" w:cs="Times New Roman" w:hint="eastAsia"/>
-          <w:b/>
-          <w:bCs/>
-          <w:spacing w:val="-4"/>
-          <w:sz w:val="20"/>
-          <w:szCs w:val="20"/>
-        </w:rPr>
-        <w:t>—</w:t>
-      </w:r>
-      <w:r>
-        <w:rPr>
-          <w:rFonts w:ascii="Times New Roman" w:eastAsia="KaiTi" w:hAnsi="Times New Roman" w:cs="Times New Roman" w:hint="eastAsia"/>
-          <w:b/>
-          <w:bCs/>
-          <w:spacing w:val="-4"/>
-          <w:sz w:val="20"/>
-          <w:szCs w:val="20"/>
-        </w:rPr>
-        <w:t xml:space="preserve"> </w:t>
-      </w:r>
-      <w:r>
-        <w:rPr>
-          <w:rFonts w:ascii="Times New Roman" w:eastAsia="KaiTi" w:hAnsi="Times New Roman" w:cs="Times New Roman" w:hint="eastAsia"/>
-          <w:b/>
-          <w:bCs/>
-          <w:spacing w:val="-4"/>
-          <w:sz w:val="20"/>
-          <w:szCs w:val="20"/>
-        </w:rPr>
-        <w:t>SC</w:t>
-      </w:r>
-      <w:r>
-        <w:rPr>
-          <w:rFonts w:ascii="Times New Roman" w:eastAsia="KaiTi" w:hAnsi="Times New Roman" w:cs="Times New Roman" w:hint="eastAsia"/>
-          <w:b/>
-          <w:bCs/>
-          <w:spacing w:val="-4"/>
-          <w:sz w:val="20"/>
-          <w:szCs w:val="20"/>
-        </w:rPr>
-        <w:t>I</w:t>
-      </w:r>
-      <w:r>
-        <w:rPr>
-          <w:rFonts w:ascii="Times New Roman" w:eastAsia="KaiTi" w:hAnsi="Times New Roman" w:cs="Times New Roman" w:hint="eastAsia"/>
-          <w:b/>
-          <w:bCs/>
-          <w:spacing w:val="-4"/>
-          <w:sz w:val="20"/>
-          <w:szCs w:val="20"/>
-        </w:rPr>
-        <w:t xml:space="preserve"> </w:t>
-      </w:r>
-      <w:r>
-        <w:rPr>
-          <w:rFonts w:ascii="Times New Roman" w:eastAsia="KaiTi" w:hAnsi="Times New Roman" w:cs="Times New Roman" w:hint="eastAsia"/>
-          <w:b/>
-          <w:bCs/>
-          <w:spacing w:val="-4"/>
-          <w:sz w:val="20"/>
-          <w:szCs w:val="20"/>
-        </w:rPr>
-        <w:t>3</w:t>
-      </w:r>
-      <w:r>
-        <w:rPr>
-          <w:rFonts w:ascii="Times New Roman" w:eastAsia="KaiTi" w:hAnsi="Times New Roman" w:cs="Times New Roman" w:hint="eastAsia"/>
-          <w:b/>
-          <w:bCs/>
-          <w:spacing w:val="-4"/>
-          <w:sz w:val="20"/>
-          <w:szCs w:val="20"/>
-        </w:rPr>
-        <w:t>区</w:t>
-      </w:r>
-      <w:r>
-        <w:rPr>
-          <w:rFonts w:ascii="Times New Roman" w:eastAsia="KaiTi" w:hAnsi="Times New Roman" w:cs="Times New Roman" w:hint="eastAsia"/>
-          <w:b/>
-          <w:bCs/>
-          <w:spacing w:val="-4"/>
-          <w:sz w:val="20"/>
-          <w:szCs w:val="20"/>
-        </w:rPr>
-        <w:t>一作</w:t>
-      </w:r>
-      <w:r>
-        <w:rPr>
-          <w:rFonts w:ascii="Times New Roman" w:eastAsia="KaiTi" w:hAnsi="Times New Roman" w:cs="Times New Roman" w:hint="eastAsia"/>
-          <w:b/>
-          <w:bCs/>
-          <w:spacing w:val="-4"/>
-          <w:sz w:val="20"/>
-          <w:szCs w:val="20"/>
-        </w:rPr>
-        <w:t xml:space="preserve"> | </w:t>
-      </w:r>
-      <w:r>
-        <w:rPr>
-          <w:rFonts w:ascii="Times New Roman" w:eastAsia="KaiTi" w:hAnsi="Times New Roman" w:cs="Times New Roman"/>
-          <w:b/>
-          <w:bCs/>
-          <w:spacing w:val="-4"/>
-          <w:sz w:val="20"/>
-          <w:szCs w:val="20"/>
-        </w:rPr>
-        <w:t xml:space="preserve">JCR </w:t>
-      </w:r>
-      <w:r>
-        <w:rPr>
-          <w:rFonts w:ascii="Times New Roman" w:eastAsia="KaiTi" w:hAnsi="Times New Roman" w:cs="Times New Roman"/>
-          <w:b/>
-          <w:bCs/>
-          <w:spacing w:val="-4"/>
-          <w:sz w:val="20"/>
-          <w:szCs w:val="20"/>
-        </w:rPr>
-        <w:t>–</w:t>
-      </w:r>
-      <w:r>
-        <w:rPr>
-          <w:rFonts w:ascii="Times New Roman" w:eastAsia="KaiTi" w:hAnsi="Times New Roman" w:cs="Times New Roman"/>
-          <w:b/>
-          <w:bCs/>
-          <w:spacing w:val="-4"/>
-          <w:sz w:val="20"/>
-          <w:szCs w:val="20"/>
-        </w:rPr>
-        <w:t xml:space="preserve"> Q</w:t>
-      </w:r>
-      <w:r>
-        <w:rPr>
-          <w:rFonts w:ascii="Times New Roman" w:eastAsia="KaiTi" w:hAnsi="Times New Roman" w:cs="Times New Roman" w:hint="eastAsia"/>
-          <w:b/>
-          <w:bCs/>
-          <w:spacing w:val="-4"/>
-          <w:sz w:val="20"/>
-          <w:szCs w:val="20"/>
-        </w:rPr>
-        <w:t>2</w:t>
-      </w:r>
     </w:p>
     <w:p>
       <w:pPr>
+        <w:spacing w:beforeLines="20" w:before="62" w:line="300" w:lineRule="exact"/>
+        <w:rPr>
+          <w:rFonts w:ascii="Times New Roman" w:eastAsia="KaiTi" w:hAnsi="Times New Roman" w:cs="Times New Roman"/>
+          <w:b/>
+          <w:bCs/>
+          <w:spacing w:val="-4"/>
+          <w:sz w:val="20"/>
+          <w:szCs w:val="20"/>
+        </w:rPr>
+      </w:pPr>
+      <w:r>
+        <w:rPr>
+          <w:rFonts w:ascii="Times New Roman" w:eastAsia="KaiTi" w:hAnsi="Times New Roman" w:cs="Times New Roman"/>
+          <w:b/>
+          <w:bCs/>
+          <w:spacing w:val="-4"/>
+          <w:sz w:val="20"/>
+          <w:szCs w:val="20"/>
+        </w:rPr>
+        <w:fldChar w:fldCharType="begin"/>
+      </w:r>
+      <w:r>
+        <w:rPr>
+          <w:rFonts w:ascii="Times New Roman" w:eastAsia="KaiTi" w:hAnsi="Times New Roman" w:cs="Times New Roman"/>
+          <w:b/>
+          <w:bCs/>
+          <w:spacing w:val="-4"/>
+          <w:sz w:val="20"/>
+          <w:szCs w:val="20"/>
+        </w:rPr>
+        <w:instrText xml:space="preserve"> </w:instrText>
+      </w:r>
+      <w:r>
+        <w:rPr>
+          <w:rFonts w:ascii="Times New Roman" w:eastAsia="KaiTi" w:hAnsi="Times New Roman" w:cs="Times New Roman" w:hint="eastAsia"/>
+          <w:b/>
+          <w:bCs/>
+          <w:spacing w:val="-4"/>
+          <w:sz w:val="20"/>
+          <w:szCs w:val="20"/>
+        </w:rPr>
+        <w:instrText>eq \o\ac(</w:instrText>
+      </w:r>
+      <w:r>
+        <w:rPr>
+          <w:rFonts w:ascii="Times New Roman" w:eastAsia="KaiTi" w:hAnsi="Times New Roman" w:cs="Times New Roman" w:hint="eastAsia"/>
+          <w:b/>
+          <w:bCs/>
+          <w:spacing w:val="-4"/>
+          <w:sz w:val="20"/>
+          <w:szCs w:val="20"/>
+        </w:rPr>
+        <w:instrText>○</w:instrText>
+      </w:r>
+      <w:r>
+        <w:rPr>
+          <w:rFonts w:ascii="Times New Roman" w:eastAsia="KaiTi" w:hAnsi="Times New Roman" w:cs="Times New Roman" w:hint="eastAsia"/>
+          <w:b/>
+          <w:bCs/>
+          <w:spacing w:val="-4"/>
+          <w:sz w:val="20"/>
+          <w:szCs w:val="20"/>
+        </w:rPr>
+        <w:instrText>,1)</w:instrText>
+      </w:r>
+      <w:r>
+        <w:rPr>
+          <w:rFonts w:ascii="Times New Roman" w:eastAsia="KaiTi" w:hAnsi="Times New Roman" w:cs="Times New Roman"/>
+          <w:b/>
+          <w:bCs/>
+          <w:spacing w:val="-4"/>
+          <w:sz w:val="20"/>
+          <w:szCs w:val="20"/>
+        </w:rPr>
+        <w:fldChar w:fldCharType="end"/>
+      </w:r>
+      <w:r>
+        <w:rPr>
+          <w:rFonts w:hint="eastAsia"/>
+        </w:rPr>
+        <w:t xml:space="preserve"> </w:t>
+      </w:r>
+      <w:r>
+        <w:rPr>
+          <w:rFonts w:ascii="Times New Roman" w:eastAsia="KaiTi" w:hAnsi="Times New Roman" w:cs="Times New Roman"/>
+          <w:b/>
+          <w:bCs/>
+          <w:spacing w:val="-4"/>
+          <w:sz w:val="20"/>
+          <w:szCs w:val="20"/>
+        </w:rPr>
+        <w:t>Yuhang</w:t>
+      </w:r>
+      <w:r>
+        <w:rPr>
+          <w:rFonts w:ascii="Times New Roman" w:eastAsia="KaiTi" w:hAnsi="Times New Roman" w:cs="Times New Roman" w:hint="eastAsia"/>
+          <w:b/>
+          <w:bCs/>
+          <w:spacing w:val="-4"/>
+          <w:sz w:val="20"/>
+          <w:szCs w:val="20"/>
+        </w:rPr>
+        <w:t xml:space="preserve"> Xie</w:t>
+      </w:r>
+      <w:r>
+        <w:rPr>
+          <w:rFonts w:ascii="Times New Roman" w:eastAsia="KaiTi" w:hAnsi="Times New Roman" w:cs="Times New Roman"/>
+          <w:spacing w:val="-4"/>
+          <w:sz w:val="20"/>
+          <w:szCs w:val="20"/>
+        </w:rPr>
+        <w:t>, Wei Li, Bin Qin, Kai Xu, and Shang Gao</w:t>
+      </w:r>
+      <w:r>
+        <w:rPr>
+          <w:rFonts w:ascii="Times New Roman" w:eastAsia="KaiTi" w:hAnsi="Times New Roman" w:cs="Times New Roman" w:hint="eastAsia"/>
+          <w:spacing w:val="-4"/>
+          <w:sz w:val="20"/>
+          <w:szCs w:val="20"/>
+        </w:rPr>
+        <w:t>*</w:t>
+      </w:r>
+      <w:r>
+        <w:rPr>
+          <w:rFonts w:ascii="Times New Roman" w:eastAsia="KaiTi" w:hAnsi="Times New Roman" w:cs="Times New Roman"/>
+          <w:spacing w:val="-4"/>
+          <w:sz w:val="20"/>
+          <w:szCs w:val="20"/>
+        </w:rPr>
+        <w:t xml:space="preserve">. (2026). Fractional-Order Memory and Elite-Center-Guided Sine–Cosine Optimization for Feature Selection. </w:t>
+      </w:r>
+      <w:r>
+        <w:rPr>
+          <w:rFonts w:ascii="Times New Roman" w:eastAsia="KaiTi" w:hAnsi="Times New Roman" w:cs="Times New Roman"/>
+          <w:i/>
+          <w:iCs/>
+          <w:spacing w:val="-4"/>
+          <w:sz w:val="20"/>
+          <w:szCs w:val="20"/>
+        </w:rPr>
+        <w:t>Fractal and Fractional</w:t>
+      </w:r>
+      <w:r>
+        <w:rPr>
+          <w:rFonts w:ascii="Times New Roman" w:eastAsia="KaiTi" w:hAnsi="Times New Roman" w:cs="Times New Roman"/>
+          <w:spacing w:val="-4"/>
+          <w:sz w:val="20"/>
+          <w:szCs w:val="20"/>
+        </w:rPr>
+        <w:t>, 10(8), 526.</w:t>
+      </w:r>
+      <w:r>
+        <w:rPr>
+          <w:rFonts w:ascii="Times New Roman" w:eastAsia="KaiTi" w:hAnsi="Times New Roman" w:cs="Times New Roman"/>
+          <w:spacing w:val="-4"/>
+          <w:sz w:val="20"/>
+          <w:szCs w:val="20"/>
+        </w:rPr>
+        <w:tab/>
+      </w:r>
+      <w:r>
+        <w:rPr>
+          <w:rFonts w:ascii="Times New Roman" w:eastAsia="KaiTi" w:hAnsi="Times New Roman" w:cs="Times New Roman"/>
+          <w:spacing w:val="-4"/>
+          <w:sz w:val="20"/>
+          <w:szCs w:val="20"/>
+        </w:rPr>
+        <w:tab/>
+      </w:r>
+      <w:r>
+        <w:rPr>
+          <w:rFonts w:ascii="Times New Roman" w:eastAsia="KaiTi" w:hAnsi="Times New Roman" w:cs="Times New Roman"/>
+          <w:spacing w:val="-4"/>
+          <w:sz w:val="20"/>
+          <w:szCs w:val="20"/>
+        </w:rPr>
+        <w:tab/>
+      </w:r>
+      <w:r>
+        <w:rPr>
+          <w:rFonts w:ascii="Times New Roman" w:eastAsia="KaiTi" w:hAnsi="Times New Roman" w:cs="Times New Roman"/>
+          <w:spacing w:val="-4"/>
+          <w:sz w:val="20"/>
+          <w:szCs w:val="20"/>
+        </w:rPr>
+        <w:tab/>
+      </w:r>
+      <w:r>
+        <w:rPr>
+          <w:rFonts w:ascii="Times New Roman" w:eastAsia="KaiTi" w:hAnsi="Times New Roman" w:cs="Times New Roman"/>
+          <w:spacing w:val="-4"/>
+          <w:sz w:val="20"/>
+          <w:szCs w:val="20"/>
+        </w:rPr>
+        <w:tab/>
+      </w:r>
+      <w:r>
+        <w:rPr>
+          <w:rFonts w:ascii="Times New Roman" w:eastAsia="KaiTi" w:hAnsi="Times New Roman" w:cs="Times New Roman"/>
+          <w:spacing w:val="-4"/>
+          <w:sz w:val="20"/>
+          <w:szCs w:val="20"/>
+        </w:rPr>
+        <w:tab/>
+      </w:r>
+      <w:r>
+        <w:rPr>
+          <w:rFonts w:ascii="Times New Roman" w:eastAsia="KaiTi" w:hAnsi="Times New Roman" w:cs="Times New Roman"/>
+          <w:spacing w:val="-4"/>
+          <w:sz w:val="20"/>
+          <w:szCs w:val="20"/>
+        </w:rPr>
+        <w:tab/>
+      </w:r>
+      <w:r>
+        <w:rPr>
+          <w:rFonts w:ascii="Times New Roman" w:eastAsia="KaiTi" w:hAnsi="Times New Roman" w:cs="Times New Roman"/>
+          <w:spacing w:val="-4"/>
+          <w:sz w:val="20"/>
+          <w:szCs w:val="20"/>
+        </w:rPr>
+        <w:tab/>
+      </w:r>
+      <w:r>
+        <w:rPr>
+          <w:rFonts w:ascii="Times New Roman" w:eastAsia="KaiTi" w:hAnsi="Times New Roman" w:cs="Times New Roman"/>
+          <w:spacing w:val="-4"/>
+          <w:sz w:val="20"/>
+          <w:szCs w:val="20"/>
+        </w:rPr>
+        <w:tab/>
+      </w:r>
+      <w:r>
+        <w:rPr>
+          <w:rFonts w:ascii="Times New Roman" w:eastAsia="KaiTi" w:hAnsi="Times New Roman" w:cs="Times New Roman"/>
+          <w:spacing w:val="-4"/>
+          <w:sz w:val="20"/>
+          <w:szCs w:val="20"/>
+        </w:rPr>
+        <w:tab/>
+      </w:r>
+      <w:r>
+        <w:rPr>
+          <w:rFonts w:ascii="Times New Roman" w:eastAsia="KaiTi" w:hAnsi="Times New Roman" w:cs="Times New Roman" w:hint="eastAsia"/>
+          <w:spacing w:val="-4"/>
+          <w:sz w:val="20"/>
+          <w:szCs w:val="20"/>
+        </w:rPr>
+        <w:t xml:space="preserve">    </w:t>
+      </w:r>
+      <w:r>
+        <w:rPr>
+          <w:rFonts w:ascii="Times New Roman" w:eastAsia="KaiTi" w:hAnsi="Times New Roman" w:cs="Times New Roman"/>
+          <w:b/>
+          <w:bCs/>
+          <w:spacing w:val="-4"/>
+          <w:sz w:val="20"/>
+          <w:szCs w:val="20"/>
+        </w:rPr>
+        <w:t>—</w:t>
+      </w:r>
+      <w:r>
+        <w:rPr>
+          <w:rFonts w:ascii="Times New Roman" w:eastAsia="KaiTi" w:hAnsi="Times New Roman" w:cs="Times New Roman" w:hint="eastAsia"/>
+          <w:b/>
+          <w:bCs/>
+          <w:spacing w:val="-4"/>
+          <w:sz w:val="20"/>
+          <w:szCs w:val="20"/>
+        </w:rPr>
+        <w:t xml:space="preserve"> SC</w:t>
+      </w:r>
+      <w:r>
+        <w:rPr>
+          <w:rFonts w:ascii="Times New Roman" w:eastAsia="KaiTi" w:hAnsi="Times New Roman" w:cs="Times New Roman" w:hint="eastAsia"/>
+          <w:b/>
+          <w:bCs/>
+          <w:spacing w:val="-4"/>
+          <w:sz w:val="20"/>
+          <w:szCs w:val="20"/>
+        </w:rPr>
+        <w:t>I</w:t>
+      </w:r>
+      <w:r>
+        <w:rPr>
+          <w:rFonts w:ascii="Times New Roman" w:eastAsia="KaiTi" w:hAnsi="Times New Roman" w:cs="Times New Roman" w:hint="eastAsia"/>
+          <w:b/>
+          <w:bCs/>
+          <w:spacing w:val="-4"/>
+          <w:sz w:val="20"/>
+          <w:szCs w:val="20"/>
+        </w:rPr>
+        <w:t>二</w:t>
+      </w:r>
+      <w:r>
+        <w:rPr>
+          <w:rFonts w:ascii="Times New Roman" w:eastAsia="KaiTi" w:hAnsi="Times New Roman" w:cs="Times New Roman" w:hint="eastAsia"/>
+          <w:b/>
+          <w:bCs/>
+          <w:spacing w:val="-4"/>
+          <w:sz w:val="20"/>
+          <w:szCs w:val="20"/>
+        </w:rPr>
+        <w:t>区一作</w:t>
+      </w:r>
+      <w:r>
+        <w:rPr>
+          <w:rFonts w:ascii="Times New Roman" w:eastAsia="KaiTi" w:hAnsi="Times New Roman" w:cs="Times New Roman" w:hint="eastAsia"/>
+          <w:b/>
+          <w:bCs/>
+          <w:spacing w:val="-4"/>
+          <w:sz w:val="20"/>
+          <w:szCs w:val="20"/>
+        </w:rPr>
+        <w:t xml:space="preserve"> | </w:t>
+      </w:r>
+      <w:r>
+        <w:rPr>
+          <w:rFonts w:ascii="Times New Roman" w:eastAsia="KaiTi" w:hAnsi="Times New Roman" w:cs="Times New Roman"/>
+          <w:b/>
+          <w:bCs/>
+          <w:spacing w:val="-4"/>
+          <w:sz w:val="20"/>
+          <w:szCs w:val="20"/>
+        </w:rPr>
+        <w:t xml:space="preserve">JCR </w:t>
+      </w:r>
+      <w:r>
+        <w:rPr>
+          <w:rFonts w:ascii="Times New Roman" w:eastAsia="KaiTi" w:hAnsi="Times New Roman" w:cs="Times New Roman"/>
+          <w:b/>
+          <w:bCs/>
+          <w:spacing w:val="-4"/>
+          <w:sz w:val="20"/>
+          <w:szCs w:val="20"/>
+        </w:rPr>
+        <w:t>–</w:t>
+      </w:r>
+      <w:r>
+        <w:rPr>
+          <w:rFonts w:ascii="Times New Roman" w:eastAsia="KaiTi" w:hAnsi="Times New Roman" w:cs="Times New Roman"/>
+          <w:b/>
+          <w:bCs/>
+          <w:spacing w:val="-4"/>
+          <w:sz w:val="20"/>
+          <w:szCs w:val="20"/>
+        </w:rPr>
+        <w:t xml:space="preserve"> Q</w:t>
+      </w:r>
+      <w:r>
+        <w:rPr>
+          <w:rFonts w:ascii="Times New Roman" w:eastAsia="KaiTi" w:hAnsi="Times New Roman" w:cs="Times New Roman" w:hint="eastAsia"/>
+          <w:b/>
+          <w:bCs/>
+          <w:spacing w:val="-4"/>
+          <w:sz w:val="20"/>
+          <w:szCs w:val="20"/>
+        </w:rPr>
+        <w:t>1</w:t>
+      </w:r>
+    </w:p>
+    <w:p>
+      <w:pPr>
         <w:spacing w:line="320" w:lineRule="exact"/>
         <w:ind w:firstLineChars="200" w:firstLine="384"/>
         <w:rPr>
@@ -2944,6 +2899,51 @@
       </w:pPr>
       <w:r>
         <w:rPr>
+          <w:rFonts w:ascii="Times New Roman" w:eastAsia="KaiTi" w:hAnsi="Times New Roman" w:cs="Times New Roman"/>
+          <w:spacing w:val="-4"/>
+          <w:sz w:val="20"/>
+          <w:szCs w:val="20"/>
+        </w:rPr>
+        <w:t>本研究提出了一种面向包装式特征选择的分数阶精英记忆正余弦优化算法</w:t>
+      </w:r>
+      <w:r>
+        <w:rPr>
+          <w:rFonts w:ascii="Times New Roman" w:eastAsia="KaiTi" w:hAnsi="Times New Roman" w:cs="Times New Roman" w:hint="eastAsia"/>
+          <w:spacing w:val="-4"/>
+          <w:sz w:val="20"/>
+          <w:szCs w:val="20"/>
+        </w:rPr>
+        <w:t>(</w:t>
+      </w:r>
+      <w:r>
+        <w:rPr>
+          <w:rFonts w:ascii="Times New Roman" w:eastAsia="KaiTi" w:hAnsi="Times New Roman" w:cs="Times New Roman"/>
+          <w:spacing w:val="-4"/>
+          <w:sz w:val="20"/>
+          <w:szCs w:val="20"/>
+        </w:rPr>
+        <w:t>FOSCA</w:t>
+      </w:r>
+      <w:r>
+        <w:rPr>
+          <w:rFonts w:ascii="Times New Roman" w:eastAsia="KaiTi" w:hAnsi="Times New Roman" w:cs="Times New Roman" w:hint="eastAsia"/>
+          <w:spacing w:val="-4"/>
+          <w:sz w:val="20"/>
+          <w:szCs w:val="20"/>
+        </w:rPr>
+        <w:t>)</w:t>
+      </w:r>
+      <w:r>
+        <w:rPr>
+          <w:rFonts w:ascii="Times New Roman" w:eastAsia="KaiTi" w:hAnsi="Times New Roman" w:cs="Times New Roman"/>
+          <w:spacing w:val="-4"/>
+          <w:sz w:val="20"/>
+          <w:szCs w:val="20"/>
+        </w:rPr>
+        <w:t>。</w:t>
+      </w:r>
+      <w:r>
+        <w:rPr>
           <w:rFonts w:ascii="Times New Roman" w:eastAsia="KaiTi" w:hAnsi="Times New Roman" w:cs="Times New Roman" w:hint="eastAsia"/>
           <w:spacing w:val="-4"/>
           <w:sz w:val="20"/>
@@ -2958,70 +2958,52 @@
           <w:sz w:val="20"/>
           <w:szCs w:val="20"/>
         </w:rPr>
-        <w:t>融合</w:t>
-      </w:r>
-      <w:r>
-        <w:rPr>
-          <w:rFonts w:ascii="Times New Roman" w:eastAsia="KaiTi" w:hAnsi="Times New Roman" w:cs="Times New Roman"/>
-          <w:spacing w:val="-4"/>
-          <w:sz w:val="20"/>
-          <w:szCs w:val="20"/>
-        </w:rPr>
-        <w:t xml:space="preserve"> Adam </w:t>
-      </w:r>
-      <w:r>
-        <w:rPr>
-          <w:rFonts w:ascii="Times New Roman" w:eastAsia="KaiTi" w:hAnsi="Times New Roman" w:cs="Times New Roman"/>
-          <w:spacing w:val="-4"/>
-          <w:sz w:val="20"/>
-          <w:szCs w:val="20"/>
-        </w:rPr>
-        <w:t>自适应梯度</w:t>
-      </w:r>
-      <w:r>
-        <w:rPr>
-          <w:rFonts w:ascii="Times New Roman" w:eastAsia="KaiTi" w:hAnsi="Times New Roman" w:cs="Times New Roman" w:hint="eastAsia"/>
-          <w:spacing w:val="-4"/>
-          <w:sz w:val="20"/>
-          <w:szCs w:val="20"/>
-        </w:rPr>
-        <w:t>以及</w:t>
-      </w:r>
-      <w:r>
-        <w:rPr>
-          <w:rFonts w:ascii="Times New Roman" w:eastAsia="KaiTi" w:hAnsi="Times New Roman" w:cs="Times New Roman"/>
-          <w:spacing w:val="-4"/>
-          <w:sz w:val="20"/>
-          <w:szCs w:val="20"/>
-        </w:rPr>
-        <w:t>动态学习率调度</w:t>
-      </w:r>
-      <w:r>
-        <w:rPr>
-          <w:rFonts w:ascii="Times New Roman" w:eastAsia="KaiTi" w:hAnsi="Times New Roman" w:cs="Times New Roman" w:hint="eastAsia"/>
-          <w:spacing w:val="-4"/>
-          <w:sz w:val="20"/>
-          <w:szCs w:val="20"/>
-        </w:rPr>
-        <w:t>改进传统的</w:t>
-      </w:r>
-      <w:r>
-        <w:rPr>
-          <w:rFonts w:ascii="Times New Roman" w:eastAsia="KaiTi" w:hAnsi="Times New Roman" w:cs="Times New Roman"/>
-          <w:spacing w:val="-4"/>
-          <w:sz w:val="20"/>
-          <w:szCs w:val="20"/>
-        </w:rPr>
-        <w:t>PGA</w:t>
-      </w:r>
-      <w:r>
-        <w:rPr>
-          <w:rFonts w:ascii="Times New Roman" w:eastAsia="KaiTi" w:hAnsi="Times New Roman" w:cs="Times New Roman" w:hint="eastAsia"/>
-          <w:spacing w:val="-4"/>
-          <w:sz w:val="20"/>
-          <w:szCs w:val="20"/>
-        </w:rPr>
-        <w:t>算法</w:t>
+        <w:t>引入分数阶短期记忆重构机制和</w:t>
+      </w:r>
+      <w:r>
+        <w:rPr>
+          <w:rFonts w:ascii="Times New Roman" w:eastAsia="KaiTi" w:hAnsi="Times New Roman" w:cs="Times New Roman" w:hint="eastAsia"/>
+          <w:spacing w:val="-4"/>
+          <w:sz w:val="20"/>
+          <w:szCs w:val="20"/>
+        </w:rPr>
+        <w:t>动态精英</w:t>
+      </w:r>
+      <w:r>
+        <w:rPr>
+          <w:rFonts w:ascii="Times New Roman" w:eastAsia="KaiTi" w:hAnsi="Times New Roman" w:cs="Times New Roman"/>
+          <w:spacing w:val="-4"/>
+          <w:sz w:val="20"/>
+          <w:szCs w:val="20"/>
+        </w:rPr>
+        <w:t>引导策略，从而缓解由</w:t>
+      </w:r>
+      <w:r>
+        <w:rPr>
+          <w:rFonts w:ascii="Times New Roman" w:eastAsia="KaiTi" w:hAnsi="Times New Roman" w:cs="Times New Roman"/>
+          <w:spacing w:val="-4"/>
+          <w:sz w:val="20"/>
+          <w:szCs w:val="20"/>
+        </w:rPr>
+        <w:t xml:space="preserve"> NP-hard </w:t>
+      </w:r>
+      <w:r>
+        <w:rPr>
+          <w:rFonts w:ascii="Times New Roman" w:eastAsia="KaiTi" w:hAnsi="Times New Roman" w:cs="Times New Roman"/>
+          <w:spacing w:val="-4"/>
+          <w:sz w:val="20"/>
+          <w:szCs w:val="20"/>
+        </w:rPr>
+        <w:t>组合搜索空间带来的优化困难。</w:t>
+      </w:r>
+      <w:r>
+        <w:rPr>
+          <w:rFonts w:ascii="Times New Roman" w:eastAsia="KaiTi" w:hAnsi="Times New Roman" w:cs="Times New Roman"/>
+          <w:spacing w:val="-4"/>
+          <w:sz w:val="20"/>
+          <w:szCs w:val="20"/>
+        </w:rPr>
+        <w:t>实验结果表明</w:t>
       </w:r>
       <w:r>
         <w:rPr>
@@ -3034,169 +3016,97 @@
       </w:r>
       <w:r>
         <w:rPr>
-          <w:rFonts w:ascii="Times New Roman" w:eastAsia="KaiTi" w:hAnsi="Times New Roman" w:cs="Times New Roman" w:hint="eastAsia"/>
-          <w:spacing w:val="-4"/>
-          <w:sz w:val="20"/>
-          <w:szCs w:val="20"/>
-        </w:rPr>
-        <w:t>实验</w:t>
-      </w:r>
-      <w:r>
-        <w:rPr>
-          <w:rFonts w:ascii="Times New Roman" w:eastAsia="KaiTi" w:hAnsi="Times New Roman" w:cs="Times New Roman" w:hint="eastAsia"/>
-          <w:spacing w:val="-4"/>
-          <w:sz w:val="20"/>
-          <w:szCs w:val="20"/>
-        </w:rPr>
-        <w:t>表明</w:t>
-      </w:r>
-      <w:r>
-        <w:rPr>
-          <w:rFonts w:ascii="Times New Roman" w:eastAsia="KaiTi" w:hAnsi="Times New Roman" w:cs="Times New Roman"/>
-          <w:spacing w:val="-4"/>
-          <w:sz w:val="20"/>
-          <w:szCs w:val="20"/>
-        </w:rPr>
-        <w:t>在</w:t>
-      </w:r>
-      <w:r>
-        <w:rPr>
-          <w:rFonts w:ascii="Times New Roman" w:eastAsia="KaiTi" w:hAnsi="Times New Roman" w:cs="Times New Roman"/>
-          <w:spacing w:val="-4"/>
-          <w:sz w:val="20"/>
-          <w:szCs w:val="20"/>
-        </w:rPr>
-        <w:t>CEC</w:t>
-      </w:r>
-      <w:r>
-        <w:rPr>
-          <w:rFonts w:ascii="Times New Roman" w:eastAsia="KaiTi" w:hAnsi="Times New Roman" w:cs="Times New Roman" w:hint="eastAsia"/>
-          <w:spacing w:val="-4"/>
-          <w:sz w:val="20"/>
-          <w:szCs w:val="20"/>
-        </w:rPr>
-        <w:t>测试集</w:t>
-      </w:r>
-      <w:r>
-        <w:rPr>
-          <w:rFonts w:ascii="Times New Roman" w:eastAsia="KaiTi" w:hAnsi="Times New Roman" w:cs="Times New Roman" w:hint="eastAsia"/>
-          <w:spacing w:val="-4"/>
-          <w:sz w:val="20"/>
-          <w:szCs w:val="20"/>
-        </w:rPr>
-        <w:t>中</w:t>
-      </w:r>
-      <w:r>
-        <w:rPr>
-          <w:rFonts w:ascii="Times New Roman" w:eastAsia="KaiTi" w:hAnsi="Times New Roman" w:cs="Times New Roman" w:hint="eastAsia"/>
-          <w:spacing w:val="-4"/>
-          <w:sz w:val="20"/>
-          <w:szCs w:val="20"/>
-        </w:rPr>
-        <w:t>，本算法在</w:t>
-      </w:r>
-      <w:r>
-        <w:rPr>
-          <w:rFonts w:ascii="Times New Roman" w:eastAsia="KaiTi" w:hAnsi="Times New Roman" w:cs="Times New Roman"/>
-          <w:spacing w:val="-4"/>
-          <w:sz w:val="20"/>
-          <w:szCs w:val="20"/>
-        </w:rPr>
-        <w:t>精度、收敛性、稳定性等维度评估</w:t>
-      </w:r>
-      <w:r>
-        <w:rPr>
-          <w:rFonts w:ascii="Times New Roman" w:eastAsia="KaiTi" w:hAnsi="Times New Roman" w:cs="Times New Roman" w:hint="eastAsia"/>
-          <w:spacing w:val="-4"/>
-          <w:sz w:val="20"/>
-          <w:szCs w:val="20"/>
-        </w:rPr>
-        <w:t>中取得优异的性能，</w:t>
-      </w:r>
-      <w:r>
-        <w:rPr>
-          <w:rFonts w:ascii="Times New Roman" w:eastAsia="KaiTi" w:hAnsi="Times New Roman" w:cs="Times New Roman" w:hint="eastAsia"/>
-          <w:spacing w:val="-4"/>
-          <w:sz w:val="20"/>
-          <w:szCs w:val="20"/>
-        </w:rPr>
-        <w:t>相较于</w:t>
-      </w:r>
-      <w:r>
-        <w:rPr>
-          <w:rFonts w:ascii="Times New Roman" w:eastAsia="KaiTi" w:hAnsi="Times New Roman" w:cs="Times New Roman" w:hint="eastAsia"/>
-          <w:spacing w:val="-4"/>
-          <w:sz w:val="20"/>
-          <w:szCs w:val="20"/>
-        </w:rPr>
-        <w:t>11</w:t>
-      </w:r>
-      <w:r>
-        <w:rPr>
-          <w:rFonts w:ascii="Times New Roman" w:eastAsia="KaiTi" w:hAnsi="Times New Roman" w:cs="Times New Roman" w:hint="eastAsia"/>
-          <w:spacing w:val="-4"/>
-          <w:sz w:val="20"/>
-          <w:szCs w:val="20"/>
-        </w:rPr>
-        <w:t>个对比算法</w:t>
-      </w:r>
-      <w:r>
-        <w:rPr>
-          <w:rFonts w:ascii="Times New Roman" w:eastAsia="KaiTi" w:hAnsi="Times New Roman" w:cs="Times New Roman"/>
-          <w:spacing w:val="-4"/>
-          <w:sz w:val="20"/>
-          <w:szCs w:val="20"/>
-        </w:rPr>
-        <w:t>综合排名第一</w:t>
-      </w:r>
-      <w:r>
-        <w:rPr>
-          <w:rFonts w:ascii="Times New Roman" w:eastAsia="KaiTi" w:hAnsi="Times New Roman" w:cs="Times New Roman" w:hint="eastAsia"/>
-          <w:spacing w:val="-4"/>
-          <w:sz w:val="20"/>
-          <w:szCs w:val="20"/>
-        </w:rPr>
-        <w:t>，</w:t>
-      </w:r>
-      <w:r>
-        <w:rPr>
-          <w:rFonts w:ascii="Times New Roman" w:eastAsia="KaiTi" w:hAnsi="Times New Roman" w:cs="Times New Roman" w:hint="eastAsia"/>
-          <w:spacing w:val="-4"/>
-          <w:sz w:val="20"/>
-          <w:szCs w:val="20"/>
-        </w:rPr>
-        <w:t>同时</w:t>
-      </w:r>
-      <w:r>
-        <w:rPr>
-          <w:rFonts w:ascii="Times New Roman" w:eastAsia="KaiTi" w:hAnsi="Times New Roman" w:cs="Times New Roman"/>
-          <w:spacing w:val="-4"/>
-          <w:sz w:val="20"/>
-          <w:szCs w:val="20"/>
-        </w:rPr>
-        <w:t>在</w:t>
-      </w:r>
-      <w:r>
-        <w:rPr>
-          <w:rFonts w:ascii="Times New Roman" w:eastAsia="KaiTi" w:hAnsi="Times New Roman" w:cs="Times New Roman" w:hint="eastAsia"/>
-          <w:spacing w:val="-4"/>
-          <w:sz w:val="20"/>
-          <w:szCs w:val="20"/>
-        </w:rPr>
-        <w:t>多个工程</w:t>
-      </w:r>
-      <w:r>
-        <w:rPr>
-          <w:rFonts w:ascii="Times New Roman" w:eastAsia="KaiTi" w:hAnsi="Times New Roman" w:cs="Times New Roman"/>
-          <w:spacing w:val="-4"/>
-          <w:sz w:val="20"/>
-          <w:szCs w:val="20"/>
-        </w:rPr>
-        <w:t>数值优化问题中保持了较强的竞争力</w:t>
-      </w:r>
-      <w:r>
-        <w:rPr>
-          <w:rFonts w:ascii="Times New Roman" w:eastAsia="KaiTi" w:hAnsi="Times New Roman" w:cs="Times New Roman" w:hint="eastAsia"/>
+          <w:rFonts w:ascii="Times New Roman" w:eastAsia="KaiTi" w:hAnsi="Times New Roman" w:cs="Times New Roman"/>
+          <w:spacing w:val="-4"/>
+          <w:sz w:val="20"/>
+          <w:szCs w:val="20"/>
+        </w:rPr>
+        <w:t>FOSCA</w:t>
+      </w:r>
+      <w:r>
+        <w:rPr>
+          <w:rFonts w:ascii="Times New Roman" w:eastAsia="KaiTi" w:hAnsi="Times New Roman" w:cs="Times New Roman"/>
+          <w:spacing w:val="-4"/>
+          <w:sz w:val="20"/>
+          <w:szCs w:val="20"/>
+        </w:rPr>
+        <w:t>在包装式特征选择任务中</w:t>
+      </w:r>
+      <w:r>
+        <w:rPr>
+          <w:rFonts w:ascii="Times New Roman" w:eastAsia="KaiTi" w:hAnsi="Times New Roman" w:cs="Times New Roman" w:hint="eastAsia"/>
+          <w:spacing w:val="-4"/>
+          <w:sz w:val="20"/>
+          <w:szCs w:val="20"/>
+        </w:rPr>
+        <w:t>具有较强</w:t>
+      </w:r>
+      <w:r>
+        <w:rPr>
+          <w:rFonts w:ascii="Times New Roman" w:eastAsia="KaiTi" w:hAnsi="Times New Roman" w:cs="Times New Roman"/>
+          <w:spacing w:val="-4"/>
+          <w:sz w:val="20"/>
+          <w:szCs w:val="20"/>
+        </w:rPr>
+        <w:t>的搜索能力</w:t>
+      </w:r>
+      <w:r>
+        <w:rPr>
+          <w:rFonts w:ascii="Times New Roman" w:eastAsia="KaiTi" w:hAnsi="Times New Roman" w:cs="Times New Roman"/>
+          <w:spacing w:val="-4"/>
+          <w:sz w:val="20"/>
+          <w:szCs w:val="20"/>
+        </w:rPr>
+        <w:t>以及收敛稳定性</w:t>
+      </w:r>
+      <w:r>
+        <w:rPr>
+          <w:rFonts w:ascii="Times New Roman" w:eastAsia="KaiTi" w:hAnsi="Times New Roman" w:cs="Times New Roman" w:hint="eastAsia"/>
+          <w:spacing w:val="-4"/>
+          <w:sz w:val="20"/>
+          <w:szCs w:val="20"/>
+        </w:rPr>
+        <w:t>。同时，</w:t>
+      </w:r>
+      <w:r>
+        <w:rPr>
+          <w:rFonts w:ascii="Times New Roman" w:eastAsia="KaiTi" w:hAnsi="Times New Roman" w:cs="Times New Roman" w:hint="eastAsia"/>
+          <w:spacing w:val="-4"/>
+          <w:sz w:val="20"/>
+          <w:szCs w:val="20"/>
+        </w:rPr>
+        <w:t>FOSCA</w:t>
+      </w:r>
+      <w:r>
+        <w:rPr>
+          <w:rFonts w:ascii="Times New Roman" w:eastAsia="KaiTi" w:hAnsi="Times New Roman" w:cs="Times New Roman"/>
+          <w:spacing w:val="-4"/>
+          <w:sz w:val="20"/>
+          <w:szCs w:val="20"/>
+        </w:rPr>
+        <w:t>在分类性能指标、优化效果、统计显著性以及性能</w:t>
+      </w:r>
+      <w:r>
+        <w:rPr>
+          <w:rFonts w:ascii="Times New Roman" w:eastAsia="KaiTi" w:hAnsi="Times New Roman" w:cs="Times New Roman"/>
+          <w:spacing w:val="-4"/>
+          <w:sz w:val="20"/>
+          <w:szCs w:val="20"/>
+        </w:rPr>
+        <w:t>–</w:t>
+      </w:r>
+      <w:r>
+        <w:rPr>
+          <w:rFonts w:ascii="Times New Roman" w:eastAsia="KaiTi" w:hAnsi="Times New Roman" w:cs="Times New Roman"/>
+          <w:spacing w:val="-4"/>
+          <w:sz w:val="20"/>
+          <w:szCs w:val="20"/>
+        </w:rPr>
+        <w:t>稀疏性权衡方面均展现出较强的竞争力</w:t>
+      </w:r>
+      <w:r>
+        <w:rPr>
+          <w:rFonts w:ascii="Times New Roman" w:eastAsia="KaiTi" w:hAnsi="Times New Roman" w:cs="Times New Roman"/>
           <w:spacing w:val="-4"/>
           <w:sz w:val="20"/>
           <w:szCs w:val="20"/>
@@ -3302,16 +3212,27 @@
           <w:sz w:val="20"/>
           <w:szCs w:val="20"/>
         </w:rPr>
-        <w:t>Xie, Y.</w:t>
-      </w:r>
-      <w:r>
-        <w:rPr>
-          <w:rFonts w:ascii="Times New Roman" w:eastAsia="KaiTi" w:hAnsi="Times New Roman" w:cs="Times New Roman"/>
-          <w:spacing w:val="-4"/>
-          <w:sz w:val="20"/>
-          <w:szCs w:val="20"/>
-        </w:rPr>
-        <w:t>; Li, W.; Zhong, C.; Gao, S.; Xu, K.; Tu, J.; Qin, B</w:t>
+        <w:t>Yuhang</w:t>
+      </w:r>
+      <w:r>
+        <w:rPr>
+          <w:rFonts w:ascii="Times New Roman" w:eastAsia="KaiTi" w:hAnsi="Times New Roman" w:cs="Times New Roman" w:hint="eastAsia"/>
+          <w:b/>
+          <w:bCs/>
+          <w:spacing w:val="-4"/>
+          <w:sz w:val="20"/>
+          <w:szCs w:val="20"/>
+        </w:rPr>
+        <w:t xml:space="preserve"> Xie</w:t>
+      </w:r>
+      <w:r>
+        <w:rPr>
+          <w:rFonts w:ascii="Times New Roman" w:eastAsia="KaiTi" w:hAnsi="Times New Roman" w:cs="Times New Roman"/>
+          <w:spacing w:val="-4"/>
+          <w:sz w:val="20"/>
+          <w:szCs w:val="20"/>
+        </w:rPr>
+        <w:t>, Wei Li, Cheng Zhong, Shang Gao, Kai Xu, Juanjuan Tu, and Bin Qin</w:t>
       </w:r>
       <w:r>
         <w:rPr>
@@ -3329,34 +3250,33 @@
           <w:sz w:val="20"/>
           <w:szCs w:val="20"/>
         </w:rPr>
-        <w:t xml:space="preserve">. Self-Adaptive AdamW-Guided Optimization: A Learning-Driven Metaheuristic for Solving Complex Real-World Engineering Problems. Entropy 2026, 28, 660. </w:t>
-      </w:r>
-      <w:hyperlink r:id="rId13" w:history="1">
-        <w:r>
-          <w:rPr>
-            <w:rStyle w:val="ab"/>
-            <w:rFonts w:ascii="Times New Roman" w:eastAsia="KaiTi" w:hAnsi="Times New Roman" w:cs="Times New Roman"/>
-            <w:b/>
-            <w:bCs/>
-            <w:spacing w:val="-4"/>
-            <w:sz w:val="20"/>
-            <w:szCs w:val="20"/>
-          </w:rPr>
-          <w:t>https://doi.org/10.3390/e28060660</w:t>
-        </w:r>
-      </w:hyperlink>
-      <w:r>
-        <w:rPr>
-          <w:rFonts w:ascii="Times New Roman" w:eastAsia="KaiTi" w:hAnsi="Times New Roman" w:cs="Times New Roman" w:hint="eastAsia"/>
-          <w:spacing w:val="-4"/>
-          <w:sz w:val="20"/>
-          <w:szCs w:val="20"/>
-        </w:rPr>
-        <w:t xml:space="preserve"> </w:t>
-      </w:r>
-      <w:r>
-        <w:rPr>
-          <w:rFonts w:ascii="Times New Roman" w:eastAsia="KaiTi" w:hAnsi="Times New Roman" w:cs="Times New Roman"/>
+        <w:t xml:space="preserve">. (2026). Self-Adaptive AdamW-Guided Optimization: A Learning-Driven Metaheuristic for Solving Complex Real-World Engineering Problems. </w:t>
+      </w:r>
+      <w:r>
+        <w:rPr>
+          <w:rFonts w:ascii="Times New Roman" w:eastAsia="KaiTi" w:hAnsi="Times New Roman" w:cs="Times New Roman"/>
+          <w:i/>
+          <w:iCs/>
+          <w:spacing w:val="-4"/>
+          <w:sz w:val="20"/>
+          <w:szCs w:val="20"/>
+        </w:rPr>
+        <w:t>Entropy</w:t>
+      </w:r>
+      <w:r>
+        <w:rPr>
+          <w:rFonts w:ascii="Times New Roman" w:eastAsia="KaiTi" w:hAnsi="Times New Roman" w:cs="Times New Roman"/>
+          <w:spacing w:val="-4"/>
+          <w:sz w:val="20"/>
+          <w:szCs w:val="20"/>
+        </w:rPr>
+        <w:t>, 28(6), 660.</w:t>
+      </w:r>
+      <w:r>
+        <w:rPr>
+          <w:rFonts w:ascii="Times New Roman" w:eastAsia="KaiTi" w:hAnsi="Times New Roman" w:cs="Times New Roman"/>
+          <w:b/>
+          <w:bCs/>
           <w:spacing w:val="-4"/>
           <w:sz w:val="20"/>
           <w:szCs w:val="20"/>
@@ -3365,6 +3285,17 @@
       </w:r>
       <w:r>
         <w:rPr>
+          <w:rFonts w:ascii="Times New Roman" w:eastAsia="KaiTi" w:hAnsi="Times New Roman" w:cs="Times New Roman" w:hint="eastAsia"/>
+          <w:b/>
+          <w:bCs/>
+          <w:spacing w:val="-4"/>
+          <w:sz w:val="20"/>
+          <w:szCs w:val="20"/>
+        </w:rPr>
+        <w:t xml:space="preserve">    </w:t>
+      </w:r>
+      <w:r>
+        <w:rPr>
           <w:rFonts w:ascii="Times New Roman" w:eastAsia="KaiTi" w:hAnsi="Times New Roman" w:cs="Times New Roman"/>
           <w:b/>
           <w:bCs/>
@@ -3383,40 +3314,18 @@
           <w:sz w:val="20"/>
           <w:szCs w:val="20"/>
         </w:rPr>
-        <w:t xml:space="preserve"> </w:t>
-      </w:r>
-      <w:r>
-        <w:rPr>
-          <w:rFonts w:ascii="Times New Roman" w:eastAsia="KaiTi" w:hAnsi="Times New Roman" w:cs="Times New Roman" w:hint="eastAsia"/>
-          <w:b/>
-          <w:bCs/>
-          <w:spacing w:val="-4"/>
-          <w:sz w:val="20"/>
-          <w:szCs w:val="20"/>
-        </w:rPr>
-        <w:t>SC</w:t>
-      </w:r>
-      <w:r>
-        <w:rPr>
-          <w:rFonts w:ascii="Times New Roman" w:eastAsia="KaiTi" w:hAnsi="Times New Roman" w:cs="Times New Roman" w:hint="eastAsia"/>
-          <w:b/>
-          <w:bCs/>
-          <w:spacing w:val="-4"/>
-          <w:sz w:val="20"/>
-          <w:szCs w:val="20"/>
-        </w:rPr>
-        <w:t>I</w:t>
-      </w:r>
-      <w:r>
-        <w:rPr>
-          <w:rFonts w:ascii="Times New Roman" w:eastAsia="KaiTi" w:hAnsi="Times New Roman" w:cs="Times New Roman" w:hint="eastAsia"/>
-          <w:b/>
-          <w:bCs/>
-          <w:spacing w:val="-4"/>
-          <w:sz w:val="20"/>
-          <w:szCs w:val="20"/>
-        </w:rPr>
-        <w:t xml:space="preserve"> 3</w:t>
+        <w:t xml:space="preserve"> SCI</w:t>
+      </w:r>
+      <w:r>
+        <w:rPr>
+          <w:rFonts w:ascii="Times New Roman" w:eastAsia="KaiTi" w:hAnsi="Times New Roman" w:cs="Times New Roman" w:hint="eastAsia"/>
+          <w:b/>
+          <w:bCs/>
+          <w:spacing w:val="-4"/>
+          <w:sz w:val="20"/>
+          <w:szCs w:val="20"/>
+        </w:rPr>
+        <w:t>三</w:t>
       </w:r>
       <w:r>
         <w:rPr>
@@ -3438,18 +3347,7 @@
           <w:sz w:val="20"/>
           <w:szCs w:val="20"/>
         </w:rPr>
-        <w:t xml:space="preserve"> |</w:t>
-      </w:r>
-      <w:r>
-        <w:rPr>
-          <w:rFonts w:ascii="Times New Roman" w:eastAsia="KaiTi" w:hAnsi="Times New Roman" w:cs="Times New Roman" w:hint="eastAsia"/>
-          <w:b/>
-          <w:bCs/>
-          <w:spacing w:val="-4"/>
-          <w:sz w:val="20"/>
-          <w:szCs w:val="20"/>
-        </w:rPr>
-        <w:t xml:space="preserve"> </w:t>
+        <w:t xml:space="preserve"> | </w:t>
       </w:r>
       <w:r>
         <w:rPr>
@@ -3498,6 +3396,816 @@
     </w:p>
     <w:p>
       <w:pPr>
+        <w:spacing w:beforeLines="20" w:before="62" w:line="300" w:lineRule="exact"/>
+        <w:ind w:firstLineChars="200" w:firstLine="384"/>
+        <w:rPr>
+          <w:rFonts w:ascii="Times New Roman" w:eastAsia="KaiTi" w:hAnsi="Times New Roman" w:cs="Times New Roman"/>
+          <w:spacing w:val="-4"/>
+          <w:sz w:val="20"/>
+          <w:szCs w:val="20"/>
+        </w:rPr>
+      </w:pPr>
+      <w:r>
+        <w:rPr>
+          <w:rFonts w:ascii="Times New Roman" w:eastAsia="KaiTi" w:hAnsi="Times New Roman" w:cs="Times New Roman" w:hint="eastAsia"/>
+          <w:spacing w:val="-4"/>
+          <w:sz w:val="20"/>
+          <w:szCs w:val="20"/>
+        </w:rPr>
+        <w:t>本</w:t>
+      </w:r>
+      <w:r>
+        <w:rPr>
+          <w:rFonts w:ascii="Times New Roman" w:eastAsia="KaiTi" w:hAnsi="Times New Roman" w:cs="Times New Roman" w:hint="eastAsia"/>
+          <w:spacing w:val="-4"/>
+          <w:sz w:val="20"/>
+          <w:szCs w:val="20"/>
+        </w:rPr>
+        <w:t>研究</w:t>
+      </w:r>
+      <w:r>
+        <w:rPr>
+          <w:rFonts w:ascii="Times New Roman" w:eastAsia="KaiTi" w:hAnsi="Times New Roman" w:cs="Times New Roman"/>
+          <w:spacing w:val="-4"/>
+          <w:sz w:val="20"/>
+          <w:szCs w:val="20"/>
+        </w:rPr>
+        <w:t>提出</w:t>
+      </w:r>
+      <w:r>
+        <w:rPr>
+          <w:rFonts w:ascii="Times New Roman" w:eastAsia="KaiTi" w:hAnsi="Times New Roman" w:cs="Times New Roman" w:hint="eastAsia"/>
+          <w:spacing w:val="-4"/>
+          <w:sz w:val="20"/>
+          <w:szCs w:val="20"/>
+        </w:rPr>
+        <w:t>了一种基于</w:t>
+      </w:r>
+      <w:r>
+        <w:rPr>
+          <w:rFonts w:ascii="Times New Roman" w:eastAsia="KaiTi" w:hAnsi="Times New Roman" w:cs="Times New Roman"/>
+          <w:spacing w:val="-4"/>
+          <w:sz w:val="20"/>
+          <w:szCs w:val="20"/>
+        </w:rPr>
+        <w:t>种群伪梯度</w:t>
+      </w:r>
+      <w:r>
+        <w:rPr>
+          <w:rFonts w:ascii="Times New Roman" w:eastAsia="KaiTi" w:hAnsi="Times New Roman" w:cs="Times New Roman" w:hint="eastAsia"/>
+          <w:spacing w:val="-4"/>
+          <w:sz w:val="20"/>
+          <w:szCs w:val="20"/>
+        </w:rPr>
+        <w:t>的</w:t>
+      </w:r>
+      <w:r>
+        <w:rPr>
+          <w:rFonts w:ascii="Times New Roman" w:eastAsia="KaiTi" w:hAnsi="Times New Roman" w:cs="Times New Roman"/>
+          <w:spacing w:val="-4"/>
+          <w:sz w:val="20"/>
+          <w:szCs w:val="20"/>
+        </w:rPr>
+        <w:t>优化器</w:t>
+      </w:r>
+      <w:r>
+        <w:rPr>
+          <w:rFonts w:ascii="Times New Roman" w:eastAsia="KaiTi" w:hAnsi="Times New Roman" w:cs="Times New Roman" w:hint="eastAsia"/>
+          <w:spacing w:val="-4"/>
+          <w:sz w:val="20"/>
+          <w:szCs w:val="20"/>
+        </w:rPr>
+        <w:t>SAWG</w:t>
+      </w:r>
+      <w:r>
+        <w:rPr>
+          <w:rFonts w:ascii="Times New Roman" w:eastAsia="KaiTi" w:hAnsi="Times New Roman" w:cs="Times New Roman"/>
+          <w:spacing w:val="-4"/>
+          <w:sz w:val="20"/>
+          <w:szCs w:val="20"/>
+        </w:rPr>
+        <w:t>，</w:t>
+      </w:r>
+      <w:r>
+        <w:rPr>
+          <w:rFonts w:ascii="Times New Roman" w:eastAsia="KaiTi" w:hAnsi="Times New Roman" w:cs="Times New Roman" w:hint="eastAsia"/>
+          <w:spacing w:val="-4"/>
+          <w:sz w:val="20"/>
+          <w:szCs w:val="20"/>
+        </w:rPr>
+        <w:t>采用</w:t>
+      </w:r>
+      <w:r>
+        <w:rPr>
+          <w:rFonts w:ascii="Times New Roman" w:eastAsia="KaiTi" w:hAnsi="Times New Roman" w:cs="Times New Roman"/>
+          <w:spacing w:val="-4"/>
+          <w:sz w:val="20"/>
+          <w:szCs w:val="20"/>
+        </w:rPr>
+        <w:t>AdamW</w:t>
+      </w:r>
+      <w:r>
+        <w:rPr>
+          <w:rFonts w:ascii="Times New Roman" w:eastAsia="KaiTi" w:hAnsi="Times New Roman" w:cs="Times New Roman" w:hint="eastAsia"/>
+          <w:spacing w:val="-4"/>
+          <w:sz w:val="20"/>
+          <w:szCs w:val="20"/>
+        </w:rPr>
+        <w:t>形式的</w:t>
+      </w:r>
+      <w:r>
+        <w:rPr>
+          <w:rFonts w:ascii="Times New Roman" w:eastAsia="KaiTi" w:hAnsi="Times New Roman" w:cs="Times New Roman"/>
+          <w:spacing w:val="-4"/>
+          <w:sz w:val="20"/>
+          <w:szCs w:val="20"/>
+        </w:rPr>
+        <w:t>自适应更新</w:t>
+      </w:r>
+      <w:r>
+        <w:rPr>
+          <w:rFonts w:ascii="Times New Roman" w:eastAsia="KaiTi" w:hAnsi="Times New Roman" w:cs="Times New Roman" w:hint="eastAsia"/>
+          <w:spacing w:val="-4"/>
+          <w:sz w:val="20"/>
+          <w:szCs w:val="20"/>
+        </w:rPr>
+        <w:t>和</w:t>
+      </w:r>
+      <w:r>
+        <w:rPr>
+          <w:rFonts w:ascii="Times New Roman" w:eastAsia="KaiTi" w:hAnsi="Times New Roman" w:cs="Times New Roman"/>
+          <w:spacing w:val="-4"/>
+          <w:sz w:val="20"/>
+          <w:szCs w:val="20"/>
+        </w:rPr>
+        <w:t>滞后感知控制策略</w:t>
+      </w:r>
+      <w:r>
+        <w:rPr>
+          <w:rFonts w:ascii="Times New Roman" w:eastAsia="KaiTi" w:hAnsi="Times New Roman" w:cs="Times New Roman" w:hint="eastAsia"/>
+          <w:spacing w:val="-4"/>
+          <w:sz w:val="20"/>
+          <w:szCs w:val="20"/>
+        </w:rPr>
+        <w:t>。</w:t>
+      </w:r>
+      <w:r>
+        <w:rPr>
+          <w:rFonts w:ascii="Times New Roman" w:eastAsia="KaiTi" w:hAnsi="Times New Roman" w:cs="Times New Roman"/>
+          <w:spacing w:val="-4"/>
+          <w:sz w:val="20"/>
+          <w:szCs w:val="20"/>
+        </w:rPr>
+        <w:t>与一系列</w:t>
+      </w:r>
+      <w:r>
+        <w:rPr>
+          <w:rFonts w:ascii="Times New Roman" w:eastAsia="KaiTi" w:hAnsi="Times New Roman" w:cs="Times New Roman" w:hint="eastAsia"/>
+          <w:spacing w:val="-4"/>
+          <w:sz w:val="20"/>
+          <w:szCs w:val="20"/>
+        </w:rPr>
+        <w:t>最新</w:t>
+      </w:r>
+      <w:r>
+        <w:rPr>
+          <w:rFonts w:ascii="Times New Roman" w:eastAsia="KaiTi" w:hAnsi="Times New Roman" w:cs="Times New Roman"/>
+          <w:spacing w:val="-4"/>
+          <w:sz w:val="20"/>
+          <w:szCs w:val="20"/>
+        </w:rPr>
+        <w:t>的</w:t>
+      </w:r>
+      <w:r>
+        <w:rPr>
+          <w:rFonts w:ascii="Times New Roman" w:eastAsia="KaiTi" w:hAnsi="Times New Roman" w:cs="Times New Roman" w:hint="eastAsia"/>
+          <w:spacing w:val="-4"/>
+          <w:sz w:val="20"/>
+          <w:szCs w:val="20"/>
+        </w:rPr>
+        <w:t>优化器</w:t>
+      </w:r>
+      <w:r>
+        <w:rPr>
+          <w:rFonts w:ascii="Times New Roman" w:eastAsia="KaiTi" w:hAnsi="Times New Roman" w:cs="Times New Roman"/>
+          <w:spacing w:val="-4"/>
+          <w:sz w:val="20"/>
+          <w:szCs w:val="20"/>
+        </w:rPr>
+        <w:t>相比，</w:t>
+      </w:r>
+      <w:r>
+        <w:rPr>
+          <w:rFonts w:ascii="Times New Roman" w:eastAsia="KaiTi" w:hAnsi="Times New Roman" w:cs="Times New Roman"/>
+          <w:spacing w:val="-4"/>
+          <w:sz w:val="20"/>
+          <w:szCs w:val="20"/>
+        </w:rPr>
+        <w:t xml:space="preserve">SAWG </w:t>
+      </w:r>
+      <w:r>
+        <w:rPr>
+          <w:rFonts w:ascii="Times New Roman" w:eastAsia="KaiTi" w:hAnsi="Times New Roman" w:cs="Times New Roman"/>
+          <w:spacing w:val="-4"/>
+          <w:sz w:val="20"/>
+          <w:szCs w:val="20"/>
+        </w:rPr>
+        <w:t>在多个评估标准</w:t>
+      </w:r>
+      <w:r>
+        <w:rPr>
+          <w:rFonts w:ascii="Times New Roman" w:eastAsia="KaiTi" w:hAnsi="Times New Roman" w:cs="Times New Roman" w:hint="eastAsia"/>
+          <w:spacing w:val="-4"/>
+          <w:sz w:val="20"/>
+          <w:szCs w:val="20"/>
+        </w:rPr>
+        <w:t>种</w:t>
+      </w:r>
+      <w:r>
+        <w:rPr>
+          <w:rFonts w:ascii="Times New Roman" w:eastAsia="KaiTi" w:hAnsi="Times New Roman" w:cs="Times New Roman"/>
+          <w:spacing w:val="-4"/>
+          <w:sz w:val="20"/>
+          <w:szCs w:val="20"/>
+        </w:rPr>
+        <w:t>始终</w:t>
+      </w:r>
+      <w:r>
+        <w:rPr>
+          <w:rFonts w:ascii="Times New Roman" w:eastAsia="KaiTi" w:hAnsi="Times New Roman" w:cs="Times New Roman" w:hint="eastAsia"/>
+          <w:spacing w:val="-4"/>
+          <w:sz w:val="20"/>
+          <w:szCs w:val="20"/>
+        </w:rPr>
+        <w:t>具有统计显著性</w:t>
+      </w:r>
+      <w:r>
+        <w:rPr>
+          <w:rFonts w:ascii="Times New Roman" w:eastAsia="KaiTi" w:hAnsi="Times New Roman" w:cs="Times New Roman"/>
+          <w:spacing w:val="-4"/>
+          <w:sz w:val="20"/>
+          <w:szCs w:val="20"/>
+        </w:rPr>
+        <w:t>或</w:t>
+      </w:r>
+      <w:r>
+        <w:rPr>
+          <w:rFonts w:ascii="Times New Roman" w:eastAsia="KaiTi" w:hAnsi="Times New Roman" w:cs="Times New Roman" w:hint="eastAsia"/>
+          <w:spacing w:val="-4"/>
+          <w:sz w:val="20"/>
+          <w:szCs w:val="20"/>
+        </w:rPr>
+        <w:t>较强</w:t>
+      </w:r>
+      <w:r>
+        <w:rPr>
+          <w:rFonts w:ascii="Times New Roman" w:eastAsia="KaiTi" w:hAnsi="Times New Roman" w:cs="Times New Roman"/>
+          <w:spacing w:val="-4"/>
+          <w:sz w:val="20"/>
+          <w:szCs w:val="20"/>
+        </w:rPr>
+        <w:t>性能</w:t>
+      </w:r>
+      <w:r>
+        <w:rPr>
+          <w:rFonts w:ascii="Times New Roman" w:eastAsia="KaiTi" w:hAnsi="Times New Roman" w:cs="Times New Roman" w:hint="eastAsia"/>
+          <w:spacing w:val="-4"/>
+          <w:sz w:val="20"/>
+          <w:szCs w:val="20"/>
+        </w:rPr>
+        <w:t>，且</w:t>
+      </w:r>
+      <w:r>
+        <w:rPr>
+          <w:rFonts w:ascii="Times New Roman" w:eastAsia="KaiTi" w:hAnsi="Times New Roman" w:cs="Times New Roman"/>
+          <w:spacing w:val="-4"/>
+          <w:sz w:val="20"/>
+          <w:szCs w:val="20"/>
+        </w:rPr>
+        <w:t>在八个工程问题上</w:t>
+      </w:r>
+      <w:r>
+        <w:rPr>
+          <w:rFonts w:ascii="Times New Roman" w:eastAsia="KaiTi" w:hAnsi="Times New Roman" w:cs="Times New Roman" w:hint="eastAsia"/>
+          <w:spacing w:val="-4"/>
+          <w:sz w:val="20"/>
+          <w:szCs w:val="20"/>
+        </w:rPr>
+        <w:t>，该优化器提</w:t>
+      </w:r>
+      <w:r>
+        <w:rPr>
+          <w:rFonts w:ascii="Times New Roman" w:eastAsia="KaiTi" w:hAnsi="Times New Roman" w:cs="Times New Roman"/>
+          <w:spacing w:val="-4"/>
+          <w:sz w:val="20"/>
+          <w:szCs w:val="20"/>
+        </w:rPr>
+        <w:t>供了</w:t>
+      </w:r>
+      <w:r>
+        <w:rPr>
+          <w:rFonts w:ascii="Times New Roman" w:eastAsia="KaiTi" w:hAnsi="Times New Roman" w:cs="Times New Roman" w:hint="eastAsia"/>
+          <w:spacing w:val="-4"/>
+          <w:sz w:val="20"/>
+          <w:szCs w:val="20"/>
+        </w:rPr>
+        <w:t>优异且稳定</w:t>
+      </w:r>
+      <w:r>
+        <w:rPr>
+          <w:rFonts w:ascii="Times New Roman" w:eastAsia="KaiTi" w:hAnsi="Times New Roman" w:cs="Times New Roman"/>
+          <w:spacing w:val="-4"/>
+          <w:sz w:val="20"/>
+          <w:szCs w:val="20"/>
+        </w:rPr>
+        <w:t>的解决方案</w:t>
+      </w:r>
+      <w:r>
+        <w:rPr>
+          <w:rFonts w:ascii="Times New Roman" w:eastAsia="KaiTi" w:hAnsi="Times New Roman" w:cs="Times New Roman" w:hint="eastAsia"/>
+          <w:spacing w:val="-4"/>
+          <w:sz w:val="20"/>
+          <w:szCs w:val="20"/>
+        </w:rPr>
+        <w:t>。</w:t>
+      </w:r>
+    </w:p>
+    <w:p>
+      <w:pPr>
+        <w:spacing w:beforeLines="20" w:before="62" w:line="300" w:lineRule="exact"/>
+        <w:rPr>
+          <w:rFonts w:ascii="Times New Roman" w:eastAsia="KaiTi" w:hAnsi="Times New Roman" w:cs="Times New Roman"/>
+          <w:spacing w:val="-4"/>
+          <w:sz w:val="20"/>
+          <w:szCs w:val="20"/>
+        </w:rPr>
+      </w:pPr>
+      <w:r>
+        <w:rPr>
+          <w:rFonts w:ascii="Times New Roman" w:eastAsia="KaiTi" w:hAnsi="Times New Roman" w:cs="Times New Roman"/>
+          <w:b/>
+          <w:bCs/>
+          <w:spacing w:val="-4"/>
+          <w:sz w:val="20"/>
+          <w:szCs w:val="20"/>
+        </w:rPr>
+        <w:fldChar w:fldCharType="begin"/>
+      </w:r>
+      <w:r>
+        <w:rPr>
+          <w:rFonts w:ascii="Times New Roman" w:eastAsia="KaiTi" w:hAnsi="Times New Roman" w:cs="Times New Roman"/>
+          <w:b/>
+          <w:bCs/>
+          <w:spacing w:val="-4"/>
+          <w:sz w:val="20"/>
+          <w:szCs w:val="20"/>
+        </w:rPr>
+        <w:instrText xml:space="preserve"> </w:instrText>
+      </w:r>
+      <w:r>
+        <w:rPr>
+          <w:rFonts w:ascii="Times New Roman" w:eastAsia="KaiTi" w:hAnsi="Times New Roman" w:cs="Times New Roman" w:hint="eastAsia"/>
+          <w:b/>
+          <w:bCs/>
+          <w:spacing w:val="-4"/>
+          <w:sz w:val="20"/>
+          <w:szCs w:val="20"/>
+        </w:rPr>
+        <w:instrText>eq \o\ac(</w:instrText>
+      </w:r>
+      <w:r>
+        <w:rPr>
+          <w:rFonts w:ascii="KaiTi" w:eastAsia="KaiTi" w:hAnsi="Times New Roman" w:cs="Times New Roman" w:hint="eastAsia"/>
+          <w:b/>
+          <w:bCs/>
+          <w:spacing w:val="-4"/>
+          <w:sz w:val="20"/>
+          <w:szCs w:val="20"/>
+        </w:rPr>
+        <w:instrText>○</w:instrText>
+      </w:r>
+      <w:r>
+        <w:rPr>
+          <w:rFonts w:ascii="Times New Roman" w:eastAsia="KaiTi" w:hAnsi="Times New Roman" w:cs="Times New Roman" w:hint="eastAsia"/>
+          <w:b/>
+          <w:bCs/>
+          <w:spacing w:val="-4"/>
+          <w:sz w:val="20"/>
+          <w:szCs w:val="20"/>
+        </w:rPr>
+        <w:instrText>,3)</w:instrText>
+      </w:r>
+      <w:r>
+        <w:rPr>
+          <w:rFonts w:ascii="Times New Roman" w:eastAsia="KaiTi" w:hAnsi="Times New Roman" w:cs="Times New Roman"/>
+          <w:b/>
+          <w:bCs/>
+          <w:spacing w:val="-4"/>
+          <w:sz w:val="20"/>
+          <w:szCs w:val="20"/>
+        </w:rPr>
+        <w:fldChar w:fldCharType="end"/>
+      </w:r>
+      <w:r>
+        <w:rPr>
+          <w:rFonts w:ascii="Times New Roman" w:eastAsia="KaiTi" w:hAnsi="Times New Roman" w:cs="Times New Roman" w:hint="eastAsia"/>
+          <w:b/>
+          <w:bCs/>
+          <w:spacing w:val="-4"/>
+          <w:sz w:val="20"/>
+          <w:szCs w:val="20"/>
+        </w:rPr>
+        <w:t xml:space="preserve"> </w:t>
+      </w:r>
+      <w:r>
+        <w:rPr>
+          <w:rFonts w:ascii="Times New Roman" w:eastAsia="KaiTi" w:hAnsi="Times New Roman" w:cs="Times New Roman"/>
+          <w:b/>
+          <w:bCs/>
+          <w:spacing w:val="-4"/>
+          <w:sz w:val="20"/>
+          <w:szCs w:val="20"/>
+        </w:rPr>
+        <w:t>Yuhang</w:t>
+      </w:r>
+      <w:r>
+        <w:rPr>
+          <w:rFonts w:ascii="Times New Roman" w:eastAsia="KaiTi" w:hAnsi="Times New Roman" w:cs="Times New Roman" w:hint="eastAsia"/>
+          <w:b/>
+          <w:bCs/>
+          <w:spacing w:val="-4"/>
+          <w:sz w:val="20"/>
+          <w:szCs w:val="20"/>
+        </w:rPr>
+        <w:t xml:space="preserve"> Xie</w:t>
+      </w:r>
+      <w:r>
+        <w:rPr>
+          <w:rFonts w:ascii="Times New Roman" w:eastAsia="KaiTi" w:hAnsi="Times New Roman" w:cs="Times New Roman"/>
+          <w:spacing w:val="-4"/>
+          <w:sz w:val="20"/>
+          <w:szCs w:val="20"/>
+        </w:rPr>
+        <w:t>, Wei Li, Bin Qin, and Shang Gao</w:t>
+      </w:r>
+      <w:r>
+        <w:rPr>
+          <w:rFonts w:ascii="Times New Roman" w:eastAsia="KaiTi" w:hAnsi="Times New Roman" w:cs="Times New Roman" w:hint="eastAsia"/>
+          <w:spacing w:val="-4"/>
+          <w:sz w:val="20"/>
+          <w:szCs w:val="20"/>
+        </w:rPr>
+        <w:t>*</w:t>
+      </w:r>
+      <w:r>
+        <w:rPr>
+          <w:rFonts w:ascii="Times New Roman" w:eastAsia="KaiTi" w:hAnsi="Times New Roman" w:cs="Times New Roman"/>
+          <w:spacing w:val="-4"/>
+          <w:sz w:val="20"/>
+          <w:szCs w:val="20"/>
+        </w:rPr>
+        <w:t xml:space="preserve">. (2026). An Enhanced Plant Growth Algorithm with Adam Learning, Lévy Flight, and Dynamic Stage Control. </w:t>
+      </w:r>
+      <w:r>
+        <w:rPr>
+          <w:rFonts w:ascii="Times New Roman" w:eastAsia="KaiTi" w:hAnsi="Times New Roman" w:cs="Times New Roman"/>
+          <w:i/>
+          <w:iCs/>
+          <w:spacing w:val="-4"/>
+          <w:sz w:val="20"/>
+          <w:szCs w:val="20"/>
+        </w:rPr>
+        <w:t>Symmetry</w:t>
+      </w:r>
+      <w:r>
+        <w:rPr>
+          <w:rFonts w:ascii="Times New Roman" w:eastAsia="KaiTi" w:hAnsi="Times New Roman" w:cs="Times New Roman"/>
+          <w:spacing w:val="-4"/>
+          <w:sz w:val="20"/>
+          <w:szCs w:val="20"/>
+        </w:rPr>
+        <w:t>, 18(1), 64.</w:t>
+      </w:r>
+      <w:r>
+        <w:rPr>
+          <w:rFonts w:ascii="Times New Roman" w:eastAsia="KaiTi" w:hAnsi="Times New Roman" w:cs="Times New Roman" w:hint="eastAsia"/>
+          <w:b/>
+          <w:bCs/>
+          <w:spacing w:val="-4"/>
+          <w:sz w:val="20"/>
+          <w:szCs w:val="20"/>
+        </w:rPr>
+        <w:t xml:space="preserve">　</w:t>
+      </w:r>
+      <w:r>
+        <w:rPr>
+          <w:rFonts w:ascii="Times New Roman" w:eastAsia="KaiTi" w:hAnsi="Times New Roman" w:cs="Times New Roman"/>
+          <w:spacing w:val="-4"/>
+          <w:sz w:val="20"/>
+          <w:szCs w:val="20"/>
+        </w:rPr>
+        <w:tab/>
+      </w:r>
+      <w:r>
+        <w:rPr>
+          <w:rFonts w:ascii="Times New Roman" w:eastAsia="KaiTi" w:hAnsi="Times New Roman" w:cs="Times New Roman"/>
+          <w:b/>
+          <w:bCs/>
+          <w:spacing w:val="-4"/>
+          <w:sz w:val="20"/>
+          <w:szCs w:val="20"/>
+        </w:rPr>
+        <w:tab/>
+      </w:r>
+      <w:r>
+        <w:rPr>
+          <w:rFonts w:ascii="Times New Roman" w:eastAsia="KaiTi" w:hAnsi="Times New Roman" w:cs="Times New Roman"/>
+          <w:b/>
+          <w:bCs/>
+          <w:spacing w:val="-4"/>
+          <w:sz w:val="20"/>
+          <w:szCs w:val="20"/>
+        </w:rPr>
+        <w:tab/>
+      </w:r>
+      <w:r>
+        <w:rPr>
+          <w:rFonts w:ascii="Times New Roman" w:eastAsia="KaiTi" w:hAnsi="Times New Roman" w:cs="Times New Roman"/>
+          <w:b/>
+          <w:bCs/>
+          <w:spacing w:val="-4"/>
+          <w:sz w:val="20"/>
+          <w:szCs w:val="20"/>
+        </w:rPr>
+        <w:tab/>
+      </w:r>
+      <w:r>
+        <w:rPr>
+          <w:rFonts w:ascii="Times New Roman" w:eastAsia="KaiTi" w:hAnsi="Times New Roman" w:cs="Times New Roman"/>
+          <w:b/>
+          <w:bCs/>
+          <w:spacing w:val="-4"/>
+          <w:sz w:val="20"/>
+          <w:szCs w:val="20"/>
+        </w:rPr>
+        <w:tab/>
+      </w:r>
+      <w:r>
+        <w:rPr>
+          <w:rFonts w:ascii="Times New Roman" w:eastAsia="KaiTi" w:hAnsi="Times New Roman" w:cs="Times New Roman"/>
+          <w:b/>
+          <w:bCs/>
+          <w:spacing w:val="-4"/>
+          <w:sz w:val="20"/>
+          <w:szCs w:val="20"/>
+        </w:rPr>
+        <w:tab/>
+      </w:r>
+      <w:r>
+        <w:rPr>
+          <w:rFonts w:ascii="Times New Roman" w:eastAsia="KaiTi" w:hAnsi="Times New Roman" w:cs="Times New Roman"/>
+          <w:b/>
+          <w:bCs/>
+          <w:spacing w:val="-4"/>
+          <w:sz w:val="20"/>
+          <w:szCs w:val="20"/>
+        </w:rPr>
+        <w:tab/>
+      </w:r>
+      <w:r>
+        <w:rPr>
+          <w:rFonts w:ascii="Times New Roman" w:eastAsia="KaiTi" w:hAnsi="Times New Roman" w:cs="Times New Roman" w:hint="eastAsia"/>
+          <w:b/>
+          <w:bCs/>
+          <w:spacing w:val="-4"/>
+          <w:sz w:val="20"/>
+          <w:szCs w:val="20"/>
+        </w:rPr>
+        <w:t xml:space="preserve">   </w:t>
+      </w:r>
+      <w:r>
+        <w:rPr>
+          <w:rFonts w:ascii="Times New Roman" w:eastAsia="KaiTi" w:hAnsi="Times New Roman" w:cs="Times New Roman" w:hint="eastAsia"/>
+          <w:b/>
+          <w:bCs/>
+          <w:spacing w:val="-4"/>
+          <w:sz w:val="20"/>
+          <w:szCs w:val="20"/>
+        </w:rPr>
+        <w:t xml:space="preserve"> </w:t>
+      </w:r>
+      <w:r>
+        <w:rPr>
+          <w:rFonts w:ascii="Times New Roman" w:eastAsia="KaiTi" w:hAnsi="Times New Roman" w:cs="Times New Roman"/>
+          <w:b/>
+          <w:bCs/>
+          <w:spacing w:val="-4"/>
+          <w:sz w:val="20"/>
+          <w:szCs w:val="20"/>
+        </w:rPr>
+        <w:tab/>
+      </w:r>
+      <w:r>
+        <w:rPr>
+          <w:rFonts w:ascii="Times New Roman" w:eastAsia="KaiTi" w:hAnsi="Times New Roman" w:cs="Times New Roman"/>
+          <w:b/>
+          <w:bCs/>
+          <w:spacing w:val="-4"/>
+          <w:sz w:val="20"/>
+          <w:szCs w:val="20"/>
+        </w:rPr>
+        <w:tab/>
+      </w:r>
+      <w:r>
+        <w:rPr>
+          <w:rFonts w:ascii="Times New Roman" w:eastAsia="KaiTi" w:hAnsi="Times New Roman" w:cs="Times New Roman"/>
+          <w:b/>
+          <w:bCs/>
+          <w:spacing w:val="-4"/>
+          <w:sz w:val="20"/>
+          <w:szCs w:val="20"/>
+        </w:rPr>
+        <w:tab/>
+      </w:r>
+      <w:r>
+        <w:rPr>
+          <w:rFonts w:ascii="Times New Roman" w:eastAsia="KaiTi" w:hAnsi="Times New Roman" w:cs="Times New Roman"/>
+          <w:b/>
+          <w:bCs/>
+          <w:spacing w:val="-4"/>
+          <w:sz w:val="20"/>
+          <w:szCs w:val="20"/>
+        </w:rPr>
+        <w:tab/>
+      </w:r>
+      <w:r>
+        <w:rPr>
+          <w:rFonts w:ascii="Times New Roman" w:eastAsia="KaiTi" w:hAnsi="Times New Roman" w:cs="Times New Roman"/>
+          <w:b/>
+          <w:bCs/>
+          <w:spacing w:val="-4"/>
+          <w:sz w:val="20"/>
+          <w:szCs w:val="20"/>
+        </w:rPr>
+        <w:tab/>
+      </w:r>
+      <w:r>
+        <w:rPr>
+          <w:rFonts w:ascii="Times New Roman" w:eastAsia="KaiTi" w:hAnsi="Times New Roman" w:cs="Times New Roman"/>
+          <w:b/>
+          <w:bCs/>
+          <w:spacing w:val="-4"/>
+          <w:sz w:val="20"/>
+          <w:szCs w:val="20"/>
+        </w:rPr>
+        <w:tab/>
+      </w:r>
+      <w:r>
+        <w:rPr>
+          <w:rFonts w:ascii="Times New Roman" w:eastAsia="KaiTi" w:hAnsi="Times New Roman" w:cs="Times New Roman"/>
+          <w:b/>
+          <w:bCs/>
+          <w:spacing w:val="-4"/>
+          <w:sz w:val="20"/>
+          <w:szCs w:val="20"/>
+        </w:rPr>
+        <w:tab/>
+      </w:r>
+      <w:r>
+        <w:rPr>
+          <w:rFonts w:ascii="Times New Roman" w:eastAsia="KaiTi" w:hAnsi="Times New Roman" w:cs="Times New Roman" w:hint="eastAsia"/>
+          <w:b/>
+          <w:bCs/>
+          <w:spacing w:val="-4"/>
+          <w:sz w:val="20"/>
+          <w:szCs w:val="20"/>
+        </w:rPr>
+        <w:t xml:space="preserve">   </w:t>
+      </w:r>
+      <w:r>
+        <w:rPr>
+          <w:rFonts w:ascii="Times New Roman" w:eastAsia="KaiTi" w:hAnsi="Times New Roman" w:cs="Times New Roman" w:hint="eastAsia"/>
+          <w:b/>
+          <w:bCs/>
+          <w:spacing w:val="-4"/>
+          <w:sz w:val="20"/>
+          <w:szCs w:val="20"/>
+        </w:rPr>
+        <w:t xml:space="preserve"> </w:t>
+      </w:r>
+      <w:r>
+        <w:rPr>
+          <w:rFonts w:ascii="Times New Roman" w:eastAsia="KaiTi" w:hAnsi="Times New Roman" w:cs="Times New Roman"/>
+          <w:b/>
+          <w:bCs/>
+          <w:spacing w:val="-4"/>
+          <w:sz w:val="20"/>
+          <w:szCs w:val="20"/>
+        </w:rPr>
+        <w:t>—</w:t>
+      </w:r>
+      <w:r>
+        <w:rPr>
+          <w:rFonts w:ascii="Times New Roman" w:eastAsia="KaiTi" w:hAnsi="Times New Roman" w:cs="Times New Roman" w:hint="eastAsia"/>
+          <w:b/>
+          <w:bCs/>
+          <w:spacing w:val="-4"/>
+          <w:sz w:val="20"/>
+          <w:szCs w:val="20"/>
+        </w:rPr>
+        <w:t xml:space="preserve"> SCI</w:t>
+      </w:r>
+      <w:r>
+        <w:rPr>
+          <w:rFonts w:ascii="Times New Roman" w:eastAsia="KaiTi" w:hAnsi="Times New Roman" w:cs="Times New Roman" w:hint="eastAsia"/>
+          <w:b/>
+          <w:bCs/>
+          <w:spacing w:val="-4"/>
+          <w:sz w:val="20"/>
+          <w:szCs w:val="20"/>
+        </w:rPr>
+        <w:t>三</w:t>
+      </w:r>
+      <w:r>
+        <w:rPr>
+          <w:rFonts w:ascii="Times New Roman" w:eastAsia="KaiTi" w:hAnsi="Times New Roman" w:cs="Times New Roman" w:hint="eastAsia"/>
+          <w:b/>
+          <w:bCs/>
+          <w:spacing w:val="-4"/>
+          <w:sz w:val="20"/>
+          <w:szCs w:val="20"/>
+        </w:rPr>
+        <w:t>区</w:t>
+      </w:r>
+      <w:r>
+        <w:rPr>
+          <w:rFonts w:ascii="Times New Roman" w:eastAsia="KaiTi" w:hAnsi="Times New Roman" w:cs="Times New Roman" w:hint="eastAsia"/>
+          <w:b/>
+          <w:bCs/>
+          <w:spacing w:val="-4"/>
+          <w:sz w:val="20"/>
+          <w:szCs w:val="20"/>
+        </w:rPr>
+        <w:t>一作</w:t>
+      </w:r>
+      <w:r>
+        <w:rPr>
+          <w:rFonts w:ascii="Times New Roman" w:eastAsia="KaiTi" w:hAnsi="Times New Roman" w:cs="Times New Roman" w:hint="eastAsia"/>
+          <w:b/>
+          <w:bCs/>
+          <w:spacing w:val="-4"/>
+          <w:sz w:val="20"/>
+          <w:szCs w:val="20"/>
+        </w:rPr>
+        <w:t xml:space="preserve"> | </w:t>
+      </w:r>
+      <w:r>
+        <w:rPr>
+          <w:rFonts w:ascii="Times New Roman" w:eastAsia="KaiTi" w:hAnsi="Times New Roman" w:cs="Times New Roman"/>
+          <w:b/>
+          <w:bCs/>
+          <w:spacing w:val="-4"/>
+          <w:sz w:val="20"/>
+          <w:szCs w:val="20"/>
+        </w:rPr>
+        <w:t xml:space="preserve">JCR </w:t>
+      </w:r>
+      <w:r>
+        <w:rPr>
+          <w:rFonts w:ascii="Times New Roman" w:eastAsia="KaiTi" w:hAnsi="Times New Roman" w:cs="Times New Roman"/>
+          <w:b/>
+          <w:bCs/>
+          <w:spacing w:val="-4"/>
+          <w:sz w:val="20"/>
+          <w:szCs w:val="20"/>
+        </w:rPr>
+        <w:t>–</w:t>
+      </w:r>
+      <w:r>
+        <w:rPr>
+          <w:rFonts w:ascii="Times New Roman" w:eastAsia="KaiTi" w:hAnsi="Times New Roman" w:cs="Times New Roman"/>
+          <w:b/>
+          <w:bCs/>
+          <w:spacing w:val="-4"/>
+          <w:sz w:val="20"/>
+          <w:szCs w:val="20"/>
+        </w:rPr>
+        <w:t xml:space="preserve"> Q</w:t>
+      </w:r>
+      <w:r>
+        <w:rPr>
+          <w:rFonts w:ascii="Times New Roman" w:eastAsia="KaiTi" w:hAnsi="Times New Roman" w:cs="Times New Roman" w:hint="eastAsia"/>
+          <w:b/>
+          <w:bCs/>
+          <w:spacing w:val="-4"/>
+          <w:sz w:val="20"/>
+          <w:szCs w:val="20"/>
+        </w:rPr>
+        <w:t>2</w:t>
+      </w:r>
+    </w:p>
+    <w:p>
+      <w:pPr>
         <w:spacing w:line="320" w:lineRule="exact"/>
         <w:ind w:firstLineChars="200" w:firstLine="384"/>
         <w:rPr>
@@ -3514,74 +4222,83 @@
           <w:sz w:val="20"/>
           <w:szCs w:val="20"/>
         </w:rPr>
-        <w:t>本</w:t>
-      </w:r>
-      <w:r>
-        <w:rPr>
-          <w:rFonts w:ascii="Times New Roman" w:eastAsia="KaiTi" w:hAnsi="Times New Roman" w:cs="Times New Roman" w:hint="eastAsia"/>
-          <w:spacing w:val="-4"/>
-          <w:sz w:val="20"/>
-          <w:szCs w:val="20"/>
-        </w:rPr>
-        <w:t>研究</w:t>
-      </w:r>
-      <w:r>
-        <w:rPr>
-          <w:rFonts w:ascii="Times New Roman" w:eastAsia="KaiTi" w:hAnsi="Times New Roman" w:cs="Times New Roman"/>
-          <w:spacing w:val="-4"/>
-          <w:sz w:val="20"/>
-          <w:szCs w:val="20"/>
-        </w:rPr>
-        <w:t>提出</w:t>
-      </w:r>
-      <w:r>
-        <w:rPr>
-          <w:rFonts w:ascii="Times New Roman" w:eastAsia="KaiTi" w:hAnsi="Times New Roman" w:cs="Times New Roman" w:hint="eastAsia"/>
-          <w:spacing w:val="-4"/>
-          <w:sz w:val="20"/>
-          <w:szCs w:val="20"/>
-        </w:rPr>
-        <w:t>了一种基于</w:t>
-      </w:r>
-      <w:r>
-        <w:rPr>
-          <w:rFonts w:ascii="Times New Roman" w:eastAsia="KaiTi" w:hAnsi="Times New Roman" w:cs="Times New Roman"/>
-          <w:spacing w:val="-4"/>
-          <w:sz w:val="20"/>
-          <w:szCs w:val="20"/>
-        </w:rPr>
-        <w:t>种群伪梯度</w:t>
-      </w:r>
-      <w:r>
-        <w:rPr>
-          <w:rFonts w:ascii="Times New Roman" w:eastAsia="KaiTi" w:hAnsi="Times New Roman" w:cs="Times New Roman" w:hint="eastAsia"/>
-          <w:spacing w:val="-4"/>
-          <w:sz w:val="20"/>
-          <w:szCs w:val="20"/>
-        </w:rPr>
-        <w:t>的</w:t>
-      </w:r>
-      <w:r>
-        <w:rPr>
-          <w:rFonts w:ascii="Times New Roman" w:eastAsia="KaiTi" w:hAnsi="Times New Roman" w:cs="Times New Roman"/>
-          <w:spacing w:val="-4"/>
-          <w:sz w:val="20"/>
-          <w:szCs w:val="20"/>
-        </w:rPr>
-        <w:t>优化器</w:t>
-      </w:r>
-      <w:r>
-        <w:rPr>
-          <w:rFonts w:ascii="Times New Roman" w:eastAsia="KaiTi" w:hAnsi="Times New Roman" w:cs="Times New Roman" w:hint="eastAsia"/>
-          <w:spacing w:val="-4"/>
-          <w:sz w:val="20"/>
-          <w:szCs w:val="20"/>
-        </w:rPr>
-        <w:t>SAWG</w:t>
-      </w:r>
-      <w:r>
-        <w:rPr>
-          <w:rFonts w:ascii="Times New Roman" w:eastAsia="KaiTi" w:hAnsi="Times New Roman" w:cs="Times New Roman"/>
+        <w:t>本研究</w:t>
+      </w:r>
+      <w:r>
+        <w:rPr>
+          <w:rFonts w:ascii="Times New Roman" w:eastAsia="KaiTi" w:hAnsi="Times New Roman" w:cs="Times New Roman"/>
+          <w:spacing w:val="-4"/>
+          <w:sz w:val="20"/>
+          <w:szCs w:val="20"/>
+        </w:rPr>
+        <w:t>融合</w:t>
+      </w:r>
+      <w:r>
+        <w:rPr>
+          <w:rFonts w:ascii="Times New Roman" w:eastAsia="KaiTi" w:hAnsi="Times New Roman" w:cs="Times New Roman"/>
+          <w:spacing w:val="-4"/>
+          <w:sz w:val="20"/>
+          <w:szCs w:val="20"/>
+        </w:rPr>
+        <w:t xml:space="preserve"> Adam </w:t>
+      </w:r>
+      <w:r>
+        <w:rPr>
+          <w:rFonts w:ascii="Times New Roman" w:eastAsia="KaiTi" w:hAnsi="Times New Roman" w:cs="Times New Roman"/>
+          <w:spacing w:val="-4"/>
+          <w:sz w:val="20"/>
+          <w:szCs w:val="20"/>
+        </w:rPr>
+        <w:t>自适应梯度</w:t>
+      </w:r>
+      <w:r>
+        <w:rPr>
+          <w:rFonts w:ascii="Times New Roman" w:eastAsia="KaiTi" w:hAnsi="Times New Roman" w:cs="Times New Roman" w:hint="eastAsia"/>
+          <w:spacing w:val="-4"/>
+          <w:sz w:val="20"/>
+          <w:szCs w:val="20"/>
+        </w:rPr>
+        <w:t>以及</w:t>
+      </w:r>
+      <w:r>
+        <w:rPr>
+          <w:rFonts w:ascii="Times New Roman" w:eastAsia="KaiTi" w:hAnsi="Times New Roman" w:cs="Times New Roman"/>
+          <w:spacing w:val="-4"/>
+          <w:sz w:val="20"/>
+          <w:szCs w:val="20"/>
+        </w:rPr>
+        <w:t>动态学习率调度</w:t>
+      </w:r>
+      <w:r>
+        <w:rPr>
+          <w:rFonts w:ascii="Times New Roman" w:eastAsia="KaiTi" w:hAnsi="Times New Roman" w:cs="Times New Roman" w:hint="eastAsia"/>
+          <w:spacing w:val="-4"/>
+          <w:sz w:val="20"/>
+          <w:szCs w:val="20"/>
+        </w:rPr>
+        <w:t>改进传统的</w:t>
+      </w:r>
+      <w:r>
+        <w:rPr>
+          <w:rFonts w:ascii="Times New Roman" w:eastAsia="KaiTi" w:hAnsi="Times New Roman" w:cs="Times New Roman"/>
+          <w:spacing w:val="-4"/>
+          <w:sz w:val="20"/>
+          <w:szCs w:val="20"/>
+        </w:rPr>
+        <w:t>PGA</w:t>
+      </w:r>
+      <w:r>
+        <w:rPr>
+          <w:rFonts w:ascii="Times New Roman" w:eastAsia="KaiTi" w:hAnsi="Times New Roman" w:cs="Times New Roman" w:hint="eastAsia"/>
+          <w:spacing w:val="-4"/>
+          <w:sz w:val="20"/>
+          <w:szCs w:val="20"/>
+        </w:rPr>
+        <w:t>算法</w:t>
+      </w:r>
+      <w:r>
+        <w:rPr>
+          <w:rFonts w:ascii="Times New Roman" w:eastAsia="KaiTi" w:hAnsi="Times New Roman" w:cs="Times New Roman" w:hint="eastAsia"/>
           <w:spacing w:val="-4"/>
           <w:sz w:val="20"/>
           <w:szCs w:val="20"/>
@@ -3595,780 +4312,115 @@
           <w:sz w:val="20"/>
           <w:szCs w:val="20"/>
         </w:rPr>
-        <w:t>采用</w:t>
-      </w:r>
-      <w:r>
-        <w:rPr>
-          <w:rFonts w:ascii="Times New Roman" w:eastAsia="KaiTi" w:hAnsi="Times New Roman" w:cs="Times New Roman"/>
-          <w:spacing w:val="-4"/>
-          <w:sz w:val="20"/>
-          <w:szCs w:val="20"/>
-        </w:rPr>
-        <w:t>AdamW</w:t>
-      </w:r>
-      <w:r>
-        <w:rPr>
-          <w:rFonts w:ascii="Times New Roman" w:eastAsia="KaiTi" w:hAnsi="Times New Roman" w:cs="Times New Roman" w:hint="eastAsia"/>
-          <w:spacing w:val="-4"/>
-          <w:sz w:val="20"/>
-          <w:szCs w:val="20"/>
-        </w:rPr>
-        <w:t>形式的</w:t>
-      </w:r>
-      <w:r>
-        <w:rPr>
-          <w:rFonts w:ascii="Times New Roman" w:eastAsia="KaiTi" w:hAnsi="Times New Roman" w:cs="Times New Roman"/>
-          <w:spacing w:val="-4"/>
-          <w:sz w:val="20"/>
-          <w:szCs w:val="20"/>
-        </w:rPr>
-        <w:t>自适应更新</w:t>
-      </w:r>
-      <w:r>
-        <w:rPr>
-          <w:rFonts w:ascii="Times New Roman" w:eastAsia="KaiTi" w:hAnsi="Times New Roman" w:cs="Times New Roman" w:hint="eastAsia"/>
-          <w:spacing w:val="-4"/>
-          <w:sz w:val="20"/>
-          <w:szCs w:val="20"/>
-        </w:rPr>
-        <w:t>和</w:t>
-      </w:r>
-      <w:r>
-        <w:rPr>
-          <w:rFonts w:ascii="Times New Roman" w:eastAsia="KaiTi" w:hAnsi="Times New Roman" w:cs="Times New Roman"/>
-          <w:spacing w:val="-4"/>
-          <w:sz w:val="20"/>
-          <w:szCs w:val="20"/>
-        </w:rPr>
-        <w:t>滞后感知控制策略</w:t>
-      </w:r>
-      <w:r>
-        <w:rPr>
-          <w:rFonts w:ascii="Times New Roman" w:eastAsia="KaiTi" w:hAnsi="Times New Roman" w:cs="Times New Roman" w:hint="eastAsia"/>
-          <w:spacing w:val="-4"/>
-          <w:sz w:val="20"/>
-          <w:szCs w:val="20"/>
-        </w:rPr>
-        <w:t>。</w:t>
-      </w:r>
-      <w:r>
-        <w:rPr>
-          <w:rFonts w:ascii="Times New Roman" w:eastAsia="KaiTi" w:hAnsi="Times New Roman" w:cs="Times New Roman"/>
-          <w:spacing w:val="-4"/>
-          <w:sz w:val="20"/>
-          <w:szCs w:val="20"/>
-        </w:rPr>
-        <w:t>与一系列</w:t>
-      </w:r>
-      <w:r>
-        <w:rPr>
-          <w:rFonts w:ascii="Times New Roman" w:eastAsia="KaiTi" w:hAnsi="Times New Roman" w:cs="Times New Roman" w:hint="eastAsia"/>
-          <w:spacing w:val="-4"/>
-          <w:sz w:val="20"/>
-          <w:szCs w:val="20"/>
-        </w:rPr>
-        <w:t>最新</w:t>
-      </w:r>
-      <w:r>
-        <w:rPr>
-          <w:rFonts w:ascii="Times New Roman" w:eastAsia="KaiTi" w:hAnsi="Times New Roman" w:cs="Times New Roman"/>
-          <w:spacing w:val="-4"/>
-          <w:sz w:val="20"/>
-          <w:szCs w:val="20"/>
-        </w:rPr>
-        <w:t>的</w:t>
-      </w:r>
-      <w:r>
-        <w:rPr>
-          <w:rFonts w:ascii="Times New Roman" w:eastAsia="KaiTi" w:hAnsi="Times New Roman" w:cs="Times New Roman" w:hint="eastAsia"/>
-          <w:spacing w:val="-4"/>
-          <w:sz w:val="20"/>
-          <w:szCs w:val="20"/>
-        </w:rPr>
-        <w:t>优化器</w:t>
-      </w:r>
-      <w:r>
-        <w:rPr>
-          <w:rFonts w:ascii="Times New Roman" w:eastAsia="KaiTi" w:hAnsi="Times New Roman" w:cs="Times New Roman"/>
-          <w:spacing w:val="-4"/>
-          <w:sz w:val="20"/>
-          <w:szCs w:val="20"/>
-        </w:rPr>
-        <w:t>相比，</w:t>
-      </w:r>
-      <w:r>
-        <w:rPr>
-          <w:rFonts w:ascii="Times New Roman" w:eastAsia="KaiTi" w:hAnsi="Times New Roman" w:cs="Times New Roman"/>
-          <w:spacing w:val="-4"/>
-          <w:sz w:val="20"/>
-          <w:szCs w:val="20"/>
-        </w:rPr>
-        <w:t xml:space="preserve">SAWG </w:t>
-      </w:r>
-      <w:r>
-        <w:rPr>
-          <w:rFonts w:ascii="Times New Roman" w:eastAsia="KaiTi" w:hAnsi="Times New Roman" w:cs="Times New Roman"/>
-          <w:spacing w:val="-4"/>
-          <w:sz w:val="20"/>
-          <w:szCs w:val="20"/>
-        </w:rPr>
-        <w:t>在多个评估标准</w:t>
-      </w:r>
-      <w:r>
-        <w:rPr>
-          <w:rFonts w:ascii="Times New Roman" w:eastAsia="KaiTi" w:hAnsi="Times New Roman" w:cs="Times New Roman" w:hint="eastAsia"/>
-          <w:spacing w:val="-4"/>
-          <w:sz w:val="20"/>
-          <w:szCs w:val="20"/>
-        </w:rPr>
-        <w:t>种</w:t>
-      </w:r>
-      <w:r>
-        <w:rPr>
-          <w:rFonts w:ascii="Times New Roman" w:eastAsia="KaiTi" w:hAnsi="Times New Roman" w:cs="Times New Roman"/>
-          <w:spacing w:val="-4"/>
-          <w:sz w:val="20"/>
-          <w:szCs w:val="20"/>
-        </w:rPr>
-        <w:t>始终</w:t>
-      </w:r>
-      <w:r>
-        <w:rPr>
-          <w:rFonts w:ascii="Times New Roman" w:eastAsia="KaiTi" w:hAnsi="Times New Roman" w:cs="Times New Roman" w:hint="eastAsia"/>
-          <w:spacing w:val="-4"/>
-          <w:sz w:val="20"/>
-          <w:szCs w:val="20"/>
-        </w:rPr>
-        <w:t>具有</w:t>
-      </w:r>
-      <w:r>
-        <w:rPr>
-          <w:rFonts w:ascii="Times New Roman" w:eastAsia="KaiTi" w:hAnsi="Times New Roman" w:cs="Times New Roman" w:hint="eastAsia"/>
-          <w:spacing w:val="-4"/>
-          <w:sz w:val="20"/>
-          <w:szCs w:val="20"/>
-        </w:rPr>
-        <w:t>统计</w:t>
-      </w:r>
-      <w:r>
-        <w:rPr>
-          <w:rFonts w:ascii="Times New Roman" w:eastAsia="KaiTi" w:hAnsi="Times New Roman" w:cs="Times New Roman" w:hint="eastAsia"/>
-          <w:spacing w:val="-4"/>
-          <w:sz w:val="20"/>
-          <w:szCs w:val="20"/>
-        </w:rPr>
-        <w:t>显著性</w:t>
-      </w:r>
-      <w:r>
-        <w:rPr>
-          <w:rFonts w:ascii="Times New Roman" w:eastAsia="KaiTi" w:hAnsi="Times New Roman" w:cs="Times New Roman"/>
-          <w:spacing w:val="-4"/>
-          <w:sz w:val="20"/>
-          <w:szCs w:val="20"/>
-        </w:rPr>
-        <w:t>或</w:t>
-      </w:r>
-      <w:r>
-        <w:rPr>
-          <w:rFonts w:ascii="Times New Roman" w:eastAsia="KaiTi" w:hAnsi="Times New Roman" w:cs="Times New Roman" w:hint="eastAsia"/>
-          <w:spacing w:val="-4"/>
-          <w:sz w:val="20"/>
-          <w:szCs w:val="20"/>
-        </w:rPr>
-        <w:t>较强</w:t>
-      </w:r>
-      <w:r>
-        <w:rPr>
-          <w:rFonts w:ascii="Times New Roman" w:eastAsia="KaiTi" w:hAnsi="Times New Roman" w:cs="Times New Roman"/>
-          <w:spacing w:val="-4"/>
-          <w:sz w:val="20"/>
-          <w:szCs w:val="20"/>
-        </w:rPr>
-        <w:t>性能</w:t>
-      </w:r>
-      <w:r>
-        <w:rPr>
-          <w:rFonts w:ascii="Times New Roman" w:eastAsia="KaiTi" w:hAnsi="Times New Roman" w:cs="Times New Roman" w:hint="eastAsia"/>
-          <w:spacing w:val="-4"/>
-          <w:sz w:val="20"/>
-          <w:szCs w:val="20"/>
-        </w:rPr>
-        <w:t>，且</w:t>
-      </w:r>
-      <w:r>
-        <w:rPr>
-          <w:rFonts w:ascii="Times New Roman" w:eastAsia="KaiTi" w:hAnsi="Times New Roman" w:cs="Times New Roman"/>
-          <w:spacing w:val="-4"/>
-          <w:sz w:val="20"/>
-          <w:szCs w:val="20"/>
-        </w:rPr>
-        <w:t>在八个工程问题上</w:t>
-      </w:r>
-      <w:r>
-        <w:rPr>
-          <w:rFonts w:ascii="Times New Roman" w:eastAsia="KaiTi" w:hAnsi="Times New Roman" w:cs="Times New Roman" w:hint="eastAsia"/>
-          <w:spacing w:val="-4"/>
-          <w:sz w:val="20"/>
-          <w:szCs w:val="20"/>
-        </w:rPr>
-        <w:t>，该优化器提</w:t>
-      </w:r>
-      <w:r>
-        <w:rPr>
-          <w:rFonts w:ascii="Times New Roman" w:eastAsia="KaiTi" w:hAnsi="Times New Roman" w:cs="Times New Roman"/>
-          <w:spacing w:val="-4"/>
-          <w:sz w:val="20"/>
-          <w:szCs w:val="20"/>
-        </w:rPr>
-        <w:t>供了</w:t>
-      </w:r>
-      <w:r>
-        <w:rPr>
-          <w:rFonts w:ascii="Times New Roman" w:eastAsia="KaiTi" w:hAnsi="Times New Roman" w:cs="Times New Roman" w:hint="eastAsia"/>
-          <w:spacing w:val="-4"/>
-          <w:sz w:val="20"/>
-          <w:szCs w:val="20"/>
-        </w:rPr>
-        <w:t>优异且稳定</w:t>
-      </w:r>
-      <w:r>
-        <w:rPr>
-          <w:rFonts w:ascii="Times New Roman" w:eastAsia="KaiTi" w:hAnsi="Times New Roman" w:cs="Times New Roman"/>
-          <w:spacing w:val="-4"/>
-          <w:sz w:val="20"/>
-          <w:szCs w:val="20"/>
-        </w:rPr>
-        <w:t>的解决方案</w:t>
-      </w:r>
-      <w:r>
-        <w:rPr>
-          <w:rFonts w:ascii="Times New Roman" w:eastAsia="KaiTi" w:hAnsi="Times New Roman" w:cs="Times New Roman" w:hint="eastAsia"/>
-          <w:spacing w:val="-4"/>
-          <w:sz w:val="20"/>
-          <w:szCs w:val="20"/>
-        </w:rPr>
-        <w:t>。</w:t>
-      </w:r>
-    </w:p>
-    <w:p>
-      <w:pPr>
-        <w:spacing w:beforeLines="20" w:before="62" w:line="300" w:lineRule="exact"/>
-        <w:rPr>
-          <w:rFonts w:ascii="Times New Roman" w:eastAsia="KaiTi" w:hAnsi="Times New Roman" w:cs="Times New Roman"/>
-          <w:b/>
-          <w:bCs/>
-          <w:spacing w:val="-4"/>
-          <w:sz w:val="20"/>
-          <w:szCs w:val="20"/>
-        </w:rPr>
-      </w:pPr>
-      <w:r>
-        <w:rPr>
-          <w:rFonts w:ascii="Times New Roman" w:eastAsia="KaiTi" w:hAnsi="Times New Roman" w:cs="Times New Roman"/>
-          <w:b/>
-          <w:bCs/>
-          <w:spacing w:val="-4"/>
-          <w:sz w:val="20"/>
-          <w:szCs w:val="20"/>
-        </w:rPr>
-        <w:fldChar w:fldCharType="begin"/>
-      </w:r>
-      <w:r>
-        <w:rPr>
-          <w:rFonts w:ascii="Times New Roman" w:eastAsia="KaiTi" w:hAnsi="Times New Roman" w:cs="Times New Roman"/>
-          <w:b/>
-          <w:bCs/>
-          <w:spacing w:val="-4"/>
-          <w:sz w:val="20"/>
-          <w:szCs w:val="20"/>
-        </w:rPr>
-        <w:instrText xml:space="preserve"> </w:instrText>
-      </w:r>
-      <w:r>
-        <w:rPr>
-          <w:rFonts w:ascii="Times New Roman" w:eastAsia="KaiTi" w:hAnsi="Times New Roman" w:cs="Times New Roman" w:hint="eastAsia"/>
-          <w:b/>
-          <w:bCs/>
-          <w:spacing w:val="-4"/>
-          <w:sz w:val="20"/>
-          <w:szCs w:val="20"/>
-        </w:rPr>
-        <w:instrText>eq \o\ac(</w:instrText>
-      </w:r>
-      <w:r>
-        <w:rPr>
-          <w:rFonts w:ascii="KaiTi" w:eastAsia="KaiTi" w:hAnsi="Times New Roman" w:cs="Times New Roman" w:hint="eastAsia"/>
-          <w:b/>
-          <w:bCs/>
-          <w:spacing w:val="-4"/>
-          <w:sz w:val="20"/>
-          <w:szCs w:val="20"/>
-        </w:rPr>
-        <w:instrText>○</w:instrText>
-      </w:r>
-      <w:r>
-        <w:rPr>
-          <w:rFonts w:ascii="Times New Roman" w:eastAsia="KaiTi" w:hAnsi="Times New Roman" w:cs="Times New Roman" w:hint="eastAsia"/>
-          <w:b/>
-          <w:bCs/>
-          <w:spacing w:val="-4"/>
-          <w:sz w:val="20"/>
-          <w:szCs w:val="20"/>
-        </w:rPr>
-        <w:instrText>,3)</w:instrText>
-      </w:r>
-      <w:r>
-        <w:rPr>
-          <w:rFonts w:ascii="Times New Roman" w:eastAsia="KaiTi" w:hAnsi="Times New Roman" w:cs="Times New Roman"/>
-          <w:b/>
-          <w:bCs/>
-          <w:spacing w:val="-4"/>
-          <w:sz w:val="20"/>
-          <w:szCs w:val="20"/>
-        </w:rPr>
-        <w:fldChar w:fldCharType="end"/>
-      </w:r>
-      <w:r>
-        <w:rPr>
-          <w:rFonts w:ascii="Times New Roman" w:eastAsia="KaiTi" w:hAnsi="Times New Roman" w:cs="Times New Roman" w:hint="eastAsia"/>
-          <w:b/>
-          <w:bCs/>
-          <w:spacing w:val="-4"/>
-          <w:sz w:val="20"/>
-          <w:szCs w:val="20"/>
-        </w:rPr>
-        <w:t xml:space="preserve"> </w:t>
-      </w:r>
-      <w:r>
-        <w:rPr>
-          <w:rFonts w:ascii="Times New Roman" w:eastAsia="KaiTi" w:hAnsi="Times New Roman" w:cs="Times New Roman"/>
-          <w:b/>
-          <w:bCs/>
-          <w:spacing w:val="-4"/>
-          <w:sz w:val="20"/>
-          <w:szCs w:val="20"/>
-        </w:rPr>
-        <w:t>Xie, Y.</w:t>
-      </w:r>
-      <w:r>
-        <w:rPr>
-          <w:rFonts w:ascii="Times New Roman" w:eastAsia="KaiTi" w:hAnsi="Times New Roman" w:cs="Times New Roman"/>
-          <w:spacing w:val="-4"/>
-          <w:sz w:val="20"/>
-          <w:szCs w:val="20"/>
-        </w:rPr>
-        <w:t xml:space="preserve">; Li, W.; Qin, B.; Xu, K.; Gao, S. Fractional-Order Memory and Elite-Center-Guided Sine–Cosine Optimization for Feature Selection. Fractal Fract. 2026, 10, 526. </w:t>
-      </w:r>
-      <w:hyperlink r:id="rId14" w:history="1">
-        <w:r>
-          <w:rPr>
-            <w:rStyle w:val="ab"/>
-            <w:rFonts w:ascii="Times New Roman" w:eastAsia="KaiTi" w:hAnsi="Times New Roman" w:cs="Times New Roman"/>
-            <w:b/>
-            <w:bCs/>
-            <w:spacing w:val="-4"/>
-            <w:sz w:val="20"/>
-            <w:szCs w:val="20"/>
-          </w:rPr>
-          <w:t>https://doi.org/10.3390/fractalfract10080526</w:t>
-        </w:r>
-      </w:hyperlink>
-      <w:r>
-        <w:rPr>
-          <w:rFonts w:ascii="Times New Roman" w:eastAsia="KaiTi" w:hAnsi="Times New Roman" w:cs="Times New Roman" w:hint="eastAsia"/>
-          <w:b/>
-          <w:bCs/>
-          <w:spacing w:val="-4"/>
-          <w:sz w:val="20"/>
-          <w:szCs w:val="20"/>
-        </w:rPr>
-        <w:t xml:space="preserve"> </w:t>
-      </w:r>
-      <w:r>
-        <w:rPr>
-          <w:rFonts w:ascii="Times New Roman" w:eastAsia="KaiTi" w:hAnsi="Times New Roman" w:cs="Times New Roman"/>
-          <w:b/>
-          <w:bCs/>
-          <w:spacing w:val="-4"/>
-          <w:sz w:val="20"/>
-          <w:szCs w:val="20"/>
-        </w:rPr>
-        <w:tab/>
-      </w:r>
-      <w:r>
-        <w:rPr>
-          <w:rFonts w:ascii="Times New Roman" w:eastAsia="KaiTi" w:hAnsi="Times New Roman" w:cs="Times New Roman"/>
-          <w:b/>
-          <w:bCs/>
-          <w:spacing w:val="-4"/>
-          <w:sz w:val="20"/>
-          <w:szCs w:val="20"/>
-        </w:rPr>
-        <w:tab/>
-      </w:r>
-      <w:r>
-        <w:rPr>
-          <w:rFonts w:ascii="Times New Roman" w:eastAsia="KaiTi" w:hAnsi="Times New Roman" w:cs="Times New Roman"/>
-          <w:b/>
-          <w:bCs/>
-          <w:spacing w:val="-4"/>
-          <w:sz w:val="20"/>
-          <w:szCs w:val="20"/>
-        </w:rPr>
-        <w:tab/>
-      </w:r>
-      <w:r>
-        <w:rPr>
-          <w:rFonts w:ascii="Times New Roman" w:eastAsia="KaiTi" w:hAnsi="Times New Roman" w:cs="Times New Roman"/>
-          <w:b/>
-          <w:bCs/>
-          <w:spacing w:val="-4"/>
-          <w:sz w:val="20"/>
-          <w:szCs w:val="20"/>
-        </w:rPr>
-        <w:tab/>
-      </w:r>
-      <w:r>
-        <w:rPr>
-          <w:rFonts w:ascii="Times New Roman" w:eastAsia="KaiTi" w:hAnsi="Times New Roman" w:cs="Times New Roman"/>
-          <w:b/>
-          <w:bCs/>
-          <w:spacing w:val="-4"/>
-          <w:sz w:val="20"/>
-          <w:szCs w:val="20"/>
-        </w:rPr>
-        <w:tab/>
-      </w:r>
-      <w:r>
-        <w:rPr>
-          <w:rFonts w:ascii="Times New Roman" w:eastAsia="KaiTi" w:hAnsi="Times New Roman" w:cs="Times New Roman"/>
-          <w:b/>
-          <w:bCs/>
-          <w:spacing w:val="-4"/>
-          <w:sz w:val="20"/>
-          <w:szCs w:val="20"/>
-        </w:rPr>
-        <w:tab/>
-      </w:r>
-      <w:r>
-        <w:rPr>
-          <w:rFonts w:ascii="Times New Roman" w:eastAsia="KaiTi" w:hAnsi="Times New Roman" w:cs="Times New Roman"/>
-          <w:b/>
-          <w:bCs/>
-          <w:spacing w:val="-4"/>
-          <w:sz w:val="20"/>
-          <w:szCs w:val="20"/>
-        </w:rPr>
-        <w:tab/>
-      </w:r>
-      <w:r>
-        <w:rPr>
-          <w:rFonts w:ascii="Times New Roman" w:eastAsia="KaiTi" w:hAnsi="Times New Roman" w:cs="Times New Roman" w:hint="eastAsia"/>
-          <w:b/>
-          <w:bCs/>
-          <w:spacing w:val="-4"/>
-          <w:sz w:val="20"/>
-          <w:szCs w:val="20"/>
-        </w:rPr>
-        <w:t xml:space="preserve"> </w:t>
-      </w:r>
-      <w:r>
-        <w:rPr>
-          <w:rFonts w:ascii="Times New Roman" w:eastAsia="KaiTi" w:hAnsi="Times New Roman" w:cs="Times New Roman" w:hint="eastAsia"/>
-          <w:b/>
-          <w:bCs/>
-          <w:spacing w:val="-4"/>
-          <w:sz w:val="20"/>
-          <w:szCs w:val="20"/>
-        </w:rPr>
-        <w:t xml:space="preserve">  </w:t>
-      </w:r>
-      <w:r>
-        <w:rPr>
-          <w:rFonts w:ascii="Times New Roman" w:eastAsia="KaiTi" w:hAnsi="Times New Roman" w:cs="Times New Roman" w:hint="eastAsia"/>
-          <w:b/>
-          <w:bCs/>
-          <w:spacing w:val="-4"/>
-          <w:sz w:val="20"/>
-          <w:szCs w:val="20"/>
-        </w:rPr>
-        <w:t xml:space="preserve"> </w:t>
-      </w:r>
-      <w:r>
-        <w:rPr>
-          <w:rFonts w:ascii="Times New Roman" w:eastAsia="KaiTi" w:hAnsi="Times New Roman" w:cs="Times New Roman"/>
-          <w:b/>
-          <w:bCs/>
-          <w:spacing w:val="-4"/>
-          <w:sz w:val="20"/>
-          <w:szCs w:val="20"/>
-        </w:rPr>
-        <w:t>—</w:t>
-      </w:r>
-      <w:r>
-        <w:rPr>
-          <w:rFonts w:ascii="Times New Roman" w:eastAsia="KaiTi" w:hAnsi="Times New Roman" w:cs="Times New Roman" w:hint="eastAsia"/>
-          <w:b/>
-          <w:bCs/>
-          <w:spacing w:val="-4"/>
-          <w:sz w:val="20"/>
-          <w:szCs w:val="20"/>
-        </w:rPr>
-        <w:t xml:space="preserve"> </w:t>
-      </w:r>
-      <w:r>
-        <w:rPr>
-          <w:rFonts w:ascii="Times New Roman" w:eastAsia="KaiTi" w:hAnsi="Times New Roman" w:cs="Times New Roman" w:hint="eastAsia"/>
-          <w:b/>
-          <w:bCs/>
-          <w:spacing w:val="-4"/>
-          <w:sz w:val="20"/>
-          <w:szCs w:val="20"/>
-        </w:rPr>
-        <w:t>SC</w:t>
-      </w:r>
-      <w:r>
-        <w:rPr>
-          <w:rFonts w:ascii="Times New Roman" w:eastAsia="KaiTi" w:hAnsi="Times New Roman" w:cs="Times New Roman" w:hint="eastAsia"/>
-          <w:b/>
-          <w:bCs/>
-          <w:spacing w:val="-4"/>
-          <w:sz w:val="20"/>
-          <w:szCs w:val="20"/>
-        </w:rPr>
-        <w:t>I</w:t>
-      </w:r>
-      <w:r>
-        <w:rPr>
-          <w:rFonts w:ascii="Times New Roman" w:eastAsia="KaiTi" w:hAnsi="Times New Roman" w:cs="Times New Roman" w:hint="eastAsia"/>
-          <w:b/>
-          <w:bCs/>
-          <w:spacing w:val="-4"/>
-          <w:sz w:val="20"/>
-          <w:szCs w:val="20"/>
-        </w:rPr>
-        <w:t xml:space="preserve"> </w:t>
-      </w:r>
-      <w:r>
-        <w:rPr>
-          <w:rFonts w:ascii="Times New Roman" w:eastAsia="KaiTi" w:hAnsi="Times New Roman" w:cs="Times New Roman" w:hint="eastAsia"/>
-          <w:b/>
-          <w:bCs/>
-          <w:spacing w:val="-4"/>
-          <w:sz w:val="20"/>
-          <w:szCs w:val="20"/>
-        </w:rPr>
-        <w:t>2</w:t>
-      </w:r>
-      <w:r>
-        <w:rPr>
-          <w:rFonts w:ascii="Times New Roman" w:eastAsia="KaiTi" w:hAnsi="Times New Roman" w:cs="Times New Roman" w:hint="eastAsia"/>
-          <w:b/>
-          <w:bCs/>
-          <w:spacing w:val="-4"/>
-          <w:sz w:val="20"/>
-          <w:szCs w:val="20"/>
-        </w:rPr>
-        <w:t>区</w:t>
-      </w:r>
-      <w:r>
-        <w:rPr>
-          <w:rFonts w:ascii="Times New Roman" w:eastAsia="KaiTi" w:hAnsi="Times New Roman" w:cs="Times New Roman" w:hint="eastAsia"/>
-          <w:b/>
-          <w:bCs/>
-          <w:spacing w:val="-4"/>
-          <w:sz w:val="20"/>
-          <w:szCs w:val="20"/>
-        </w:rPr>
-        <w:t>一作</w:t>
-      </w:r>
-      <w:r>
-        <w:rPr>
-          <w:rFonts w:ascii="Times New Roman" w:eastAsia="KaiTi" w:hAnsi="Times New Roman" w:cs="Times New Roman" w:hint="eastAsia"/>
-          <w:b/>
-          <w:bCs/>
-          <w:spacing w:val="-4"/>
-          <w:sz w:val="20"/>
-          <w:szCs w:val="20"/>
-        </w:rPr>
-        <w:t xml:space="preserve"> </w:t>
-      </w:r>
-      <w:r>
-        <w:rPr>
-          <w:rFonts w:ascii="Times New Roman" w:eastAsia="KaiTi" w:hAnsi="Times New Roman" w:cs="Times New Roman" w:hint="eastAsia"/>
-          <w:b/>
-          <w:bCs/>
-          <w:spacing w:val="-4"/>
-          <w:sz w:val="20"/>
-          <w:szCs w:val="20"/>
-        </w:rPr>
-        <w:t>|</w:t>
-      </w:r>
-      <w:r>
-        <w:rPr>
-          <w:rFonts w:ascii="Times New Roman" w:eastAsia="KaiTi" w:hAnsi="Times New Roman" w:cs="Times New Roman" w:hint="eastAsia"/>
-          <w:b/>
-          <w:bCs/>
-          <w:spacing w:val="-4"/>
-          <w:sz w:val="20"/>
-          <w:szCs w:val="20"/>
-        </w:rPr>
-        <w:t xml:space="preserve"> </w:t>
-      </w:r>
-      <w:r>
-        <w:rPr>
-          <w:rFonts w:ascii="Times New Roman" w:eastAsia="KaiTi" w:hAnsi="Times New Roman" w:cs="Times New Roman"/>
-          <w:b/>
-          <w:bCs/>
-          <w:spacing w:val="-4"/>
-          <w:sz w:val="20"/>
-          <w:szCs w:val="20"/>
-        </w:rPr>
-        <w:t xml:space="preserve">JCR </w:t>
-      </w:r>
-      <w:r>
-        <w:rPr>
-          <w:rFonts w:ascii="Times New Roman" w:eastAsia="KaiTi" w:hAnsi="Times New Roman" w:cs="Times New Roman"/>
-          <w:b/>
-          <w:bCs/>
-          <w:spacing w:val="-4"/>
-          <w:sz w:val="20"/>
-          <w:szCs w:val="20"/>
-        </w:rPr>
-        <w:t>–</w:t>
-      </w:r>
-      <w:r>
-        <w:rPr>
-          <w:rFonts w:ascii="Times New Roman" w:eastAsia="KaiTi" w:hAnsi="Times New Roman" w:cs="Times New Roman"/>
-          <w:b/>
-          <w:bCs/>
-          <w:spacing w:val="-4"/>
-          <w:sz w:val="20"/>
-          <w:szCs w:val="20"/>
-        </w:rPr>
-        <w:t xml:space="preserve"> Q</w:t>
-      </w:r>
-      <w:r>
-        <w:rPr>
-          <w:rFonts w:ascii="Times New Roman" w:eastAsia="KaiTi" w:hAnsi="Times New Roman" w:cs="Times New Roman" w:hint="eastAsia"/>
-          <w:b/>
-          <w:bCs/>
-          <w:spacing w:val="-4"/>
-          <w:sz w:val="20"/>
-          <w:szCs w:val="20"/>
-        </w:rPr>
-        <w:t>1</w:t>
-      </w:r>
-    </w:p>
-    <w:p>
-      <w:pPr>
-        <w:spacing w:line="320" w:lineRule="exact"/>
-        <w:ind w:firstLineChars="200" w:firstLine="384"/>
-        <w:rPr>
-          <w:rFonts w:ascii="Times New Roman" w:eastAsia="KaiTi" w:hAnsi="Times New Roman" w:cs="Times New Roman"/>
-          <w:spacing w:val="-4"/>
-          <w:sz w:val="20"/>
-          <w:szCs w:val="20"/>
-        </w:rPr>
-      </w:pPr>
-      <w:r>
-        <w:rPr>
-          <w:rFonts w:ascii="Times New Roman" w:eastAsia="KaiTi" w:hAnsi="Times New Roman" w:cs="Times New Roman"/>
-          <w:spacing w:val="-4"/>
-          <w:sz w:val="20"/>
-          <w:szCs w:val="20"/>
-        </w:rPr>
-        <w:t>本研究提出了一种面向包装式特征选择的分数阶精英记忆正余弦优化算法</w:t>
-      </w:r>
-      <w:r>
-        <w:rPr>
-          <w:rFonts w:ascii="Times New Roman" w:eastAsia="KaiTi" w:hAnsi="Times New Roman" w:cs="Times New Roman" w:hint="eastAsia"/>
-          <w:spacing w:val="-4"/>
-          <w:sz w:val="20"/>
-          <w:szCs w:val="20"/>
-        </w:rPr>
-        <w:t>(</w:t>
-      </w:r>
-      <w:r>
-        <w:rPr>
-          <w:rFonts w:ascii="Times New Roman" w:eastAsia="KaiTi" w:hAnsi="Times New Roman" w:cs="Times New Roman"/>
-          <w:spacing w:val="-4"/>
-          <w:sz w:val="20"/>
-          <w:szCs w:val="20"/>
-        </w:rPr>
-        <w:t>FOSCA</w:t>
-      </w:r>
-      <w:r>
-        <w:rPr>
-          <w:rFonts w:ascii="Times New Roman" w:eastAsia="KaiTi" w:hAnsi="Times New Roman" w:cs="Times New Roman" w:hint="eastAsia"/>
-          <w:spacing w:val="-4"/>
-          <w:sz w:val="20"/>
-          <w:szCs w:val="20"/>
-        </w:rPr>
-        <w:t>)</w:t>
-      </w:r>
-      <w:r>
-        <w:rPr>
-          <w:rFonts w:ascii="Times New Roman" w:eastAsia="KaiTi" w:hAnsi="Times New Roman" w:cs="Times New Roman"/>
-          <w:spacing w:val="-4"/>
-          <w:sz w:val="20"/>
-          <w:szCs w:val="20"/>
-        </w:rPr>
-        <w:t>。该算法引入分数阶短期记忆重构机制和</w:t>
-      </w:r>
-      <w:r>
-        <w:rPr>
-          <w:rFonts w:ascii="Times New Roman" w:eastAsia="KaiTi" w:hAnsi="Times New Roman" w:cs="Times New Roman" w:hint="eastAsia"/>
-          <w:spacing w:val="-4"/>
-          <w:sz w:val="20"/>
-          <w:szCs w:val="20"/>
-        </w:rPr>
-        <w:t>动态</w:t>
-      </w:r>
-      <w:r>
-        <w:rPr>
-          <w:rFonts w:ascii="Times New Roman" w:eastAsia="KaiTi" w:hAnsi="Times New Roman" w:cs="Times New Roman" w:hint="eastAsia"/>
-          <w:spacing w:val="-4"/>
-          <w:sz w:val="20"/>
-          <w:szCs w:val="20"/>
-        </w:rPr>
-        <w:t>精英</w:t>
-      </w:r>
-      <w:r>
-        <w:rPr>
-          <w:rFonts w:ascii="Times New Roman" w:eastAsia="KaiTi" w:hAnsi="Times New Roman" w:cs="Times New Roman"/>
-          <w:spacing w:val="-4"/>
-          <w:sz w:val="20"/>
-          <w:szCs w:val="20"/>
-        </w:rPr>
-        <w:t>引导策略，从而缓解由</w:t>
-      </w:r>
-      <w:r>
-        <w:rPr>
-          <w:rFonts w:ascii="Times New Roman" w:eastAsia="KaiTi" w:hAnsi="Times New Roman" w:cs="Times New Roman"/>
-          <w:spacing w:val="-4"/>
-          <w:sz w:val="20"/>
-          <w:szCs w:val="20"/>
-        </w:rPr>
-        <w:t xml:space="preserve"> NP-hard </w:t>
-      </w:r>
-      <w:r>
-        <w:rPr>
-          <w:rFonts w:ascii="Times New Roman" w:eastAsia="KaiTi" w:hAnsi="Times New Roman" w:cs="Times New Roman"/>
-          <w:spacing w:val="-4"/>
-          <w:sz w:val="20"/>
-          <w:szCs w:val="20"/>
-        </w:rPr>
-        <w:t>组合搜索空间带来的优化困难。</w:t>
-      </w:r>
-      <w:r>
-        <w:rPr>
-          <w:rFonts w:ascii="Times New Roman" w:eastAsia="KaiTi" w:hAnsi="Times New Roman" w:cs="Times New Roman"/>
-          <w:spacing w:val="-4"/>
-          <w:sz w:val="20"/>
-          <w:szCs w:val="20"/>
-        </w:rPr>
-        <w:t>实验结果表明</w:t>
+        <w:t>实验</w:t>
+      </w:r>
+      <w:r>
+        <w:rPr>
+          <w:rFonts w:ascii="Times New Roman" w:eastAsia="KaiTi" w:hAnsi="Times New Roman" w:cs="Times New Roman" w:hint="eastAsia"/>
+          <w:spacing w:val="-4"/>
+          <w:sz w:val="20"/>
+          <w:szCs w:val="20"/>
+        </w:rPr>
+        <w:t>表明</w:t>
+      </w:r>
+      <w:r>
+        <w:rPr>
+          <w:rFonts w:ascii="Times New Roman" w:eastAsia="KaiTi" w:hAnsi="Times New Roman" w:cs="Times New Roman"/>
+          <w:spacing w:val="-4"/>
+          <w:sz w:val="20"/>
+          <w:szCs w:val="20"/>
+        </w:rPr>
+        <w:t>在</w:t>
+      </w:r>
+      <w:r>
+        <w:rPr>
+          <w:rFonts w:ascii="Times New Roman" w:eastAsia="KaiTi" w:hAnsi="Times New Roman" w:cs="Times New Roman"/>
+          <w:spacing w:val="-4"/>
+          <w:sz w:val="20"/>
+          <w:szCs w:val="20"/>
+        </w:rPr>
+        <w:t>CEC</w:t>
+      </w:r>
+      <w:r>
+        <w:rPr>
+          <w:rFonts w:ascii="Times New Roman" w:eastAsia="KaiTi" w:hAnsi="Times New Roman" w:cs="Times New Roman" w:hint="eastAsia"/>
+          <w:spacing w:val="-4"/>
+          <w:sz w:val="20"/>
+          <w:szCs w:val="20"/>
+        </w:rPr>
+        <w:t>测试集</w:t>
+      </w:r>
+      <w:r>
+        <w:rPr>
+          <w:rFonts w:ascii="Times New Roman" w:eastAsia="KaiTi" w:hAnsi="Times New Roman" w:cs="Times New Roman" w:hint="eastAsia"/>
+          <w:spacing w:val="-4"/>
+          <w:sz w:val="20"/>
+          <w:szCs w:val="20"/>
+        </w:rPr>
+        <w:t>中</w:t>
+      </w:r>
+      <w:r>
+        <w:rPr>
+          <w:rFonts w:ascii="Times New Roman" w:eastAsia="KaiTi" w:hAnsi="Times New Roman" w:cs="Times New Roman" w:hint="eastAsia"/>
+          <w:spacing w:val="-4"/>
+          <w:sz w:val="20"/>
+          <w:szCs w:val="20"/>
+        </w:rPr>
+        <w:t>，本算法在</w:t>
+      </w:r>
+      <w:r>
+        <w:rPr>
+          <w:rFonts w:ascii="Times New Roman" w:eastAsia="KaiTi" w:hAnsi="Times New Roman" w:cs="Times New Roman"/>
+          <w:spacing w:val="-4"/>
+          <w:sz w:val="20"/>
+          <w:szCs w:val="20"/>
+        </w:rPr>
+        <w:t>精度、收敛性、稳定性等维度评估</w:t>
+      </w:r>
+      <w:r>
+        <w:rPr>
+          <w:rFonts w:ascii="Times New Roman" w:eastAsia="KaiTi" w:hAnsi="Times New Roman" w:cs="Times New Roman" w:hint="eastAsia"/>
+          <w:spacing w:val="-4"/>
+          <w:sz w:val="20"/>
+          <w:szCs w:val="20"/>
+        </w:rPr>
+        <w:t>中取得优异的性能，</w:t>
+      </w:r>
+      <w:r>
+        <w:rPr>
+          <w:rFonts w:ascii="Times New Roman" w:eastAsia="KaiTi" w:hAnsi="Times New Roman" w:cs="Times New Roman" w:hint="eastAsia"/>
+          <w:spacing w:val="-4"/>
+          <w:sz w:val="20"/>
+          <w:szCs w:val="20"/>
+        </w:rPr>
+        <w:t>相较于</w:t>
+      </w:r>
+      <w:r>
+        <w:rPr>
+          <w:rFonts w:ascii="Times New Roman" w:eastAsia="KaiTi" w:hAnsi="Times New Roman" w:cs="Times New Roman" w:hint="eastAsia"/>
+          <w:spacing w:val="-4"/>
+          <w:sz w:val="20"/>
+          <w:szCs w:val="20"/>
+        </w:rPr>
+        <w:t>11</w:t>
+      </w:r>
+      <w:r>
+        <w:rPr>
+          <w:rFonts w:ascii="Times New Roman" w:eastAsia="KaiTi" w:hAnsi="Times New Roman" w:cs="Times New Roman" w:hint="eastAsia"/>
+          <w:spacing w:val="-4"/>
+          <w:sz w:val="20"/>
+          <w:szCs w:val="20"/>
+        </w:rPr>
+        <w:t>个对比算法</w:t>
+      </w:r>
+      <w:r>
+        <w:rPr>
+          <w:rFonts w:ascii="Times New Roman" w:eastAsia="KaiTi" w:hAnsi="Times New Roman" w:cs="Times New Roman"/>
+          <w:spacing w:val="-4"/>
+          <w:sz w:val="20"/>
+          <w:szCs w:val="20"/>
+        </w:rPr>
+        <w:t>综合排名第一</w:t>
       </w:r>
       <w:r>
         <w:rPr>
@@ -4381,97 +4433,43 @@
       </w:r>
       <w:r>
         <w:rPr>
-          <w:rFonts w:ascii="Times New Roman" w:eastAsia="KaiTi" w:hAnsi="Times New Roman" w:cs="Times New Roman"/>
-          <w:spacing w:val="-4"/>
-          <w:sz w:val="20"/>
-          <w:szCs w:val="20"/>
-        </w:rPr>
-        <w:t>FOSCA</w:t>
-      </w:r>
-      <w:r>
-        <w:rPr>
-          <w:rFonts w:ascii="Times New Roman" w:eastAsia="KaiTi" w:hAnsi="Times New Roman" w:cs="Times New Roman"/>
-          <w:spacing w:val="-4"/>
-          <w:sz w:val="20"/>
-          <w:szCs w:val="20"/>
-        </w:rPr>
-        <w:t>在包装式特征选择任务中</w:t>
-      </w:r>
-      <w:r>
-        <w:rPr>
-          <w:rFonts w:ascii="Times New Roman" w:eastAsia="KaiTi" w:hAnsi="Times New Roman" w:cs="Times New Roman" w:hint="eastAsia"/>
-          <w:spacing w:val="-4"/>
-          <w:sz w:val="20"/>
-          <w:szCs w:val="20"/>
-        </w:rPr>
-        <w:t>具有较强</w:t>
-      </w:r>
-      <w:r>
-        <w:rPr>
-          <w:rFonts w:ascii="Times New Roman" w:eastAsia="KaiTi" w:hAnsi="Times New Roman" w:cs="Times New Roman"/>
-          <w:spacing w:val="-4"/>
-          <w:sz w:val="20"/>
-          <w:szCs w:val="20"/>
-        </w:rPr>
-        <w:t>的搜索能力</w:t>
-      </w:r>
-      <w:r>
-        <w:rPr>
-          <w:rFonts w:ascii="Times New Roman" w:eastAsia="KaiTi" w:hAnsi="Times New Roman" w:cs="Times New Roman"/>
-          <w:spacing w:val="-4"/>
-          <w:sz w:val="20"/>
-          <w:szCs w:val="20"/>
-        </w:rPr>
-        <w:t>以及收敛稳定性</w:t>
-      </w:r>
-      <w:r>
-        <w:rPr>
-          <w:rFonts w:ascii="Times New Roman" w:eastAsia="KaiTi" w:hAnsi="Times New Roman" w:cs="Times New Roman" w:hint="eastAsia"/>
-          <w:spacing w:val="-4"/>
-          <w:sz w:val="20"/>
-          <w:szCs w:val="20"/>
-        </w:rPr>
-        <w:t>。同时，</w:t>
-      </w:r>
-      <w:r>
-        <w:rPr>
-          <w:rFonts w:ascii="Times New Roman" w:eastAsia="KaiTi" w:hAnsi="Times New Roman" w:cs="Times New Roman" w:hint="eastAsia"/>
-          <w:spacing w:val="-4"/>
-          <w:sz w:val="20"/>
-          <w:szCs w:val="20"/>
-        </w:rPr>
-        <w:t>FOSCA</w:t>
-      </w:r>
-      <w:r>
-        <w:rPr>
-          <w:rFonts w:ascii="Times New Roman" w:eastAsia="KaiTi" w:hAnsi="Times New Roman" w:cs="Times New Roman"/>
-          <w:spacing w:val="-4"/>
-          <w:sz w:val="20"/>
-          <w:szCs w:val="20"/>
-        </w:rPr>
-        <w:t>在分类性能指标、优化效果、统计显著性以及性能</w:t>
-      </w:r>
-      <w:r>
-        <w:rPr>
-          <w:rFonts w:ascii="Times New Roman" w:eastAsia="KaiTi" w:hAnsi="Times New Roman" w:cs="Times New Roman"/>
-          <w:spacing w:val="-4"/>
-          <w:sz w:val="20"/>
-          <w:szCs w:val="20"/>
-        </w:rPr>
-        <w:t>–</w:t>
-      </w:r>
-      <w:r>
-        <w:rPr>
-          <w:rFonts w:ascii="Times New Roman" w:eastAsia="KaiTi" w:hAnsi="Times New Roman" w:cs="Times New Roman"/>
-          <w:spacing w:val="-4"/>
-          <w:sz w:val="20"/>
-          <w:szCs w:val="20"/>
-        </w:rPr>
-        <w:t>稀疏性权衡方面均展现出较强的竞争力</w:t>
-      </w:r>
-      <w:r>
-        <w:rPr>
-          <w:rFonts w:ascii="Times New Roman" w:eastAsia="KaiTi" w:hAnsi="Times New Roman" w:cs="Times New Roman"/>
+          <w:rFonts w:ascii="Times New Roman" w:eastAsia="KaiTi" w:hAnsi="Times New Roman" w:cs="Times New Roman" w:hint="eastAsia"/>
+          <w:spacing w:val="-4"/>
+          <w:sz w:val="20"/>
+          <w:szCs w:val="20"/>
+        </w:rPr>
+        <w:t>同时</w:t>
+      </w:r>
+      <w:r>
+        <w:rPr>
+          <w:rFonts w:ascii="Times New Roman" w:eastAsia="KaiTi" w:hAnsi="Times New Roman" w:cs="Times New Roman"/>
+          <w:spacing w:val="-4"/>
+          <w:sz w:val="20"/>
+          <w:szCs w:val="20"/>
+        </w:rPr>
+        <w:t>在</w:t>
+      </w:r>
+      <w:r>
+        <w:rPr>
+          <w:rFonts w:ascii="Times New Roman" w:eastAsia="KaiTi" w:hAnsi="Times New Roman" w:cs="Times New Roman" w:hint="eastAsia"/>
+          <w:spacing w:val="-4"/>
+          <w:sz w:val="20"/>
+          <w:szCs w:val="20"/>
+        </w:rPr>
+        <w:t>多个工程</w:t>
+      </w:r>
+      <w:r>
+        <w:rPr>
+          <w:rFonts w:ascii="Times New Roman" w:eastAsia="KaiTi" w:hAnsi="Times New Roman" w:cs="Times New Roman"/>
+          <w:spacing w:val="-4"/>
+          <w:sz w:val="20"/>
+          <w:szCs w:val="20"/>
+        </w:rPr>
+        <w:t>数值优化问题中保持了较强的竞争力</w:t>
+      </w:r>
+      <w:r>
+        <w:rPr>
+          <w:rFonts w:ascii="Times New Roman" w:eastAsia="KaiTi" w:hAnsi="Times New Roman" w:cs="Times New Roman" w:hint="eastAsia"/>
           <w:spacing w:val="-4"/>
           <w:sz w:val="20"/>
           <w:szCs w:val="20"/>
@@ -5569,7 +5567,7 @@
       <w:r>
         <w:t>链接：</w:t>
       </w:r>
-      <w:hyperlink r:id="rId15" w:history="1">
+      <w:hyperlink r:id="rId12" w:history="1">
         <w:r>
           <w:rPr>
             <w:rStyle w:val="ab"/>
@@ -8972,10 +8970,6 @@
 </file>
 
 <file path=customXml/item1.xml><?xml version="1.0" encoding="utf-8"?>
-<b:Sources xmlns:b="http://schemas.openxmlformats.org/officeDocument/2006/bibliography" xmlns="http://schemas.openxmlformats.org/officeDocument/2006/bibliography" SelectedStyle="\APASixthEditionOfficeOnline.xsl" StyleName="APA" Version="6"/>
-</file>
-
-<file path=customXml/item2.xml><?xml version="1.0" encoding="utf-8"?>
 <s:customData xmlns="http://www.wps.cn/officeDocument/2013/wpsCustomData" xmlns:s="http://www.wps.cn/officeDocument/2013/wpsCustomData">
   <customSectProps/>
   <customShpExts>
@@ -8984,18 +8978,22 @@
 </s:customData>
 </file>
 
+<file path=customXml/item2.xml><?xml version="1.0" encoding="utf-8"?>
+<b:Sources xmlns:b="http://schemas.openxmlformats.org/officeDocument/2006/bibliography" xmlns="http://schemas.openxmlformats.org/officeDocument/2006/bibliography" SelectedStyle="\APASixthEditionOfficeOnline.xsl" StyleName="APA" Version="6"/>
+</file>
+
 <file path=customXml/itemProps1.xml><?xml version="1.0" encoding="utf-8"?>
+<ds:datastoreItem xmlns:ds="http://schemas.openxmlformats.org/officeDocument/2006/customXml" ds:itemID="{B1977F7D-205B-4081-913C-38D41E755F92}">
+  <ds:schemaRefs>
+    <ds:schemaRef ds:uri="http://www.wps.cn/officeDocument/2013/wpsCustomData"/>
+  </ds:schemaRefs>
+</ds:datastoreItem>
+</file>
+
+<file path=customXml/itemProps2.xml><?xml version="1.0" encoding="utf-8"?>
 <ds:datastoreItem xmlns:ds="http://schemas.openxmlformats.org/officeDocument/2006/customXml" ds:itemID="{FE1687BF-DFA8-43A9-8425-D6A1F110B51C}">
   <ds:schemaRefs>
     <ds:schemaRef ds:uri="http://schemas.openxmlformats.org/officeDocument/2006/bibliography"/>
   </ds:schemaRefs>
 </ds:datastoreItem>
-</file>
-
-<file path=customXml/itemProps2.xml><?xml version="1.0" encoding="utf-8"?>
-<ds:datastoreItem xmlns:ds="http://schemas.openxmlformats.org/officeDocument/2006/customXml" ds:itemID="{B1977F7D-205B-4081-913C-38D41E755F92}">
-  <ds:schemaRefs>
-    <ds:schemaRef ds:uri="http://www.wps.cn/officeDocument/2013/wpsCustomData"/>
-  </ds:schemaRefs>
-</ds:datastoreItem>
 </file>